--- a/internal_doc/03.开发设计/Story-LobRandomWrite.docx
+++ b/internal_doc/03.开发设计/Story-LobRandomWrite.docx
@@ -231,7 +231,6 @@
         <w:pStyle w:val="ListParagraph"/>
         <w:ind w:left="777" w:firstLineChars="0" w:firstLine="0"/>
         <w:rPr>
-          <w:rFonts w:hint="eastAsia"/>
           <w:color w:val="000000" w:themeColor="text1"/>
         </w:rPr>
       </w:pPr>
@@ -381,7 +380,6 @@
         <w:pStyle w:val="ListParagraph"/>
         <w:ind w:left="777" w:firstLineChars="0" w:firstLine="0"/>
         <w:rPr>
-          <w:rFonts w:hint="eastAsia"/>
           <w:color w:val="000000" w:themeColor="text1"/>
         </w:rPr>
       </w:pPr>
@@ -405,7 +403,6 @@
         <w:pStyle w:val="ListParagraph"/>
         <w:ind w:left="777" w:firstLineChars="0" w:firstLine="0"/>
         <w:rPr>
-          <w:rFonts w:hint="eastAsia"/>
           <w:color w:val="000000" w:themeColor="text1"/>
         </w:rPr>
       </w:pPr>
@@ -492,7 +489,6 @@
         <w:pStyle w:val="ListParagraph"/>
         <w:ind w:left="777" w:firstLineChars="0" w:firstLine="0"/>
         <w:rPr>
-          <w:rFonts w:hint="eastAsia"/>
           <w:color w:val="000000" w:themeColor="text1"/>
         </w:rPr>
       </w:pPr>
@@ -558,7 +554,6 @@
         <w:pStyle w:val="ListParagraph"/>
         <w:ind w:left="777" w:firstLineChars="0" w:firstLine="0"/>
         <w:rPr>
-          <w:rFonts w:hint="eastAsia"/>
           <w:color w:val="000000" w:themeColor="text1"/>
         </w:rPr>
       </w:pPr>
@@ -610,7 +605,6 @@
         <w:pStyle w:val="ListParagraph"/>
         <w:ind w:left="777" w:firstLineChars="0" w:firstLine="0"/>
         <w:rPr>
-          <w:rFonts w:hint="eastAsia"/>
           <w:color w:val="000000" w:themeColor="text1"/>
         </w:rPr>
       </w:pPr>
@@ -635,12 +629,20 @@
         </w:rPr>
         <w:t>支持</w:t>
       </w:r>
+      <w:commentRangeStart w:id="0"/>
       <w:r>
         <w:rPr>
           <w:rFonts w:hint="eastAsia"/>
           <w:color w:val="000000" w:themeColor="text1"/>
         </w:rPr>
         <w:t>排它读</w:t>
+      </w:r>
+      <w:commentRangeEnd w:id="0"/>
+      <w:r>
+        <w:rPr>
+          <w:rStyle w:val="CommentReference"/>
+        </w:rPr>
+        <w:commentReference w:id="0"/>
       </w:r>
       <w:r>
         <w:rPr>
@@ -698,7 +700,29 @@
           <w:rFonts w:hint="eastAsia"/>
           <w:color w:val="000000" w:themeColor="text1"/>
         </w:rPr>
-        <w:t>对象在关闭后重新打开写入数据。</w:t>
+        <w:t>对象在</w:t>
+      </w:r>
+      <w:commentRangeStart w:id="1"/>
+      <w:r>
+        <w:rPr>
+          <w:rFonts w:hint="eastAsia"/>
+          <w:color w:val="000000" w:themeColor="text1"/>
+        </w:rPr>
+        <w:t>关闭后重新打开写入数据</w:t>
+      </w:r>
+      <w:commentRangeEnd w:id="1"/>
+      <w:r>
+        <w:rPr>
+          <w:rStyle w:val="CommentReference"/>
+        </w:rPr>
+        <w:commentReference w:id="1"/>
+      </w:r>
+      <w:r>
+        <w:rPr>
+          <w:rFonts w:hint="eastAsia"/>
+          <w:color w:val="000000" w:themeColor="text1"/>
+        </w:rPr>
+        <w:t>。</w:t>
       </w:r>
     </w:p>
     <w:p>
@@ -718,7 +742,6 @@
     <w:p>
       <w:pPr>
         <w:rPr>
-          <w:rFonts w:hint="eastAsia"/>
           <w:color w:val="00B0F0"/>
         </w:rPr>
       </w:pPr>
@@ -802,11 +825,6 @@
       </w:r>
     </w:p>
     <w:p>
-      <w:pPr>
-        <w:rPr>
-          <w:rFonts w:hint="eastAsia"/>
-        </w:rPr>
-      </w:pPr>
       <w:r>
         <w:rPr>
           <w:rFonts w:hint="eastAsia"/>
@@ -826,21 +844,12 @@
         <w:t>驱动为例，其它驱动接口类似。</w:t>
       </w:r>
     </w:p>
-    <w:p>
-      <w:pPr>
-        <w:rPr>
-          <w:rFonts w:hint="eastAsia"/>
-        </w:rPr>
-      </w:pPr>
-    </w:p>
+    <w:p/>
     <w:p>
       <w:pPr>
         <w:tabs>
           <w:tab w:val="left" w:pos="3740"/>
         </w:tabs>
-        <w:rPr>
-          <w:rFonts w:hint="eastAsia"/>
-        </w:rPr>
       </w:pPr>
       <w:r>
         <w:rPr>
@@ -886,11 +895,6 @@
       </w:r>
     </w:p>
     <w:p>
-      <w:pPr>
-        <w:rPr>
-          <w:rFonts w:hint="eastAsia"/>
-        </w:rPr>
-      </w:pPr>
       <w:proofErr w:type="spellStart"/>
       <w:r>
         <w:rPr>
@@ -967,19 +971,8 @@
         <w:t>;</w:t>
       </w:r>
     </w:p>
-    <w:p>
-      <w:pPr>
-        <w:rPr>
-          <w:rFonts w:hint="eastAsia"/>
-        </w:rPr>
-      </w:pPr>
-    </w:p>
-    <w:p>
-      <w:pPr>
-        <w:rPr>
-          <w:rFonts w:hint="eastAsia"/>
-        </w:rPr>
-      </w:pPr>
+    <w:p/>
+    <w:p>
       <w:r>
         <w:rPr>
           <w:rFonts w:hint="eastAsia"/>
@@ -1045,9 +1038,6 @@
             <w:pPr>
               <w:ind w:left="0"/>
               <w:jc w:val="center"/>
-              <w:rPr>
-                <w:rFonts w:hint="eastAsia"/>
-              </w:rPr>
             </w:pPr>
           </w:p>
         </w:tc>
@@ -1060,7 +1050,7 @@
               <w:ind w:left="0"/>
               <w:jc w:val="center"/>
               <w:rPr>
-                <w:rFonts w:eastAsiaTheme="minorEastAsia" w:hint="eastAsia"/>
+                <w:rFonts w:eastAsiaTheme="minorEastAsia"/>
               </w:rPr>
             </w:pPr>
             <w:r>
@@ -1080,7 +1070,7 @@
               <w:ind w:left="0"/>
               <w:jc w:val="center"/>
               <w:rPr>
-                <w:rFonts w:eastAsiaTheme="minorEastAsia" w:hint="eastAsia"/>
+                <w:rFonts w:eastAsiaTheme="minorEastAsia"/>
               </w:rPr>
             </w:pPr>
             <w:r>
@@ -1100,7 +1090,7 @@
               <w:ind w:left="0"/>
               <w:jc w:val="center"/>
               <w:rPr>
-                <w:rFonts w:eastAsiaTheme="minorEastAsia" w:hint="eastAsia"/>
+                <w:rFonts w:eastAsiaTheme="minorEastAsia"/>
               </w:rPr>
             </w:pPr>
             <w:r>
@@ -1122,9 +1112,6 @@
             <w:pPr>
               <w:ind w:left="0"/>
               <w:jc w:val="center"/>
-              <w:rPr>
-                <w:rFonts w:hint="eastAsia"/>
-              </w:rPr>
             </w:pPr>
             <w:r>
               <w:rPr>
@@ -1142,7 +1129,6 @@
             <w:pPr>
               <w:ind w:left="0"/>
               <w:rPr>
-                <w:rFonts w:hint="eastAsia"/>
                 <w:color w:val="4F81BD" w:themeColor="accent1"/>
               </w:rPr>
             </w:pPr>
@@ -1163,7 +1149,6 @@
             <w:pPr>
               <w:ind w:left="0"/>
               <w:rPr>
-                <w:rFonts w:hint="eastAsia"/>
                 <w:color w:val="4F81BD" w:themeColor="accent1"/>
               </w:rPr>
             </w:pPr>
@@ -1184,7 +1169,7 @@
             <w:pPr>
               <w:ind w:left="0"/>
               <w:rPr>
-                <w:rFonts w:eastAsiaTheme="minorEastAsia" w:hint="eastAsia"/>
+                <w:rFonts w:eastAsiaTheme="minorEastAsia"/>
                 <w:color w:val="4F81BD" w:themeColor="accent1"/>
               </w:rPr>
             </w:pPr>
@@ -1236,9 +1221,6 @@
             <w:pPr>
               <w:ind w:left="0"/>
               <w:jc w:val="center"/>
-              <w:rPr>
-                <w:rFonts w:hint="eastAsia"/>
-              </w:rPr>
             </w:pPr>
           </w:p>
         </w:tc>
@@ -1250,14 +1232,23 @@
             <w:pPr>
               <w:ind w:left="0"/>
               <w:rPr>
-                <w:rFonts w:eastAsiaTheme="minorEastAsia" w:hint="eastAsia"/>
+                <w:rFonts w:eastAsiaTheme="minorEastAsia"/>
               </w:rPr>
             </w:pPr>
+            <w:commentRangeStart w:id="2"/>
             <w:r>
               <w:rPr>
                 <w:rFonts w:eastAsiaTheme="minorEastAsia" w:hint="eastAsia"/>
               </w:rPr>
               <w:t>OPEN</w:t>
+            </w:r>
+            <w:commentRangeEnd w:id="2"/>
+            <w:r>
+              <w:rPr>
+                <w:rStyle w:val="CommentReference"/>
+                <w:rFonts w:eastAsiaTheme="minorEastAsia"/>
+              </w:rPr>
+              <w:commentReference w:id="2"/>
             </w:r>
           </w:p>
         </w:tc>
@@ -1269,7 +1260,7 @@
             <w:pPr>
               <w:ind w:left="0"/>
               <w:rPr>
-                <w:rFonts w:eastAsiaTheme="minorEastAsia" w:hint="eastAsia"/>
+                <w:rFonts w:eastAsiaTheme="minorEastAsia"/>
               </w:rPr>
             </w:pPr>
             <w:r>
@@ -1294,7 +1285,7 @@
             <w:pPr>
               <w:ind w:left="0"/>
               <w:rPr>
-                <w:rFonts w:eastAsiaTheme="minorEastAsia" w:hint="eastAsia"/>
+                <w:rFonts w:eastAsiaTheme="minorEastAsia"/>
               </w:rPr>
             </w:pPr>
             <w:r>
@@ -1341,7 +1332,7 @@
               <w:ind w:left="0"/>
               <w:jc w:val="center"/>
               <w:rPr>
-                <w:rFonts w:eastAsiaTheme="minorEastAsia" w:hint="eastAsia"/>
+                <w:rFonts w:eastAsiaTheme="minorEastAsia"/>
               </w:rPr>
             </w:pPr>
             <w:r>
@@ -1360,7 +1351,7 @@
             <w:pPr>
               <w:ind w:left="0"/>
               <w:rPr>
-                <w:rFonts w:eastAsiaTheme="minorEastAsia" w:hint="eastAsia"/>
+                <w:rFonts w:eastAsiaTheme="minorEastAsia"/>
                 <w:color w:val="4F81BD" w:themeColor="accent1"/>
               </w:rPr>
             </w:pPr>
@@ -1381,7 +1372,6 @@
             <w:pPr>
               <w:ind w:left="0"/>
               <w:rPr>
-                <w:rFonts w:hint="eastAsia"/>
                 <w:color w:val="4F81BD" w:themeColor="accent1"/>
               </w:rPr>
             </w:pPr>
@@ -1402,7 +1392,7 @@
             <w:pPr>
               <w:ind w:left="0"/>
               <w:rPr>
-                <w:rFonts w:eastAsiaTheme="minorEastAsia" w:hint="eastAsia"/>
+                <w:rFonts w:eastAsiaTheme="minorEastAsia"/>
                 <w:color w:val="4F81BD" w:themeColor="accent1"/>
               </w:rPr>
             </w:pPr>
@@ -1440,9 +1430,6 @@
             <w:pPr>
               <w:ind w:left="0"/>
               <w:jc w:val="center"/>
-              <w:rPr>
-                <w:rFonts w:hint="eastAsia"/>
-              </w:rPr>
             </w:pPr>
           </w:p>
         </w:tc>
@@ -1454,7 +1441,7 @@
             <w:pPr>
               <w:ind w:left="0"/>
               <w:rPr>
-                <w:rFonts w:eastAsiaTheme="minorEastAsia" w:hint="eastAsia"/>
+                <w:rFonts w:eastAsiaTheme="minorEastAsia"/>
               </w:rPr>
             </w:pPr>
             <w:r>
@@ -1478,9 +1465,6 @@
           <w:p>
             <w:pPr>
               <w:ind w:left="0"/>
-              <w:rPr>
-                <w:rFonts w:hint="eastAsia"/>
-              </w:rPr>
             </w:pPr>
             <w:r>
               <w:rPr>
@@ -1498,7 +1482,7 @@
             <w:pPr>
               <w:ind w:left="0"/>
               <w:rPr>
-                <w:rFonts w:eastAsiaTheme="minorEastAsia" w:hint="eastAsia"/>
+                <w:rFonts w:eastAsiaTheme="minorEastAsia"/>
               </w:rPr>
             </w:pPr>
             <w:r>
@@ -1532,7 +1516,7 @@
               <w:ind w:left="0"/>
               <w:jc w:val="center"/>
               <w:rPr>
-                <w:rFonts w:eastAsiaTheme="minorEastAsia" w:hint="eastAsia"/>
+                <w:rFonts w:eastAsiaTheme="minorEastAsia"/>
                 <w:color w:val="4F81BD" w:themeColor="accent1"/>
               </w:rPr>
             </w:pPr>
@@ -1561,7 +1545,7 @@
             <w:pPr>
               <w:ind w:left="0"/>
               <w:rPr>
-                <w:rFonts w:eastAsiaTheme="minorEastAsia" w:hint="eastAsia"/>
+                <w:rFonts w:eastAsiaTheme="minorEastAsia"/>
                 <w:color w:val="4F81BD" w:themeColor="accent1"/>
               </w:rPr>
             </w:pPr>
@@ -1583,7 +1567,6 @@
             <w:pPr>
               <w:ind w:left="0"/>
               <w:rPr>
-                <w:rFonts w:hint="eastAsia"/>
                 <w:color w:val="4F81BD" w:themeColor="accent1"/>
               </w:rPr>
             </w:pPr>
@@ -1603,7 +1586,7 @@
             <w:pPr>
               <w:ind w:left="0"/>
               <w:rPr>
-                <w:rFonts w:eastAsiaTheme="minorEastAsia" w:hint="eastAsia"/>
+                <w:rFonts w:eastAsiaTheme="minorEastAsia"/>
                 <w:color w:val="4F81BD" w:themeColor="accent1"/>
               </w:rPr>
             </w:pPr>
@@ -1649,15 +1632,24 @@
               <w:ind w:left="0"/>
               <w:jc w:val="center"/>
               <w:rPr>
-                <w:rFonts w:eastAsiaTheme="minorEastAsia" w:hint="eastAsia"/>
+                <w:rFonts w:eastAsiaTheme="minorEastAsia"/>
               </w:rPr>
             </w:pPr>
+            <w:commentRangeStart w:id="3"/>
             <w:r>
               <w:rPr>
                 <w:rFonts w:eastAsiaTheme="minorEastAsia" w:hint="eastAsia"/>
               </w:rPr>
               <w:lastRenderedPageBreak/>
               <w:t>SHARED mode</w:t>
+            </w:r>
+            <w:commentRangeEnd w:id="3"/>
+            <w:r>
+              <w:rPr>
+                <w:rStyle w:val="CommentReference"/>
+                <w:rFonts w:eastAsiaTheme="minorEastAsia"/>
+              </w:rPr>
+              <w:commentReference w:id="3"/>
             </w:r>
           </w:p>
         </w:tc>
@@ -1668,9 +1660,6 @@
           <w:p>
             <w:pPr>
               <w:ind w:left="0"/>
-              <w:rPr>
-                <w:rFonts w:hint="eastAsia"/>
-              </w:rPr>
             </w:pPr>
             <w:r>
               <w:rPr>
@@ -1687,9 +1676,6 @@
           <w:p>
             <w:pPr>
               <w:ind w:left="0"/>
-              <w:rPr>
-                <w:rFonts w:hint="eastAsia"/>
-              </w:rPr>
             </w:pPr>
             <w:r>
               <w:rPr>
@@ -1719,7 +1705,7 @@
             <w:pPr>
               <w:ind w:left="0"/>
               <w:rPr>
-                <w:rFonts w:eastAsiaTheme="minorEastAsia" w:hint="eastAsia"/>
+                <w:rFonts w:eastAsiaTheme="minorEastAsia"/>
               </w:rPr>
             </w:pPr>
             <w:r>
@@ -1746,9 +1732,6 @@
           <w:p>
             <w:pPr>
               <w:ind w:left="0"/>
-              <w:rPr>
-                <w:rFonts w:hint="eastAsia"/>
-              </w:rPr>
             </w:pPr>
           </w:p>
         </w:tc>
@@ -1760,7 +1743,7 @@
             <w:pPr>
               <w:ind w:left="0"/>
               <w:rPr>
-                <w:rFonts w:eastAsiaTheme="minorEastAsia" w:hint="eastAsia"/>
+                <w:rFonts w:eastAsiaTheme="minorEastAsia"/>
               </w:rPr>
             </w:pPr>
             <w:r>
@@ -1778,9 +1761,6 @@
           <w:p>
             <w:pPr>
               <w:ind w:left="0"/>
-              <w:rPr>
-                <w:rFonts w:hint="eastAsia"/>
-              </w:rPr>
             </w:pPr>
             <w:r>
               <w:rPr>
@@ -1810,7 +1790,7 @@
             <w:pPr>
               <w:ind w:left="0"/>
               <w:rPr>
-                <w:rFonts w:eastAsiaTheme="minorEastAsia" w:hint="eastAsia"/>
+                <w:rFonts w:eastAsiaTheme="minorEastAsia"/>
               </w:rPr>
             </w:pPr>
             <w:r>
@@ -1850,17 +1830,11 @@
     <w:p>
       <w:pPr>
         <w:ind w:left="0"/>
-        <w:rPr>
-          <w:rFonts w:hint="eastAsia"/>
-        </w:rPr>
       </w:pPr>
     </w:p>
     <w:p>
       <w:pPr>
         <w:ind w:left="0"/>
-        <w:rPr>
-          <w:rFonts w:hint="eastAsia"/>
-        </w:rPr>
       </w:pPr>
       <w:r>
         <w:rPr>
@@ -1908,9 +1882,6 @@
     <w:p>
       <w:pPr>
         <w:ind w:left="0"/>
-        <w:rPr>
-          <w:rFonts w:hint="eastAsia"/>
-        </w:rPr>
       </w:pPr>
       <w:r>
         <w:rPr>
@@ -1952,9 +1923,6 @@
     <w:p>
       <w:pPr>
         <w:ind w:left="0"/>
-        <w:rPr>
-          <w:rFonts w:hint="eastAsia"/>
-        </w:rPr>
       </w:pPr>
       <w:r>
         <w:rPr>
@@ -1992,19 +1960,24 @@
         </w:rPr>
         <w:t>：</w:t>
       </w:r>
+      <w:commentRangeStart w:id="4"/>
       <w:r>
         <w:rPr>
           <w:rFonts w:hint="eastAsia"/>
         </w:rPr>
         <w:t>CREATEONLY</w:t>
       </w:r>
+      <w:commentRangeEnd w:id="4"/>
+      <w:r>
+        <w:rPr>
+          <w:rStyle w:val="CommentReference"/>
+        </w:rPr>
+        <w:commentReference w:id="4"/>
+      </w:r>
     </w:p>
     <w:p>
       <w:pPr>
         <w:ind w:left="0"/>
-        <w:rPr>
-          <w:rFonts w:hint="eastAsia"/>
-        </w:rPr>
       </w:pPr>
       <w:r>
         <w:rPr>
@@ -2048,6 +2021,7 @@
         </w:rPr>
         <w:t>：</w:t>
       </w:r>
+      <w:commentRangeStart w:id="5"/>
       <w:r>
         <w:rPr>
           <w:rFonts w:hint="eastAsia"/>
@@ -2066,21 +2040,22 @@
         </w:rPr>
         <w:t>OPEN</w:t>
       </w:r>
+      <w:commentRangeEnd w:id="5"/>
+      <w:r>
+        <w:rPr>
+          <w:rStyle w:val="CommentReference"/>
+        </w:rPr>
+        <w:commentReference w:id="5"/>
+      </w:r>
     </w:p>
     <w:p>
       <w:pPr>
         <w:ind w:left="0"/>
-        <w:rPr>
-          <w:rFonts w:hint="eastAsia"/>
-        </w:rPr>
       </w:pPr>
     </w:p>
     <w:p>
       <w:pPr>
         <w:ind w:left="0"/>
-        <w:rPr>
-          <w:rFonts w:hint="eastAsia"/>
-        </w:rPr>
       </w:pPr>
       <w:r>
         <w:rPr>
@@ -2104,9 +2079,6 @@
     <w:p>
       <w:pPr>
         <w:ind w:left="0"/>
-        <w:rPr>
-          <w:rFonts w:hint="eastAsia"/>
-        </w:rPr>
       </w:pPr>
       <w:r>
         <w:rPr>
@@ -2160,17 +2132,11 @@
     <w:p>
       <w:pPr>
         <w:ind w:left="0"/>
-        <w:rPr>
-          <w:rFonts w:hint="eastAsia"/>
-        </w:rPr>
       </w:pPr>
     </w:p>
     <w:p>
       <w:pPr>
         <w:ind w:left="0"/>
-        <w:rPr>
-          <w:rFonts w:hint="eastAsia"/>
-        </w:rPr>
       </w:pPr>
       <w:r>
         <w:rPr>
@@ -2252,9 +2218,6 @@
           <w:tab w:val="left" w:pos="6312"/>
         </w:tabs>
         <w:ind w:left="0"/>
-        <w:rPr>
-          <w:rFonts w:hint="eastAsia"/>
-        </w:rPr>
       </w:pPr>
       <w:r>
         <w:rPr>
@@ -2318,9 +2281,6 @@
           <w:tab w:val="left" w:pos="6312"/>
         </w:tabs>
         <w:ind w:left="0"/>
-        <w:rPr>
-          <w:rFonts w:hint="eastAsia"/>
-        </w:rPr>
       </w:pPr>
       <w:r>
         <w:rPr>
@@ -2335,9 +2295,6 @@
           <w:tab w:val="left" w:pos="4341"/>
         </w:tabs>
         <w:ind w:left="0"/>
-        <w:rPr>
-          <w:rFonts w:hint="eastAsia"/>
-        </w:rPr>
       </w:pPr>
     </w:p>
     <w:p>
@@ -2346,9 +2303,6 @@
           <w:tab w:val="left" w:pos="4341"/>
         </w:tabs>
         <w:ind w:left="0"/>
-        <w:rPr>
-          <w:rFonts w:hint="eastAsia"/>
-        </w:rPr>
       </w:pPr>
       <w:r>
         <w:rPr>
@@ -2405,9 +2359,6 @@
           <w:tab w:val="left" w:pos="4341"/>
         </w:tabs>
         <w:ind w:left="0"/>
-        <w:rPr>
-          <w:rFonts w:hint="eastAsia"/>
-        </w:rPr>
       </w:pPr>
       <w:proofErr w:type="spellStart"/>
       <w:r>
@@ -2423,14 +2374,28 @@
         </w:rPr>
         <w:t>::</w:t>
       </w:r>
+      <w:commentRangeStart w:id="6"/>
       <w:proofErr w:type="gramStart"/>
       <w:r>
         <w:rPr>
           <w:rFonts w:hint="eastAsia"/>
         </w:rPr>
-        <w:t>lock(</w:t>
-      </w:r>
+        <w:t>lock</w:t>
+      </w:r>
+      <w:commentRangeEnd w:id="6"/>
       <w:proofErr w:type="gramEnd"/>
+      <w:r>
+        <w:rPr>
+          <w:rStyle w:val="CommentReference"/>
+        </w:rPr>
+        <w:commentReference w:id="6"/>
+      </w:r>
+      <w:r>
+        <w:rPr>
+          <w:rFonts w:hint="eastAsia"/>
+        </w:rPr>
+        <w:t>(</w:t>
+      </w:r>
       <w:r>
         <w:rPr>
           <w:rFonts w:hint="eastAsia"/>
@@ -2456,9 +2421,6 @@
           <w:tab w:val="left" w:pos="4341"/>
         </w:tabs>
         <w:ind w:left="0"/>
-        <w:rPr>
-          <w:rFonts w:hint="eastAsia"/>
-        </w:rPr>
       </w:pPr>
       <w:r>
         <w:rPr>
@@ -2599,9 +2561,6 @@
           <w:tab w:val="left" w:pos="4341"/>
         </w:tabs>
         <w:ind w:left="0"/>
-        <w:rPr>
-          <w:rFonts w:hint="eastAsia"/>
-        </w:rPr>
       </w:pPr>
       <w:r>
         <w:rPr>
@@ -2628,9 +2587,6 @@
           <w:tab w:val="left" w:pos="4341"/>
         </w:tabs>
         <w:ind w:left="0"/>
-        <w:rPr>
-          <w:rFonts w:hint="eastAsia"/>
-        </w:rPr>
       </w:pPr>
       <w:r>
         <w:rPr>
@@ -2681,9 +2637,6 @@
           <w:tab w:val="left" w:pos="4341"/>
         </w:tabs>
         <w:ind w:left="0"/>
-        <w:rPr>
-          <w:rFonts w:hint="eastAsia"/>
-        </w:rPr>
       </w:pPr>
     </w:p>
     <w:p>
@@ -2775,9 +2728,6 @@
     <w:p>
       <w:pPr>
         <w:ind w:left="0"/>
-        <w:rPr>
-          <w:rFonts w:hint="eastAsia"/>
-        </w:rPr>
       </w:pPr>
       <w:r>
         <w:rPr>
@@ -2831,9 +2781,6 @@
     <w:p>
       <w:pPr>
         <w:ind w:left="0"/>
-        <w:rPr>
-          <w:rFonts w:hint="eastAsia"/>
-        </w:rPr>
       </w:pPr>
       <w:r>
         <w:rPr>
@@ -2881,9 +2828,6 @@
     <w:p>
       <w:pPr>
         <w:ind w:left="0"/>
-        <w:rPr>
-          <w:rFonts w:hint="eastAsia"/>
-        </w:rPr>
       </w:pPr>
       <w:r>
         <w:rPr>
@@ -2943,9 +2887,6 @@
     <w:p>
       <w:pPr>
         <w:ind w:left="0"/>
-        <w:rPr>
-          <w:rFonts w:hint="eastAsia"/>
-        </w:rPr>
       </w:pPr>
       <w:r>
         <w:rPr>
@@ -3017,17 +2958,11 @@
     <w:p>
       <w:pPr>
         <w:ind w:left="0"/>
-        <w:rPr>
-          <w:rFonts w:hint="eastAsia"/>
-        </w:rPr>
       </w:pPr>
     </w:p>
     <w:p>
       <w:pPr>
         <w:ind w:left="0"/>
-        <w:rPr>
-          <w:rFonts w:hint="eastAsia"/>
-        </w:rPr>
       </w:pPr>
       <w:r>
         <w:rPr>
@@ -3039,9 +2974,6 @@
     <w:p>
       <w:pPr>
         <w:ind w:left="0"/>
-        <w:rPr>
-          <w:rFonts w:hint="eastAsia"/>
-        </w:rPr>
       </w:pPr>
       <w:r>
         <w:rPr>
@@ -3125,9 +3057,6 @@
     <w:p>
       <w:pPr>
         <w:ind w:left="0"/>
-        <w:rPr>
-          <w:rFonts w:hint="eastAsia"/>
-        </w:rPr>
       </w:pPr>
       <w:r>
         <w:rPr>
@@ -3200,17 +3129,11 @@
     <w:p>
       <w:pPr>
         <w:ind w:left="0"/>
-        <w:rPr>
-          <w:rFonts w:hint="eastAsia"/>
-        </w:rPr>
       </w:pPr>
     </w:p>
     <w:p>
       <w:pPr>
         <w:ind w:left="0"/>
-        <w:rPr>
-          <w:rFonts w:hint="eastAsia"/>
-        </w:rPr>
       </w:pPr>
       <w:r>
         <w:rPr>
@@ -3272,9 +3195,6 @@
     <w:p>
       <w:pPr>
         <w:ind w:left="0"/>
-        <w:rPr>
-          <w:rFonts w:hint="eastAsia"/>
-        </w:rPr>
       </w:pPr>
       <w:proofErr w:type="spellStart"/>
       <w:r>
@@ -3330,9 +3250,6 @@
     <w:p>
       <w:pPr>
         <w:ind w:left="0"/>
-        <w:rPr>
-          <w:rFonts w:hint="eastAsia"/>
-        </w:rPr>
       </w:pPr>
       <w:r>
         <w:rPr>
@@ -3438,17 +3355,11 @@
     <w:p>
       <w:pPr>
         <w:ind w:left="0"/>
-        <w:rPr>
-          <w:rFonts w:hint="eastAsia"/>
-        </w:rPr>
       </w:pPr>
     </w:p>
     <w:p>
       <w:pPr>
         <w:ind w:left="0"/>
-        <w:rPr>
-          <w:rFonts w:hint="eastAsia"/>
-        </w:rPr>
       </w:pPr>
       <w:proofErr w:type="gramStart"/>
       <w:r>
@@ -3488,9 +3399,6 @@
     <w:p>
       <w:pPr>
         <w:ind w:left="0"/>
-        <w:rPr>
-          <w:rFonts w:hint="eastAsia"/>
-        </w:rPr>
       </w:pPr>
       <w:r>
         <w:rPr>
@@ -3502,10 +3410,8 @@
     <w:p>
       <w:pPr>
         <w:ind w:left="0" w:firstLine="405"/>
-        <w:rPr>
-          <w:rFonts w:hint="eastAsia"/>
-        </w:rPr>
-      </w:pPr>
+      </w:pPr>
+      <w:commentRangeStart w:id="7"/>
       <w:proofErr w:type="gramStart"/>
       <w:r>
         <w:rPr>
@@ -3534,13 +3440,17 @@
         </w:rPr>
         <w:t>;</w:t>
       </w:r>
+      <w:commentRangeEnd w:id="7"/>
+      <w:r>
+        <w:rPr>
+          <w:rStyle w:val="CommentReference"/>
+        </w:rPr>
+        <w:commentReference w:id="7"/>
+      </w:r>
     </w:p>
     <w:p>
       <w:pPr>
         <w:ind w:left="0" w:firstLine="405"/>
-        <w:rPr>
-          <w:rFonts w:hint="eastAsia"/>
-        </w:rPr>
       </w:pPr>
       <w:proofErr w:type="spellStart"/>
       <w:proofErr w:type="gramStart"/>
@@ -3570,9 +3480,6 @@
     <w:p>
       <w:pPr>
         <w:ind w:left="0" w:firstLine="405"/>
-        <w:rPr>
-          <w:rFonts w:hint="eastAsia"/>
-        </w:rPr>
       </w:pPr>
       <w:r>
         <w:rPr>
@@ -3584,9 +3491,6 @@
     <w:p>
       <w:pPr>
         <w:ind w:left="0" w:firstLine="405"/>
-        <w:rPr>
-          <w:rFonts w:hint="eastAsia"/>
-        </w:rPr>
       </w:pPr>
       <w:r>
         <w:rPr>
@@ -3618,9 +3522,6 @@
     <w:p>
       <w:pPr>
         <w:ind w:left="0" w:firstLine="405"/>
-        <w:rPr>
-          <w:rFonts w:hint="eastAsia"/>
-        </w:rPr>
       </w:pPr>
       <w:r>
         <w:rPr>
@@ -3646,9 +3547,6 @@
     <w:p>
       <w:pPr>
         <w:ind w:left="0" w:firstLine="405"/>
-        <w:rPr>
-          <w:rFonts w:hint="eastAsia"/>
-        </w:rPr>
       </w:pPr>
       <w:proofErr w:type="gramStart"/>
       <w:r>
@@ -3702,9 +3600,6 @@
     <w:p>
       <w:pPr>
         <w:ind w:left="0"/>
-        <w:rPr>
-          <w:rFonts w:hint="eastAsia"/>
-        </w:rPr>
       </w:pPr>
       <w:r>
         <w:rPr>
@@ -3716,17 +3611,11 @@
     <w:p>
       <w:pPr>
         <w:ind w:left="0"/>
-        <w:rPr>
-          <w:rFonts w:hint="eastAsia"/>
-        </w:rPr>
       </w:pPr>
     </w:p>
     <w:p>
       <w:pPr>
         <w:ind w:left="0"/>
-        <w:rPr>
-          <w:rFonts w:hint="eastAsia"/>
-        </w:rPr>
       </w:pPr>
       <w:proofErr w:type="gramStart"/>
       <w:r>
@@ -3754,9 +3643,6 @@
     <w:p>
       <w:pPr>
         <w:ind w:left="0"/>
-        <w:rPr>
-          <w:rFonts w:hint="eastAsia"/>
-        </w:rPr>
       </w:pPr>
       <w:r>
         <w:rPr>
@@ -3768,9 +3654,6 @@
     <w:p>
       <w:pPr>
         <w:ind w:left="0" w:firstLine="405"/>
-        <w:rPr>
-          <w:rFonts w:hint="eastAsia"/>
-        </w:rPr>
       </w:pPr>
       <w:r>
         <w:rPr>
@@ -3782,9 +3665,6 @@
     <w:p>
       <w:pPr>
         <w:ind w:left="0" w:firstLine="405"/>
-        <w:rPr>
-          <w:rFonts w:hint="eastAsia"/>
-        </w:rPr>
       </w:pPr>
       <w:r>
         <w:rPr>
@@ -3796,9 +3676,6 @@
     <w:p>
       <w:pPr>
         <w:ind w:left="0" w:firstLine="405"/>
-        <w:rPr>
-          <w:rFonts w:hint="eastAsia"/>
-        </w:rPr>
       </w:pPr>
       <w:r>
         <w:rPr>
@@ -3824,9 +3701,6 @@
     <w:p>
       <w:pPr>
         <w:ind w:left="0"/>
-        <w:rPr>
-          <w:rFonts w:hint="eastAsia"/>
-        </w:rPr>
       </w:pPr>
       <w:r>
         <w:rPr>
@@ -3838,17 +3712,11 @@
     <w:p>
       <w:pPr>
         <w:ind w:left="0"/>
-        <w:rPr>
-          <w:rFonts w:hint="eastAsia"/>
-        </w:rPr>
       </w:pPr>
     </w:p>
     <w:p>
       <w:pPr>
         <w:ind w:left="0"/>
-        <w:rPr>
-          <w:rFonts w:hint="eastAsia"/>
-        </w:rPr>
       </w:pPr>
       <w:r>
         <w:rPr>
@@ -3877,9 +3745,6 @@
           <w:numId w:val="39"/>
         </w:numPr>
         <w:ind w:firstLineChars="0"/>
-        <w:rPr>
-          <w:rFonts w:hint="eastAsia"/>
-        </w:rPr>
       </w:pPr>
       <w:r>
         <w:rPr>
@@ -3932,9 +3797,6 @@
           <w:numId w:val="39"/>
         </w:numPr>
         <w:ind w:firstLineChars="0"/>
-        <w:rPr>
-          <w:rFonts w:hint="eastAsia"/>
-        </w:rPr>
       </w:pPr>
       <w:r>
         <w:rPr>
@@ -3987,9 +3849,6 @@
           <w:numId w:val="39"/>
         </w:numPr>
         <w:ind w:firstLineChars="0"/>
-        <w:rPr>
-          <w:rFonts w:hint="eastAsia"/>
-        </w:rPr>
       </w:pPr>
       <w:r>
         <w:rPr>
@@ -4043,9 +3902,6 @@
     <w:p>
       <w:pPr>
         <w:ind w:left="0"/>
-        <w:rPr>
-          <w:rFonts w:hint="eastAsia"/>
-        </w:rPr>
       </w:pPr>
     </w:p>
     <w:p>
@@ -4080,9 +3936,6 @@
     <w:p>
       <w:pPr>
         <w:ind w:left="0"/>
-        <w:rPr>
-          <w:rFonts w:hint="eastAsia"/>
-        </w:rPr>
       </w:pPr>
       <w:r>
         <w:rPr>
@@ -4190,9 +4043,6 @@
     <w:p>
       <w:pPr>
         <w:ind w:left="0"/>
-        <w:rPr>
-          <w:rFonts w:hint="eastAsia"/>
-        </w:rPr>
       </w:pPr>
       <w:r>
         <w:rPr>
@@ -4270,17 +4120,11 @@
     <w:p>
       <w:pPr>
         <w:ind w:left="0"/>
-        <w:rPr>
-          <w:rFonts w:hint="eastAsia"/>
-        </w:rPr>
       </w:pPr>
     </w:p>
     <w:p>
       <w:pPr>
         <w:ind w:left="0"/>
-        <w:rPr>
-          <w:rFonts w:hint="eastAsia"/>
-        </w:rPr>
       </w:pPr>
       <w:r>
         <w:rPr>
@@ -4316,9 +4160,6 @@
     <w:p>
       <w:pPr>
         <w:ind w:left="0"/>
-        <w:rPr>
-          <w:rFonts w:hint="eastAsia"/>
-        </w:rPr>
       </w:pPr>
       <w:r>
         <w:rPr>
@@ -4386,9 +4227,6 @@
     <w:p>
       <w:pPr>
         <w:ind w:left="0"/>
-        <w:rPr>
-          <w:rFonts w:hint="eastAsia"/>
-        </w:rPr>
       </w:pPr>
       <w:r>
         <w:rPr>
@@ -4418,9 +4256,6 @@
     <w:p>
       <w:pPr>
         <w:ind w:left="0"/>
-        <w:rPr>
-          <w:rFonts w:hint="eastAsia"/>
-        </w:rPr>
       </w:pPr>
     </w:p>
     <w:p>
@@ -4455,9 +4290,6 @@
     <w:p>
       <w:pPr>
         <w:ind w:left="0"/>
-        <w:rPr>
-          <w:rFonts w:hint="eastAsia"/>
-        </w:rPr>
       </w:pPr>
       <w:r>
         <w:rPr>
@@ -4481,7 +4313,14 @@
         <w:rPr>
           <w:rFonts w:hint="eastAsia"/>
         </w:rPr>
-        <w:t>，切片只有部分数据时空余部分填充</w:t>
+        <w:t>，切片只有部分数据时空余部分</w:t>
+      </w:r>
+      <w:commentRangeStart w:id="8"/>
+      <w:r>
+        <w:rPr>
+          <w:rFonts w:hint="eastAsia"/>
+        </w:rPr>
+        <w:t>填充</w:t>
       </w:r>
       <w:r>
         <w:rPr>
@@ -4489,6 +4328,13 @@
         </w:rPr>
         <w:t>0</w:t>
       </w:r>
+      <w:commentRangeEnd w:id="8"/>
+      <w:r>
+        <w:rPr>
+          <w:rStyle w:val="CommentReference"/>
+        </w:rPr>
+        <w:commentReference w:id="8"/>
+      </w:r>
       <w:r>
         <w:rPr>
           <w:rFonts w:hint="eastAsia"/>
@@ -4517,9 +4363,6 @@
     <w:p>
       <w:pPr>
         <w:ind w:left="0"/>
-        <w:rPr>
-          <w:rFonts w:hint="eastAsia"/>
-        </w:rPr>
       </w:pPr>
     </w:p>
     <w:p>
@@ -4555,9 +4398,6 @@
     <w:p>
       <w:pPr>
         <w:ind w:left="0"/>
-        <w:rPr>
-          <w:rFonts w:hint="eastAsia"/>
-        </w:rPr>
       </w:pPr>
       <w:r>
         <w:rPr>
@@ -4571,6 +4411,7 @@
         </w:rPr>
         <w:t>一个</w:t>
       </w:r>
+      <w:commentRangeStart w:id="9"/>
       <w:r>
         <w:rPr>
           <w:rFonts w:hint="eastAsia"/>
@@ -4589,6 +4430,13 @@
         </w:rPr>
         <w:t>面</w:t>
       </w:r>
+      <w:commentRangeEnd w:id="9"/>
+      <w:r>
+        <w:rPr>
+          <w:rStyle w:val="CommentReference"/>
+        </w:rPr>
+        <w:commentReference w:id="9"/>
+      </w:r>
       <w:r>
         <w:rPr>
           <w:rFonts w:hint="eastAsia"/>
@@ -4683,9 +4531,6 @@
     <w:p>
       <w:pPr>
         <w:ind w:left="0"/>
-        <w:rPr>
-          <w:rFonts w:hint="eastAsia"/>
-        </w:rPr>
       </w:pPr>
       <w:r>
         <w:rPr>
@@ -4703,9 +4548,6 @@
     <w:p>
       <w:pPr>
         <w:ind w:left="0"/>
-        <w:rPr>
-          <w:rFonts w:hint="eastAsia"/>
-        </w:rPr>
       </w:pPr>
       <w:r>
         <w:rPr>
@@ -4753,17 +4595,11 @@
     <w:p>
       <w:pPr>
         <w:ind w:left="0"/>
-        <w:rPr>
-          <w:rFonts w:hint="eastAsia"/>
-        </w:rPr>
       </w:pPr>
     </w:p>
     <w:p>
       <w:pPr>
         <w:ind w:left="0"/>
-        <w:rPr>
-          <w:rFonts w:hint="eastAsia"/>
-        </w:rPr>
       </w:pPr>
       <w:r>
         <w:rPr>
@@ -4785,6 +4621,7 @@
         </w:rPr>
         <w:t>上增加</w:t>
       </w:r>
+      <w:commentRangeStart w:id="10"/>
       <w:r>
         <w:rPr>
           <w:rFonts w:hint="eastAsia"/>
@@ -4795,7 +4632,20 @@
         <w:rPr>
           <w:rFonts w:hint="eastAsia"/>
         </w:rPr>
-        <w:t>字段，</w:t>
+        <w:t>字段</w:t>
+      </w:r>
+      <w:commentRangeEnd w:id="10"/>
+      <w:r>
+        <w:rPr>
+          <w:rStyle w:val="CommentReference"/>
+        </w:rPr>
+        <w:commentReference w:id="10"/>
+      </w:r>
+      <w:r>
+        <w:rPr>
+          <w:rFonts w:hint="eastAsia"/>
+        </w:rPr>
+        <w:t>，</w:t>
       </w:r>
       <w:r>
         <w:rPr>
@@ -4831,9 +4681,6 @@
     <w:p>
       <w:pPr>
         <w:ind w:left="0"/>
-        <w:rPr>
-          <w:rFonts w:hint="eastAsia"/>
-        </w:rPr>
       </w:pPr>
       <w:r>
         <w:rPr>
@@ -4857,17 +4704,11 @@
     <w:p>
       <w:pPr>
         <w:ind w:left="0"/>
-        <w:rPr>
-          <w:rFonts w:hint="eastAsia"/>
-        </w:rPr>
       </w:pPr>
     </w:p>
     <w:p>
       <w:pPr>
         <w:ind w:left="0"/>
-        <w:rPr>
-          <w:rFonts w:hint="eastAsia"/>
-        </w:rPr>
       </w:pPr>
       <w:proofErr w:type="spellStart"/>
       <w:proofErr w:type="gramStart"/>
@@ -4897,9 +4738,6 @@
     <w:p>
       <w:pPr>
         <w:ind w:left="0"/>
-        <w:rPr>
-          <w:rFonts w:hint="eastAsia"/>
-        </w:rPr>
       </w:pPr>
       <w:r>
         <w:rPr>
@@ -4911,9 +4749,6 @@
     <w:p>
       <w:pPr>
         <w:ind w:left="0" w:firstLine="405"/>
-        <w:rPr>
-          <w:rFonts w:hint="eastAsia"/>
-        </w:rPr>
       </w:pPr>
       <w:r>
         <w:rPr>
@@ -4939,9 +4774,6 @@
     <w:p>
       <w:pPr>
         <w:ind w:left="0" w:firstLine="405"/>
-        <w:rPr>
-          <w:rFonts w:hint="eastAsia"/>
-        </w:rPr>
       </w:pPr>
       <w:r>
         <w:rPr>
@@ -4967,9 +4799,6 @@
     <w:p>
       <w:pPr>
         <w:ind w:left="0"/>
-        <w:rPr>
-          <w:rFonts w:hint="eastAsia"/>
-        </w:rPr>
       </w:pPr>
       <w:r>
         <w:rPr>
@@ -4987,17 +4816,11 @@
     <w:p>
       <w:pPr>
         <w:ind w:left="0"/>
-        <w:rPr>
-          <w:rFonts w:hint="eastAsia"/>
-        </w:rPr>
       </w:pPr>
     </w:p>
     <w:p>
       <w:pPr>
         <w:ind w:left="0"/>
-        <w:rPr>
-          <w:rFonts w:hint="eastAsia"/>
-        </w:rPr>
       </w:pPr>
       <w:proofErr w:type="spellStart"/>
       <w:proofErr w:type="gramStart"/>
@@ -5027,9 +4850,6 @@
     <w:p>
       <w:pPr>
         <w:ind w:left="0"/>
-        <w:rPr>
-          <w:rFonts w:hint="eastAsia"/>
-        </w:rPr>
       </w:pPr>
       <w:r>
         <w:rPr>
@@ -5041,9 +4861,6 @@
     <w:p>
       <w:pPr>
         <w:ind w:left="0" w:firstLine="405"/>
-        <w:rPr>
-          <w:rFonts w:hint="eastAsia"/>
-        </w:rPr>
       </w:pPr>
       <w:r>
         <w:rPr>
@@ -5061,9 +4878,6 @@
     <w:p>
       <w:pPr>
         <w:ind w:left="0" w:firstLine="405"/>
-        <w:rPr>
-          <w:rFonts w:hint="eastAsia"/>
-        </w:rPr>
       </w:pPr>
       <w:proofErr w:type="spellStart"/>
       <w:r>
@@ -5105,9 +4919,6 @@
     <w:p>
       <w:pPr>
         <w:ind w:left="0"/>
-        <w:rPr>
-          <w:rFonts w:hint="eastAsia"/>
-        </w:rPr>
       </w:pPr>
       <w:r>
         <w:rPr>
@@ -5125,9 +4936,6 @@
     <w:p>
       <w:pPr>
         <w:ind w:left="0"/>
-        <w:rPr>
-          <w:rFonts w:hint="eastAsia"/>
-        </w:rPr>
       </w:pPr>
       <w:r>
         <w:rPr>
@@ -5173,9 +4981,6 @@
     <w:p>
       <w:pPr>
         <w:ind w:left="0"/>
-        <w:rPr>
-          <w:rFonts w:hint="eastAsia"/>
-        </w:rPr>
       </w:pPr>
     </w:p>
     <w:p>
@@ -5309,17 +5114,11 @@
     <w:p>
       <w:pPr>
         <w:ind w:left="0"/>
-        <w:rPr>
-          <w:rFonts w:hint="eastAsia"/>
-        </w:rPr>
       </w:pPr>
     </w:p>
     <w:p>
       <w:pPr>
         <w:ind w:left="0"/>
-        <w:rPr>
-          <w:rFonts w:hint="eastAsia"/>
-        </w:rPr>
       </w:pPr>
       <w:r>
         <w:rPr>
@@ -5361,9 +5160,6 @@
     <w:p>
       <w:pPr>
         <w:ind w:left="0"/>
-        <w:rPr>
-          <w:rFonts w:hint="eastAsia"/>
-        </w:rPr>
       </w:pPr>
       <w:r>
         <w:rPr>
@@ -5463,6 +5259,7 @@
         </w:rPr>
         <w:t>的偏移。</w:t>
       </w:r>
+      <w:commentRangeStart w:id="11"/>
       <w:r>
         <w:rPr>
           <w:rFonts w:hint="eastAsia"/>
@@ -5487,6 +5284,13 @@
         </w:rPr>
         <w:t>对象的偏移量</w:t>
       </w:r>
+      <w:commentRangeEnd w:id="11"/>
+      <w:r>
+        <w:rPr>
+          <w:rStyle w:val="CommentReference"/>
+        </w:rPr>
+        <w:commentReference w:id="11"/>
+      </w:r>
       <w:r>
         <w:rPr>
           <w:rFonts w:hint="eastAsia"/>
@@ -5511,17 +5315,11 @@
     <w:p>
       <w:pPr>
         <w:ind w:left="0"/>
-        <w:rPr>
-          <w:rFonts w:hint="eastAsia"/>
-        </w:rPr>
       </w:pPr>
     </w:p>
     <w:p>
       <w:pPr>
         <w:ind w:left="0"/>
-        <w:rPr>
-          <w:rFonts w:hint="eastAsia"/>
-        </w:rPr>
       </w:pPr>
       <w:r>
         <w:rPr>
@@ -5551,9 +5349,6 @@
     <w:p>
       <w:pPr>
         <w:ind w:left="0"/>
-        <w:rPr>
-          <w:rFonts w:hint="eastAsia"/>
-        </w:rPr>
       </w:pPr>
       <w:r>
         <w:rPr>
@@ -5619,9 +5414,6 @@
     <w:p>
       <w:pPr>
         <w:ind w:left="0"/>
-        <w:rPr>
-          <w:rFonts w:hint="eastAsia"/>
-        </w:rPr>
       </w:pPr>
       <w:r>
         <w:rPr>
@@ -5651,9 +5443,6 @@
     <w:p>
       <w:pPr>
         <w:ind w:left="0"/>
-        <w:rPr>
-          <w:rFonts w:hint="eastAsia"/>
-        </w:rPr>
       </w:pPr>
       <w:proofErr w:type="spellStart"/>
       <w:proofErr w:type="gramStart"/>
@@ -5705,9 +5494,6 @@
     <w:p>
       <w:pPr>
         <w:ind w:left="0"/>
-        <w:rPr>
-          <w:rFonts w:hint="eastAsia"/>
-        </w:rPr>
       </w:pPr>
       <w:proofErr w:type="spellStart"/>
       <w:proofErr w:type="gramStart"/>
@@ -5785,73 +5571,46 @@
     <w:p>
       <w:pPr>
         <w:ind w:left="0"/>
-        <w:rPr>
-          <w:rFonts w:hint="eastAsia"/>
-        </w:rPr>
       </w:pPr>
     </w:p>
     <w:p>
       <w:pPr>
         <w:ind w:left="0"/>
-        <w:rPr>
-          <w:rFonts w:hint="eastAsia"/>
-        </w:rPr>
       </w:pPr>
     </w:p>
     <w:p>
       <w:pPr>
         <w:ind w:left="0"/>
-        <w:rPr>
-          <w:rFonts w:hint="eastAsia"/>
-        </w:rPr>
       </w:pPr>
     </w:p>
     <w:p>
       <w:pPr>
         <w:ind w:left="0"/>
-        <w:rPr>
-          <w:rFonts w:hint="eastAsia"/>
-        </w:rPr>
       </w:pPr>
     </w:p>
     <w:p>
       <w:pPr>
         <w:ind w:left="0"/>
-        <w:rPr>
-          <w:rFonts w:hint="eastAsia"/>
-        </w:rPr>
       </w:pPr>
     </w:p>
     <w:p>
       <w:pPr>
         <w:ind w:left="0"/>
-        <w:rPr>
-          <w:rFonts w:hint="eastAsia"/>
-        </w:rPr>
       </w:pPr>
     </w:p>
     <w:p>
       <w:pPr>
         <w:ind w:left="0"/>
-        <w:rPr>
-          <w:rFonts w:hint="eastAsia"/>
-        </w:rPr>
       </w:pPr>
     </w:p>
     <w:p>
       <w:pPr>
         <w:ind w:left="0"/>
-        <w:rPr>
-          <w:rFonts w:hint="eastAsia"/>
-        </w:rPr>
       </w:pPr>
     </w:p>
     <w:p>
       <w:pPr>
         <w:ind w:left="0"/>
-        <w:rPr>
-          <w:rFonts w:hint="eastAsia"/>
-        </w:rPr>
       </w:pPr>
       <w:r>
         <w:rPr>
@@ -5876,9 +5635,6 @@
     <w:p>
       <w:pPr>
         <w:ind w:left="0"/>
-        <w:rPr>
-          <w:rFonts w:hint="eastAsia"/>
-        </w:rPr>
       </w:pPr>
       <w:r>
         <w:rPr>
@@ -5902,9 +5658,6 @@
     <w:p>
       <w:pPr>
         <w:ind w:left="0"/>
-        <w:rPr>
-          <w:rFonts w:hint="eastAsia"/>
-        </w:rPr>
       </w:pPr>
       <w:r>
         <w:rPr>
@@ -5935,9 +5688,6 @@
       <w:pPr>
         <w:ind w:left="0"/>
         <w:jc w:val="center"/>
-        <w:rPr>
-          <w:rFonts w:hint="eastAsia"/>
-        </w:rPr>
       </w:pPr>
       <w:r>
         <w:object w:dxaOrig="7426" w:dyaOrig="15192">
@@ -5960,19 +5710,16 @@
             <v:path o:extrusionok="f" gradientshapeok="t" o:connecttype="rect"/>
             <o:lock v:ext="edit" aspectratio="t"/>
           </v:shapetype>
-          <v:shape id="_x0000_i1030" type="#_x0000_t75" style="width:307.65pt;height:628.85pt" o:ole="">
-            <v:imagedata r:id="rId5" o:title=""/>
+          <v:shape id="_x0000_i1025" type="#_x0000_t75" style="width:307.65pt;height:628.85pt" o:ole="">
+            <v:imagedata r:id="rId6" o:title=""/>
           </v:shape>
-          <o:OLEObject Type="Embed" ProgID="Visio.Drawing.11" ShapeID="_x0000_i1030" DrawAspect="Content" ObjectID="_1565000652" r:id="rId6"/>
+          <o:OLEObject Type="Embed" ProgID="Visio.Drawing.11" ShapeID="_x0000_i1025" DrawAspect="Content" ObjectID="_1565013307" r:id="rId7"/>
         </w:object>
       </w:r>
     </w:p>
     <w:p>
       <w:pPr>
         <w:ind w:left="0"/>
-        <w:rPr>
-          <w:rFonts w:hint="eastAsia"/>
-        </w:rPr>
       </w:pPr>
       <w:r>
         <w:rPr>
@@ -5997,9 +5744,6 @@
     <w:p>
       <w:pPr>
         <w:ind w:left="0"/>
-        <w:rPr>
-          <w:rFonts w:hint="eastAsia"/>
-        </w:rPr>
       </w:pPr>
       <w:r>
         <w:rPr>
@@ -6018,161 +5762,104 @@
       <w:pPr>
         <w:ind w:left="0"/>
         <w:jc w:val="center"/>
-        <w:rPr>
-          <w:rFonts w:hint="eastAsia"/>
-        </w:rPr>
       </w:pPr>
       <w:r>
         <w:object w:dxaOrig="7426" w:dyaOrig="7538">
-          <v:shape id="_x0000_i1025" type="#_x0000_t75" style="width:371.2pt;height:376.85pt" o:ole="">
-            <v:imagedata r:id="rId7" o:title=""/>
+          <v:shape id="_x0000_i1026" type="#_x0000_t75" style="width:371.2pt;height:376.85pt" o:ole="">
+            <v:imagedata r:id="rId8" o:title=""/>
           </v:shape>
-          <o:OLEObject Type="Embed" ProgID="Visio.Drawing.11" ShapeID="_x0000_i1025" DrawAspect="Content" ObjectID="_1565000653" r:id="rId8"/>
+          <o:OLEObject Type="Embed" ProgID="Visio.Drawing.11" ShapeID="_x0000_i1026" DrawAspect="Content" ObjectID="_1565013308" r:id="rId9"/>
         </w:object>
       </w:r>
     </w:p>
     <w:p>
       <w:pPr>
         <w:ind w:left="0"/>
-        <w:rPr>
-          <w:rFonts w:hint="eastAsia"/>
-        </w:rPr>
       </w:pPr>
     </w:p>
     <w:p>
       <w:pPr>
         <w:ind w:left="0"/>
-        <w:rPr>
-          <w:rFonts w:hint="eastAsia"/>
-        </w:rPr>
       </w:pPr>
     </w:p>
     <w:p>
       <w:pPr>
         <w:ind w:left="0"/>
-        <w:rPr>
-          <w:rFonts w:hint="eastAsia"/>
-        </w:rPr>
       </w:pPr>
     </w:p>
     <w:p>
       <w:pPr>
         <w:ind w:left="0"/>
-        <w:rPr>
-          <w:rFonts w:hint="eastAsia"/>
-        </w:rPr>
       </w:pPr>
     </w:p>
     <w:p>
       <w:pPr>
         <w:ind w:left="0"/>
-        <w:rPr>
-          <w:rFonts w:hint="eastAsia"/>
-        </w:rPr>
       </w:pPr>
     </w:p>
     <w:p>
       <w:pPr>
         <w:ind w:left="0"/>
-        <w:rPr>
-          <w:rFonts w:hint="eastAsia"/>
-        </w:rPr>
       </w:pPr>
     </w:p>
     <w:p>
       <w:pPr>
         <w:ind w:left="0"/>
-        <w:rPr>
-          <w:rFonts w:hint="eastAsia"/>
-        </w:rPr>
       </w:pPr>
     </w:p>
     <w:p>
       <w:pPr>
         <w:ind w:left="0"/>
-        <w:rPr>
-          <w:rFonts w:hint="eastAsia"/>
-        </w:rPr>
       </w:pPr>
     </w:p>
     <w:p>
       <w:pPr>
         <w:ind w:left="0"/>
-        <w:rPr>
-          <w:rFonts w:hint="eastAsia"/>
-        </w:rPr>
       </w:pPr>
     </w:p>
     <w:p>
       <w:pPr>
         <w:ind w:left="0"/>
-        <w:rPr>
-          <w:rFonts w:hint="eastAsia"/>
-        </w:rPr>
       </w:pPr>
     </w:p>
     <w:p>
       <w:pPr>
         <w:ind w:left="0"/>
-        <w:rPr>
-          <w:rFonts w:hint="eastAsia"/>
-        </w:rPr>
       </w:pPr>
     </w:p>
     <w:p>
       <w:pPr>
         <w:ind w:left="0"/>
-        <w:rPr>
-          <w:rFonts w:hint="eastAsia"/>
-        </w:rPr>
       </w:pPr>
     </w:p>
     <w:p>
       <w:pPr>
         <w:ind w:left="0"/>
-        <w:rPr>
-          <w:rFonts w:hint="eastAsia"/>
-        </w:rPr>
       </w:pPr>
     </w:p>
     <w:p>
       <w:pPr>
         <w:ind w:left="0"/>
-        <w:rPr>
-          <w:rFonts w:hint="eastAsia"/>
-        </w:rPr>
       </w:pPr>
     </w:p>
     <w:p>
       <w:pPr>
         <w:ind w:left="0"/>
-        <w:rPr>
-          <w:rFonts w:hint="eastAsia"/>
-        </w:rPr>
       </w:pPr>
     </w:p>
     <w:p>
       <w:pPr>
         <w:ind w:left="0"/>
-        <w:rPr>
-          <w:rFonts w:hint="eastAsia"/>
-        </w:rPr>
       </w:pPr>
     </w:p>
     <w:p>
       <w:pPr>
         <w:ind w:left="0"/>
-        <w:rPr>
-          <w:rFonts w:hint="eastAsia"/>
-        </w:rPr>
       </w:pPr>
     </w:p>
     <w:p>
       <w:pPr>
         <w:ind w:left="0"/>
-        <w:rPr>
-          <w:rFonts w:hint="eastAsia"/>
-        </w:rPr>
       </w:pPr>
       <w:r>
         <w:rPr>
@@ -6197,9 +5884,6 @@
     <w:p>
       <w:pPr>
         <w:ind w:left="0"/>
-        <w:rPr>
-          <w:rFonts w:hint="eastAsia"/>
-        </w:rPr>
       </w:pPr>
       <w:r>
         <w:rPr>
@@ -6219,6 +5903,7 @@
         </w:rPr>
         <w:t>需要清空</w:t>
       </w:r>
+      <w:commentRangeStart w:id="12"/>
       <w:proofErr w:type="spellStart"/>
       <w:r>
         <w:rPr>
@@ -6226,7 +5911,14 @@
         </w:rPr>
         <w:t>LobWindow</w:t>
       </w:r>
+      <w:commentRangeEnd w:id="12"/>
       <w:proofErr w:type="spellEnd"/>
+      <w:r>
+        <w:rPr>
+          <w:rStyle w:val="CommentReference"/>
+        </w:rPr>
+        <w:commentReference w:id="12"/>
+      </w:r>
       <w:r>
         <w:rPr>
           <w:rFonts w:hint="eastAsia"/>
@@ -6238,41 +5930,29 @@
       <w:pPr>
         <w:ind w:left="0"/>
         <w:jc w:val="center"/>
-        <w:rPr>
-          <w:rFonts w:hint="eastAsia"/>
-        </w:rPr>
       </w:pPr>
       <w:r>
         <w:object w:dxaOrig="9693" w:dyaOrig="14059">
-          <v:shape id="_x0000_i1026" type="#_x0000_t75" style="width:419.85pt;height:608.75pt" o:ole="">
-            <v:imagedata r:id="rId9" o:title=""/>
+          <v:shape id="_x0000_i1027" type="#_x0000_t75" style="width:419.85pt;height:608.75pt" o:ole="">
+            <v:imagedata r:id="rId10" o:title=""/>
           </v:shape>
-          <o:OLEObject Type="Embed" ProgID="Visio.Drawing.11" ShapeID="_x0000_i1026" DrawAspect="Content" ObjectID="_1565000654" r:id="rId10"/>
+          <o:OLEObject Type="Embed" ProgID="Visio.Drawing.11" ShapeID="_x0000_i1027" DrawAspect="Content" ObjectID="_1565013309" r:id="rId11"/>
         </w:object>
       </w:r>
     </w:p>
     <w:p>
       <w:pPr>
         <w:ind w:left="0"/>
-        <w:rPr>
-          <w:rFonts w:hint="eastAsia"/>
-        </w:rPr>
       </w:pPr>
     </w:p>
     <w:p>
       <w:pPr>
         <w:ind w:left="0"/>
-        <w:rPr>
-          <w:rFonts w:hint="eastAsia"/>
-        </w:rPr>
       </w:pPr>
     </w:p>
     <w:p>
       <w:pPr>
         <w:ind w:left="0"/>
-        <w:rPr>
-          <w:rFonts w:hint="eastAsia"/>
-        </w:rPr>
       </w:pPr>
       <w:r>
         <w:rPr>
@@ -6297,9 +5977,6 @@
     <w:p>
       <w:pPr>
         <w:ind w:left="0"/>
-        <w:rPr>
-          <w:rFonts w:hint="eastAsia"/>
-        </w:rPr>
       </w:pPr>
       <w:r>
         <w:rPr>
@@ -6311,7 +5988,14 @@
         <w:rPr>
           <w:rFonts w:hint="eastAsia"/>
         </w:rPr>
-        <w:t>，除了未找到切片时要根据</w:t>
+        <w:t>，</w:t>
+      </w:r>
+      <w:commentRangeStart w:id="13"/>
+      <w:r>
+        <w:rPr>
+          <w:rFonts w:hint="eastAsia"/>
+        </w:rPr>
+        <w:t>除了未找到切片时要根据</w:t>
       </w:r>
       <w:r>
         <w:rPr>
@@ -6330,6 +6014,13 @@
           <w:rFonts w:hint="eastAsia"/>
         </w:rPr>
         <w:t>空切片</w:t>
+      </w:r>
+      <w:commentRangeEnd w:id="13"/>
+      <w:r>
+        <w:rPr>
+          <w:rStyle w:val="CommentReference"/>
+        </w:rPr>
+        <w:commentReference w:id="13"/>
       </w:r>
       <w:r>
         <w:rPr>
@@ -6342,33 +6033,24 @@
       <w:pPr>
         <w:ind w:left="0"/>
         <w:jc w:val="center"/>
-        <w:rPr>
-          <w:rFonts w:hint="eastAsia"/>
-        </w:rPr>
       </w:pPr>
       <w:r>
         <w:object w:dxaOrig="7537" w:dyaOrig="15759">
-          <v:shape id="_x0000_i1027" type="#_x0000_t75" style="width:305.75pt;height:639.1pt" o:ole="">
-            <v:imagedata r:id="rId11" o:title=""/>
+          <v:shape id="_x0000_i1028" type="#_x0000_t75" style="width:305.75pt;height:639.1pt" o:ole="">
+            <v:imagedata r:id="rId12" o:title=""/>
           </v:shape>
-          <o:OLEObject Type="Embed" ProgID="Visio.Drawing.11" ShapeID="_x0000_i1027" DrawAspect="Content" ObjectID="_1565000655" r:id="rId12"/>
+          <o:OLEObject Type="Embed" ProgID="Visio.Drawing.11" ShapeID="_x0000_i1028" DrawAspect="Content" ObjectID="_1565013310" r:id="rId13"/>
         </w:object>
       </w:r>
     </w:p>
     <w:p>
       <w:pPr>
         <w:ind w:left="0"/>
-        <w:rPr>
-          <w:rFonts w:hint="eastAsia"/>
-        </w:rPr>
       </w:pPr>
     </w:p>
     <w:p>
       <w:pPr>
         <w:ind w:left="0"/>
-        <w:rPr>
-          <w:rFonts w:hint="eastAsia"/>
-        </w:rPr>
       </w:pPr>
       <w:r>
         <w:rPr>
@@ -6393,9 +6075,6 @@
     <w:p>
       <w:pPr>
         <w:ind w:left="0"/>
-        <w:rPr>
-          <w:rFonts w:hint="eastAsia"/>
-        </w:rPr>
       </w:pPr>
       <w:r>
         <w:rPr>
@@ -6455,9 +6134,6 @@
     <w:p>
       <w:pPr>
         <w:ind w:left="0"/>
-        <w:rPr>
-          <w:rFonts w:hint="eastAsia"/>
-        </w:rPr>
       </w:pPr>
       <w:r>
         <w:rPr>
@@ -6517,9 +6193,6 @@
     <w:p>
       <w:pPr>
         <w:ind w:left="0"/>
-        <w:rPr>
-          <w:rFonts w:hint="eastAsia"/>
-        </w:rPr>
       </w:pPr>
       <w:r>
         <w:rPr>
@@ -6598,33 +6271,24 @@
       <w:pPr>
         <w:ind w:left="0"/>
         <w:jc w:val="center"/>
-        <w:rPr>
-          <w:rFonts w:hint="eastAsia"/>
-        </w:rPr>
       </w:pPr>
       <w:r>
         <w:object w:dxaOrig="9693" w:dyaOrig="14625">
-          <v:shape id="_x0000_i1028" type="#_x0000_t75" style="width:387.6pt;height:584.9pt" o:ole="">
-            <v:imagedata r:id="rId13" o:title=""/>
+          <v:shape id="_x0000_i1029" type="#_x0000_t75" style="width:387.6pt;height:584.9pt" o:ole="">
+            <v:imagedata r:id="rId14" o:title=""/>
           </v:shape>
-          <o:OLEObject Type="Embed" ProgID="Visio.Drawing.11" ShapeID="_x0000_i1028" DrawAspect="Content" ObjectID="_1565000656" r:id="rId14"/>
+          <o:OLEObject Type="Embed" ProgID="Visio.Drawing.11" ShapeID="_x0000_i1029" DrawAspect="Content" ObjectID="_1565013311" r:id="rId15"/>
         </w:object>
       </w:r>
     </w:p>
     <w:p>
       <w:pPr>
         <w:ind w:left="0"/>
-        <w:rPr>
-          <w:rFonts w:hint="eastAsia"/>
-        </w:rPr>
       </w:pPr>
     </w:p>
     <w:p>
       <w:pPr>
         <w:ind w:left="0"/>
-        <w:rPr>
-          <w:rFonts w:hint="eastAsia"/>
-        </w:rPr>
       </w:pPr>
       <w:r>
         <w:rPr>
@@ -6649,9 +6313,6 @@
     <w:p>
       <w:pPr>
         <w:ind w:left="0"/>
-        <w:rPr>
-          <w:rFonts w:hint="eastAsia"/>
-        </w:rPr>
       </w:pPr>
       <w:r>
         <w:rPr>
@@ -6676,41 +6337,29 @@
       <w:pPr>
         <w:ind w:left="0"/>
         <w:jc w:val="center"/>
-        <w:rPr>
-          <w:rFonts w:hint="eastAsia"/>
-        </w:rPr>
       </w:pPr>
       <w:r>
         <w:object w:dxaOrig="9693" w:dyaOrig="12783">
-          <v:shape id="_x0000_i1029" type="#_x0000_t75" style="width:419.85pt;height:553.55pt" o:ole="">
-            <v:imagedata r:id="rId15" o:title=""/>
+          <v:shape id="_x0000_i1030" type="#_x0000_t75" style="width:419.85pt;height:553.55pt" o:ole="">
+            <v:imagedata r:id="rId16" o:title=""/>
           </v:shape>
-          <o:OLEObject Type="Embed" ProgID="Visio.Drawing.11" ShapeID="_x0000_i1029" DrawAspect="Content" ObjectID="_1565000657" r:id="rId16"/>
+          <o:OLEObject Type="Embed" ProgID="Visio.Drawing.11" ShapeID="_x0000_i1030" DrawAspect="Content" ObjectID="_1565013312" r:id="rId17"/>
         </w:object>
       </w:r>
     </w:p>
     <w:p>
       <w:pPr>
         <w:ind w:left="0"/>
-        <w:rPr>
-          <w:rFonts w:hint="eastAsia"/>
-        </w:rPr>
       </w:pPr>
     </w:p>
     <w:p>
       <w:pPr>
         <w:ind w:left="0"/>
-        <w:rPr>
-          <w:rFonts w:hint="eastAsia"/>
-        </w:rPr>
       </w:pPr>
     </w:p>
     <w:p>
       <w:pPr>
         <w:ind w:left="0"/>
-        <w:rPr>
-          <w:rFonts w:hint="eastAsia"/>
-        </w:rPr>
       </w:pPr>
     </w:p>
     <w:p>
@@ -6722,9 +6371,6 @@
         </w:numPr>
         <w:spacing w:line="416" w:lineRule="auto"/>
         <w:ind w:left="777"/>
-        <w:rPr>
-          <w:rFonts w:hint="eastAsia"/>
-        </w:rPr>
       </w:pPr>
       <w:r>
         <w:rPr>
@@ -6821,7 +6467,7 @@
             <w:pPr>
               <w:ind w:left="0"/>
               <w:rPr>
-                <w:rFonts w:eastAsiaTheme="minorEastAsia" w:hint="eastAsia"/>
+                <w:rFonts w:eastAsiaTheme="minorEastAsia"/>
                 <w:sz w:val="18"/>
                 <w:szCs w:val="18"/>
               </w:rPr>
@@ -6886,7 +6532,7 @@
             <w:pPr>
               <w:ind w:left="0"/>
               <w:rPr>
-                <w:rFonts w:eastAsiaTheme="minorEastAsia" w:hint="eastAsia"/>
+                <w:rFonts w:eastAsiaTheme="minorEastAsia"/>
                 <w:sz w:val="18"/>
                 <w:szCs w:val="18"/>
               </w:rPr>
@@ -6937,7 +6583,7 @@
             <w:pPr>
               <w:ind w:left="0"/>
               <w:rPr>
-                <w:rFonts w:eastAsiaTheme="minorEastAsia" w:hint="eastAsia"/>
+                <w:rFonts w:eastAsiaTheme="minorEastAsia"/>
                 <w:sz w:val="18"/>
                 <w:szCs w:val="18"/>
               </w:rPr>
@@ -6986,7 +6632,7 @@
             <w:pPr>
               <w:ind w:left="0"/>
               <w:rPr>
-                <w:rFonts w:eastAsiaTheme="minorEastAsia" w:hint="eastAsia"/>
+                <w:rFonts w:eastAsiaTheme="minorEastAsia"/>
                 <w:sz w:val="18"/>
                 <w:szCs w:val="18"/>
               </w:rPr>
@@ -7155,7 +6801,7 @@
             <w:pPr>
               <w:ind w:left="0"/>
               <w:rPr>
-                <w:rFonts w:eastAsiaTheme="minorEastAsia" w:hint="eastAsia"/>
+                <w:rFonts w:eastAsiaTheme="minorEastAsia"/>
                 <w:i/>
                 <w:color w:val="8DB3E2" w:themeColor="text2" w:themeTint="66"/>
                 <w:sz w:val="18"/>
@@ -7512,7 +7158,7 @@
             <w:pPr>
               <w:ind w:left="0"/>
               <w:rPr>
-                <w:rFonts w:eastAsiaTheme="minorEastAsia" w:hint="eastAsia"/>
+                <w:rFonts w:eastAsiaTheme="minorEastAsia"/>
                 <w:sz w:val="18"/>
                 <w:szCs w:val="18"/>
               </w:rPr>
@@ -7546,13 +7192,7 @@
         </w:tc>
       </w:tr>
     </w:tbl>
-    <w:p>
-      <w:pPr>
-        <w:rPr>
-          <w:rFonts w:hint="eastAsia"/>
-        </w:rPr>
-      </w:pPr>
-    </w:p>
+    <w:p/>
     <w:p>
       <w:pPr>
         <w:pStyle w:val="Heading2"/>
@@ -8052,7 +7692,7 @@
             <w:pPr>
               <w:ind w:left="0"/>
               <w:rPr>
-                <w:rFonts w:eastAsiaTheme="minorEastAsia" w:hint="eastAsia"/>
+                <w:rFonts w:eastAsiaTheme="minorEastAsia"/>
                 <w:szCs w:val="21"/>
               </w:rPr>
             </w:pPr>
@@ -8089,7 +7729,7 @@
             <w:pPr>
               <w:ind w:left="0"/>
               <w:rPr>
-                <w:rFonts w:eastAsiaTheme="minorEastAsia" w:hint="eastAsia"/>
+                <w:rFonts w:eastAsiaTheme="minorEastAsia"/>
                 <w:szCs w:val="21"/>
               </w:rPr>
             </w:pPr>
@@ -8174,7 +7814,7 @@
             <w:pPr>
               <w:ind w:left="0"/>
               <w:rPr>
-                <w:rFonts w:eastAsiaTheme="minorEastAsia" w:hint="eastAsia"/>
+                <w:rFonts w:eastAsiaTheme="minorEastAsia"/>
                 <w:szCs w:val="21"/>
               </w:rPr>
             </w:pPr>
@@ -8268,7 +7908,7 @@
             <w:pPr>
               <w:ind w:left="0"/>
               <w:rPr>
-                <w:rFonts w:eastAsiaTheme="minorEastAsia" w:hint="eastAsia"/>
+                <w:rFonts w:eastAsiaTheme="minorEastAsia"/>
                 <w:szCs w:val="21"/>
               </w:rPr>
             </w:pPr>
@@ -8295,7 +7935,7 @@
             <w:pPr>
               <w:pStyle w:val="HTMLPreformatted"/>
               <w:rPr>
-                <w:rFonts w:eastAsiaTheme="minorEastAsia" w:hint="eastAsia"/>
+                <w:rFonts w:eastAsiaTheme="minorEastAsia"/>
                 <w:sz w:val="21"/>
                 <w:szCs w:val="21"/>
               </w:rPr>
@@ -8332,7 +7972,7 @@
             <w:pPr>
               <w:ind w:left="0"/>
               <w:rPr>
-                <w:rFonts w:eastAsiaTheme="minorEastAsia" w:hint="eastAsia"/>
+                <w:rFonts w:eastAsiaTheme="minorEastAsia"/>
                 <w:szCs w:val="21"/>
               </w:rPr>
             </w:pPr>
@@ -8355,7 +7995,7 @@
             <w:pPr>
               <w:ind w:left="0"/>
               <w:rPr>
-                <w:rFonts w:eastAsiaTheme="minorEastAsia" w:hint="eastAsia"/>
+                <w:rFonts w:eastAsiaTheme="minorEastAsia"/>
                 <w:szCs w:val="21"/>
               </w:rPr>
             </w:pPr>
@@ -8392,7 +8032,7 @@
             <w:pPr>
               <w:ind w:left="0"/>
               <w:rPr>
-                <w:rFonts w:eastAsiaTheme="minorEastAsia" w:hint="eastAsia"/>
+                <w:rFonts w:eastAsiaTheme="minorEastAsia"/>
                 <w:szCs w:val="21"/>
               </w:rPr>
             </w:pPr>
@@ -8415,7 +8055,7 @@
             <w:pPr>
               <w:ind w:left="0"/>
               <w:rPr>
-                <w:rFonts w:eastAsiaTheme="minorEastAsia" w:hint="eastAsia"/>
+                <w:rFonts w:eastAsiaTheme="minorEastAsia"/>
                 <w:szCs w:val="21"/>
               </w:rPr>
             </w:pPr>
@@ -8438,7 +8078,7 @@
             <w:pPr>
               <w:ind w:left="0"/>
               <w:rPr>
-                <w:rFonts w:eastAsiaTheme="minorEastAsia" w:hint="eastAsia"/>
+                <w:rFonts w:eastAsiaTheme="minorEastAsia"/>
                 <w:szCs w:val="21"/>
               </w:rPr>
             </w:pPr>
@@ -8486,7 +8126,7 @@
             <w:pPr>
               <w:ind w:left="0"/>
               <w:rPr>
-                <w:rFonts w:eastAsiaTheme="minorEastAsia" w:hint="eastAsia"/>
+                <w:rFonts w:eastAsiaTheme="minorEastAsia"/>
                 <w:szCs w:val="21"/>
               </w:rPr>
             </w:pPr>
@@ -8509,7 +8149,7 @@
             <w:pPr>
               <w:ind w:left="0"/>
               <w:rPr>
-                <w:rFonts w:eastAsiaTheme="minorEastAsia" w:hint="eastAsia"/>
+                <w:rFonts w:eastAsiaTheme="minorEastAsia"/>
                 <w:szCs w:val="21"/>
               </w:rPr>
             </w:pPr>
@@ -8559,7 +8199,7 @@
             <w:pPr>
               <w:ind w:left="0"/>
               <w:rPr>
-                <w:rFonts w:eastAsiaTheme="minorEastAsia" w:hint="eastAsia"/>
+                <w:rFonts w:eastAsiaTheme="minorEastAsia"/>
                 <w:szCs w:val="21"/>
               </w:rPr>
             </w:pPr>
@@ -8586,7 +8226,7 @@
             <w:pPr>
               <w:pStyle w:val="HTMLPreformatted"/>
               <w:rPr>
-                <w:rFonts w:eastAsiaTheme="minorEastAsia" w:hint="eastAsia"/>
+                <w:rFonts w:eastAsiaTheme="minorEastAsia"/>
                 <w:sz w:val="21"/>
                 <w:szCs w:val="21"/>
               </w:rPr>
@@ -8615,7 +8255,7 @@
             <w:pPr>
               <w:ind w:left="0"/>
               <w:rPr>
-                <w:rFonts w:eastAsiaTheme="minorEastAsia" w:hint="eastAsia"/>
+                <w:rFonts w:eastAsiaTheme="minorEastAsia"/>
                 <w:szCs w:val="21"/>
               </w:rPr>
             </w:pPr>
@@ -8652,7 +8292,7 @@
             <w:pPr>
               <w:ind w:left="0"/>
               <w:rPr>
-                <w:rFonts w:eastAsiaTheme="minorEastAsia" w:hint="eastAsia"/>
+                <w:rFonts w:eastAsiaTheme="minorEastAsia"/>
                 <w:szCs w:val="21"/>
               </w:rPr>
             </w:pPr>
@@ -8689,7 +8329,7 @@
             <w:pPr>
               <w:ind w:left="0"/>
               <w:rPr>
-                <w:rFonts w:eastAsiaTheme="minorEastAsia" w:hint="eastAsia"/>
+                <w:rFonts w:eastAsiaTheme="minorEastAsia"/>
                 <w:szCs w:val="21"/>
               </w:rPr>
             </w:pPr>
@@ -8744,7 +8384,7 @@
             <w:pPr>
               <w:ind w:left="0"/>
               <w:rPr>
-                <w:rFonts w:eastAsiaTheme="minorEastAsia" w:hint="eastAsia"/>
+                <w:rFonts w:eastAsiaTheme="minorEastAsia"/>
                 <w:szCs w:val="21"/>
               </w:rPr>
             </w:pPr>
@@ -8794,7 +8434,7 @@
             <w:pPr>
               <w:ind w:left="0"/>
               <w:rPr>
-                <w:rFonts w:eastAsiaTheme="minorEastAsia" w:hint="eastAsia"/>
+                <w:rFonts w:eastAsiaTheme="minorEastAsia"/>
                 <w:szCs w:val="21"/>
               </w:rPr>
             </w:pPr>
@@ -8821,7 +8461,7 @@
             <w:pPr>
               <w:pStyle w:val="HTMLPreformatted"/>
               <w:rPr>
-                <w:rFonts w:eastAsiaTheme="minorEastAsia" w:hint="eastAsia"/>
+                <w:rFonts w:eastAsiaTheme="minorEastAsia"/>
                 <w:sz w:val="21"/>
                 <w:szCs w:val="21"/>
               </w:rPr>
@@ -8850,7 +8490,7 @@
             <w:pPr>
               <w:ind w:left="0"/>
               <w:rPr>
-                <w:rFonts w:eastAsiaTheme="minorEastAsia" w:hint="eastAsia"/>
+                <w:rFonts w:eastAsiaTheme="minorEastAsia"/>
                 <w:szCs w:val="21"/>
               </w:rPr>
             </w:pPr>
@@ -8866,7 +8506,7 @@
             <w:pPr>
               <w:ind w:left="0"/>
               <w:rPr>
-                <w:rFonts w:eastAsiaTheme="minorEastAsia" w:hint="eastAsia"/>
+                <w:rFonts w:eastAsiaTheme="minorEastAsia"/>
                 <w:szCs w:val="21"/>
               </w:rPr>
             </w:pPr>
@@ -8903,7 +8543,7 @@
             <w:pPr>
               <w:ind w:left="0"/>
               <w:rPr>
-                <w:rFonts w:eastAsiaTheme="minorEastAsia" w:hint="eastAsia"/>
+                <w:rFonts w:eastAsiaTheme="minorEastAsia"/>
                 <w:szCs w:val="21"/>
               </w:rPr>
             </w:pPr>
@@ -8940,7 +8580,6 @@
             <w:pPr>
               <w:ind w:left="0"/>
               <w:rPr>
-                <w:rFonts w:hint="eastAsia"/>
                 <w:szCs w:val="21"/>
               </w:rPr>
             </w:pPr>
@@ -8989,7 +8628,6 @@
             <w:pPr>
               <w:ind w:left="0"/>
               <w:rPr>
-                <w:rFonts w:hint="eastAsia"/>
                 <w:szCs w:val="21"/>
               </w:rPr>
             </w:pPr>
@@ -9570,6 +9208,373 @@
     </w:sectPr>
   </w:body>
 </w:document>
+</file>
+
+<file path=word/comments.xml><?xml version="1.0" encoding="utf-8"?>
+<w:comments xmlns:ve="http://schemas.openxmlformats.org/markup-compatibility/2006" xmlns:o="urn:schemas-microsoft-com:office:office" xmlns:r="http://schemas.openxmlformats.org/officeDocument/2006/relationships" xmlns:m="http://schemas.openxmlformats.org/officeDocument/2006/math" xmlns:v="urn:schemas-microsoft-com:vml" xmlns:wp="http://schemas.openxmlformats.org/drawingml/2006/wordprocessingDrawing" xmlns:w10="urn:schemas-microsoft-com:office:word" xmlns:w="http://schemas.openxmlformats.org/wordprocessingml/2006/main" xmlns:wne="http://schemas.microsoft.com/office/word/2006/wordml">
+  <w:comment w:id="0" w:author="liweichao" w:date="2017-08-23T13:34:00Z" w:initials="l">
+    <w:p>
+      <w:pPr>
+        <w:pStyle w:val="CommentText"/>
+      </w:pPr>
+      <w:r>
+        <w:rPr>
+          <w:rStyle w:val="CommentReference"/>
+        </w:rPr>
+        <w:annotationRef/>
+      </w:r>
+      <w:r>
+        <w:rPr>
+          <w:rFonts w:hint="eastAsia"/>
+        </w:rPr>
+        <w:t>不需要</w:t>
+      </w:r>
+    </w:p>
+  </w:comment>
+  <w:comment w:id="1" w:author="liweichao" w:date="2017-08-23T16:16:00Z" w:initials="l">
+    <w:p>
+      <w:pPr>
+        <w:pStyle w:val="CommentText"/>
+      </w:pPr>
+      <w:r>
+        <w:rPr>
+          <w:rStyle w:val="CommentReference"/>
+        </w:rPr>
+        <w:annotationRef/>
+      </w:r>
+      <w:r>
+        <w:rPr>
+          <w:rFonts w:hint="eastAsia"/>
+        </w:rPr>
+        <w:t>create</w:t>
+      </w:r>
+      <w:r>
+        <w:rPr>
+          <w:rFonts w:hint="eastAsia"/>
+        </w:rPr>
+        <w:t>时记录创建时间，</w:t>
+      </w:r>
+      <w:r>
+        <w:rPr>
+          <w:rFonts w:hint="eastAsia"/>
+        </w:rPr>
+        <w:t>close</w:t>
+      </w:r>
+      <w:r>
+        <w:rPr>
+          <w:rFonts w:hint="eastAsia"/>
+        </w:rPr>
+        <w:t>时记录更新时间</w:t>
+      </w:r>
+    </w:p>
+  </w:comment>
+  <w:comment w:id="2" w:author="liweichao" w:date="2017-08-23T14:32:00Z" w:initials="l">
+    <w:p>
+      <w:pPr>
+        <w:pStyle w:val="CommentText"/>
+      </w:pPr>
+      <w:r>
+        <w:rPr>
+          <w:rStyle w:val="CommentReference"/>
+        </w:rPr>
+        <w:annotationRef/>
+      </w:r>
+      <w:r>
+        <w:rPr>
+          <w:rFonts w:hint="eastAsia"/>
+        </w:rPr>
+        <w:t>不需要</w:t>
+      </w:r>
+    </w:p>
+  </w:comment>
+  <w:comment w:id="3" w:author="liweichao" w:date="2017-08-23T13:58:00Z" w:initials="l">
+    <w:p>
+      <w:pPr>
+        <w:pStyle w:val="CommentText"/>
+      </w:pPr>
+      <w:r>
+        <w:rPr>
+          <w:rStyle w:val="CommentReference"/>
+        </w:rPr>
+        <w:annotationRef/>
+      </w:r>
+      <w:r>
+        <w:rPr>
+          <w:rFonts w:hint="eastAsia"/>
+        </w:rPr>
+        <w:t>可以去掉</w:t>
+      </w:r>
+    </w:p>
+  </w:comment>
+  <w:comment w:id="4" w:author="liweichao" w:date="2017-08-23T14:29:00Z" w:initials="l">
+    <w:p>
+      <w:pPr>
+        <w:pStyle w:val="CommentText"/>
+      </w:pPr>
+      <w:r>
+        <w:rPr>
+          <w:rStyle w:val="CommentReference"/>
+        </w:rPr>
+        <w:annotationRef/>
+      </w:r>
+      <w:r>
+        <w:rPr>
+          <w:rFonts w:hint="eastAsia"/>
+        </w:rPr>
+        <w:t>排它操作</w:t>
+      </w:r>
+    </w:p>
+  </w:comment>
+  <w:comment w:id="5" w:author="liweichao" w:date="2017-08-23T14:29:00Z" w:initials="l">
+    <w:p>
+      <w:pPr>
+        <w:pStyle w:val="CommentText"/>
+      </w:pPr>
+      <w:r>
+        <w:rPr>
+          <w:rStyle w:val="CommentReference"/>
+        </w:rPr>
+        <w:annotationRef/>
+      </w:r>
+      <w:r>
+        <w:rPr>
+          <w:rFonts w:hint="eastAsia"/>
+        </w:rPr>
+        <w:t>不支持</w:t>
+      </w:r>
+    </w:p>
+  </w:comment>
+  <w:comment w:id="6" w:author="liweichao" w:date="2017-08-23T13:48:00Z" w:initials="l">
+    <w:p>
+      <w:pPr>
+        <w:pStyle w:val="CommentText"/>
+      </w:pPr>
+      <w:r>
+        <w:rPr>
+          <w:rStyle w:val="CommentReference"/>
+        </w:rPr>
+        <w:annotationRef/>
+      </w:r>
+      <w:proofErr w:type="spellStart"/>
+      <w:proofErr w:type="gramStart"/>
+      <w:r>
+        <w:rPr>
+          <w:rFonts w:hint="eastAsia"/>
+        </w:rPr>
+        <w:t>lockAndSeek</w:t>
+      </w:r>
+      <w:proofErr w:type="spellEnd"/>
+      <w:proofErr w:type="gramEnd"/>
+    </w:p>
+  </w:comment>
+  <w:comment w:id="7" w:author="liweichao" w:date="2017-08-23T14:41:00Z" w:initials="l">
+    <w:p>
+      <w:pPr>
+        <w:pStyle w:val="CommentText"/>
+      </w:pPr>
+      <w:r>
+        <w:rPr>
+          <w:rStyle w:val="CommentReference"/>
+        </w:rPr>
+        <w:annotationRef/>
+      </w:r>
+      <w:r>
+        <w:rPr>
+          <w:rFonts w:hint="eastAsia"/>
+        </w:rPr>
+        <w:t>放到上一层</w:t>
+      </w:r>
+    </w:p>
+  </w:comment>
+  <w:comment w:id="8" w:author="liweichao" w:date="2017-08-23T15:07:00Z" w:initials="l">
+    <w:p>
+      <w:pPr>
+        <w:pStyle w:val="CommentText"/>
+      </w:pPr>
+      <w:r>
+        <w:rPr>
+          <w:rStyle w:val="CommentReference"/>
+        </w:rPr>
+        <w:annotationRef/>
+      </w:r>
+      <w:r>
+        <w:rPr>
+          <w:rFonts w:hint="eastAsia"/>
+        </w:rPr>
+        <w:t>不用填充</w:t>
+      </w:r>
+    </w:p>
+  </w:comment>
+  <w:comment w:id="9" w:author="liweichao" w:date="2017-08-23T15:40:00Z" w:initials="l">
+    <w:p>
+      <w:pPr>
+        <w:pStyle w:val="CommentText"/>
+      </w:pPr>
+      <w:r>
+        <w:rPr>
+          <w:rStyle w:val="CommentReference"/>
+        </w:rPr>
+        <w:annotationRef/>
+      </w:r>
+      <w:r>
+        <w:rPr>
+          <w:rFonts w:hint="eastAsia"/>
+        </w:rPr>
+        <w:t>优先使用元数据页面</w:t>
+      </w:r>
+      <w:r>
+        <w:rPr>
+          <w:rFonts w:hint="eastAsia"/>
+        </w:rPr>
+        <w:t>，</w:t>
+      </w:r>
+      <w:r>
+        <w:rPr>
+          <w:rFonts w:hint="eastAsia"/>
+        </w:rPr>
+        <w:t>最大</w:t>
+      </w:r>
+      <w:r>
+        <w:rPr>
+          <w:rFonts w:hint="eastAsia"/>
+        </w:rPr>
+        <w:t>256bytes</w:t>
+      </w:r>
+    </w:p>
+  </w:comment>
+  <w:comment w:id="10" w:author="liweichao" w:date="2017-08-23T15:39:00Z" w:initials="l">
+    <w:p>
+      <w:pPr>
+        <w:pStyle w:val="CommentText"/>
+      </w:pPr>
+      <w:r>
+        <w:rPr>
+          <w:rStyle w:val="CommentReference"/>
+        </w:rPr>
+        <w:annotationRef/>
+      </w:r>
+      <w:r>
+        <w:rPr>
+          <w:rFonts w:hint="eastAsia"/>
+        </w:rPr>
+        <w:t>单独增加一个字段</w:t>
+      </w:r>
+    </w:p>
+  </w:comment>
+  <w:comment w:id="11" w:author="liweichao" w:date="2017-08-23T17:06:00Z" w:initials="l">
+    <w:p>
+      <w:pPr>
+        <w:pStyle w:val="CommentText"/>
+      </w:pPr>
+      <w:r>
+        <w:rPr>
+          <w:rStyle w:val="CommentReference"/>
+        </w:rPr>
+        <w:annotationRef/>
+      </w:r>
+      <w:r>
+        <w:rPr>
+          <w:rFonts w:hint="eastAsia"/>
+        </w:rPr>
+        <w:t>改为增加</w:t>
+      </w:r>
+      <w:proofErr w:type="spellStart"/>
+      <w:r>
+        <w:rPr>
+          <w:rFonts w:hint="eastAsia"/>
+        </w:rPr>
+        <w:t>LobPageSize</w:t>
+      </w:r>
+      <w:proofErr w:type="spellEnd"/>
+      <w:r>
+        <w:rPr>
+          <w:rStyle w:val="CommentReference"/>
+        </w:rPr>
+        <w:annotationRef/>
+      </w:r>
+    </w:p>
+  </w:comment>
+  <w:comment w:id="12" w:author="liweichao" w:date="2017-08-23T17:06:00Z" w:initials="l">
+    <w:p>
+      <w:pPr>
+        <w:pStyle w:val="CommentText"/>
+      </w:pPr>
+      <w:r>
+        <w:rPr>
+          <w:rStyle w:val="CommentReference"/>
+        </w:rPr>
+        <w:annotationRef/>
+      </w:r>
+      <w:r>
+        <w:rPr>
+          <w:rFonts w:hint="eastAsia"/>
+        </w:rPr>
+        <w:t>write</w:t>
+      </w:r>
+      <w:r>
+        <w:rPr>
+          <w:rFonts w:hint="eastAsia"/>
+        </w:rPr>
+        <w:t>时按一定长度</w:t>
+      </w:r>
+      <w:r>
+        <w:rPr>
+          <w:rFonts w:hint="eastAsia"/>
+        </w:rPr>
+        <w:t>（比如每</w:t>
+      </w:r>
+      <w:r>
+        <w:rPr>
+          <w:rFonts w:hint="eastAsia"/>
+        </w:rPr>
+        <w:t>16MB</w:t>
+      </w:r>
+      <w:r>
+        <w:rPr>
+          <w:rFonts w:hint="eastAsia"/>
+        </w:rPr>
+        <w:t>）</w:t>
+      </w:r>
+      <w:r>
+        <w:rPr>
+          <w:rFonts w:hint="eastAsia"/>
+        </w:rPr>
+        <w:t>更新元数据</w:t>
+      </w:r>
+    </w:p>
+  </w:comment>
+  <w:comment w:id="13" w:author="liweichao" w:date="2017-08-23T17:07:00Z" w:initials="l">
+    <w:p>
+      <w:pPr>
+        <w:pStyle w:val="CommentText"/>
+      </w:pPr>
+      <w:r>
+        <w:rPr>
+          <w:rStyle w:val="CommentReference"/>
+        </w:rPr>
+        <w:annotationRef/>
+      </w:r>
+      <w:r>
+        <w:rPr>
+          <w:rFonts w:hint="eastAsia"/>
+        </w:rPr>
+        <w:t>空切片</w:t>
+      </w:r>
+      <w:r>
+        <w:rPr>
+          <w:rFonts w:hint="eastAsia"/>
+        </w:rPr>
+        <w:t>可以</w:t>
+      </w:r>
+      <w:r>
+        <w:rPr>
+          <w:rFonts w:hint="eastAsia"/>
+        </w:rPr>
+        <w:t>直接在协调节点判断</w:t>
+      </w:r>
+    </w:p>
+  </w:comment>
+</w:comments>
 </file>
 
 <file path=word/numbering.xml><?xml version="1.0" encoding="utf-8"?>

--- a/internal_doc/03.开发设计/Story-LobRandomWrite.docx
+++ b/internal_doc/03.开发设计/Story-LobRandomWrite.docx
@@ -124,11 +124,9 @@
               </w:rPr>
               <w:t xml:space="preserve"> </w:t>
             </w:r>
-            <w:proofErr w:type="spellStart"/>
             <w:r>
               <w:t>Weichao</w:t>
             </w:r>
-            <w:proofErr w:type="spellEnd"/>
           </w:p>
         </w:tc>
         <w:tc>
@@ -432,56 +430,14 @@
           <w:rFonts w:hint="eastAsia"/>
           <w:color w:val="000000" w:themeColor="text1"/>
         </w:rPr>
-        <w:t>按数据段加锁并</w:t>
+        <w:t>LOB</w:t>
       </w:r>
       <w:r>
         <w:rPr>
           <w:rFonts w:hint="eastAsia"/>
           <w:color w:val="000000" w:themeColor="text1"/>
         </w:rPr>
-        <w:t>seek</w:t>
-      </w:r>
-      <w:r>
-        <w:rPr>
-          <w:rFonts w:hint="eastAsia"/>
-          <w:color w:val="000000" w:themeColor="text1"/>
-        </w:rPr>
-        <w:t>到</w:t>
-      </w:r>
-      <w:r>
-        <w:rPr>
-          <w:rFonts w:hint="eastAsia"/>
-          <w:color w:val="000000" w:themeColor="text1"/>
-        </w:rPr>
-        <w:t>加锁的数据段</w:t>
-      </w:r>
-      <w:r>
-        <w:rPr>
-          <w:rFonts w:hint="eastAsia"/>
-          <w:color w:val="000000" w:themeColor="text1"/>
-        </w:rPr>
-        <w:t>后</w:t>
-      </w:r>
-      <w:r>
-        <w:rPr>
-          <w:rFonts w:hint="eastAsia"/>
-          <w:color w:val="000000" w:themeColor="text1"/>
-        </w:rPr>
-        <w:t>写入数据</w:t>
-      </w:r>
-      <w:r>
-        <w:rPr>
-          <w:rFonts w:hint="eastAsia"/>
-          <w:color w:val="000000" w:themeColor="text1"/>
-        </w:rPr>
-        <w:t>，并支持覆盖写入数据</w:t>
-      </w:r>
-      <w:r>
-        <w:rPr>
-          <w:rFonts w:hint="eastAsia"/>
-          <w:color w:val="000000" w:themeColor="text1"/>
-        </w:rPr>
-        <w:t>；</w:t>
+        <w:t>对象在关闭后打开写入数据；</w:t>
       </w:r>
     </w:p>
     <w:p>
@@ -504,49 +460,7 @@
           <w:rFonts w:hint="eastAsia"/>
           <w:color w:val="000000" w:themeColor="text1"/>
         </w:rPr>
-        <w:t>）写操作未</w:t>
-      </w:r>
-      <w:r>
-        <w:rPr>
-          <w:rFonts w:hint="eastAsia"/>
-          <w:color w:val="000000" w:themeColor="text1"/>
-        </w:rPr>
-        <w:t>seek</w:t>
-      </w:r>
-      <w:r>
-        <w:rPr>
-          <w:rFonts w:hint="eastAsia"/>
-          <w:color w:val="000000" w:themeColor="text1"/>
-        </w:rPr>
-        <w:t>时，从</w:t>
-      </w:r>
-      <w:r>
-        <w:rPr>
-          <w:rFonts w:hint="eastAsia"/>
-          <w:color w:val="000000" w:themeColor="text1"/>
-        </w:rPr>
-        <w:t>LOB</w:t>
-      </w:r>
-      <w:r>
-        <w:rPr>
-          <w:rFonts w:hint="eastAsia"/>
-          <w:color w:val="000000" w:themeColor="text1"/>
-        </w:rPr>
-        <w:t>尾部</w:t>
-      </w:r>
-      <w:r>
-        <w:rPr>
-          <w:rFonts w:hint="eastAsia"/>
-          <w:color w:val="000000" w:themeColor="text1"/>
-        </w:rPr>
-        <w:t>顺序</w:t>
-      </w:r>
-      <w:r>
-        <w:rPr>
-          <w:rFonts w:hint="eastAsia"/>
-          <w:color w:val="000000" w:themeColor="text1"/>
-        </w:rPr>
-        <w:t>写入数据；</w:t>
+        <w:t>）支持排他写入和共享写入，共享写入时的写入位置不能重叠；</w:t>
       </w:r>
     </w:p>
     <w:p>
@@ -576,21 +490,56 @@
           <w:rFonts w:hint="eastAsia"/>
           <w:color w:val="000000" w:themeColor="text1"/>
         </w:rPr>
-        <w:t>支持</w:t>
+        <w:t>共享写入时要</w:t>
       </w:r>
       <w:r>
         <w:rPr>
           <w:rFonts w:hint="eastAsia"/>
           <w:color w:val="000000" w:themeColor="text1"/>
         </w:rPr>
-        <w:t>排他写入和共享写入</w:t>
+        <w:t>按数据段加锁并</w:t>
       </w:r>
       <w:r>
         <w:rPr>
           <w:rFonts w:hint="eastAsia"/>
           <w:color w:val="000000" w:themeColor="text1"/>
         </w:rPr>
-        <w:t>，共享写入时的写入位置不能重叠</w:t>
+        <w:t>seek</w:t>
+      </w:r>
+      <w:r>
+        <w:rPr>
+          <w:rFonts w:hint="eastAsia"/>
+          <w:color w:val="000000" w:themeColor="text1"/>
+        </w:rPr>
+        <w:t>到</w:t>
+      </w:r>
+      <w:r>
+        <w:rPr>
+          <w:rFonts w:hint="eastAsia"/>
+          <w:color w:val="000000" w:themeColor="text1"/>
+        </w:rPr>
+        <w:t>加锁的数据段</w:t>
+      </w:r>
+      <w:r>
+        <w:rPr>
+          <w:rFonts w:hint="eastAsia"/>
+          <w:color w:val="000000" w:themeColor="text1"/>
+        </w:rPr>
+        <w:t>后</w:t>
+      </w:r>
+      <w:r>
+        <w:rPr>
+          <w:rFonts w:hint="eastAsia"/>
+          <w:color w:val="000000" w:themeColor="text1"/>
+        </w:rPr>
+        <w:t>写入数据</w:t>
+      </w:r>
+      <w:r>
+        <w:rPr>
+          <w:rFonts w:hint="eastAsia"/>
+          <w:color w:val="000000" w:themeColor="text1"/>
+        </w:rPr>
+        <w:t>，并支持覆盖写入数据</w:t>
       </w:r>
       <w:r>
         <w:rPr>
@@ -620,50 +569,49 @@
           <w:rFonts w:hint="eastAsia"/>
           <w:color w:val="000000" w:themeColor="text1"/>
         </w:rPr>
-        <w:t>）</w:t>
+        <w:t>）写操作未</w:t>
       </w:r>
       <w:r>
         <w:rPr>
           <w:rFonts w:hint="eastAsia"/>
           <w:color w:val="000000" w:themeColor="text1"/>
         </w:rPr>
-        <w:t>支持</w:t>
-      </w:r>
-      <w:commentRangeStart w:id="0"/>
+        <w:t>seek</w:t>
+      </w:r>
       <w:r>
         <w:rPr>
           <w:rFonts w:hint="eastAsia"/>
           <w:color w:val="000000" w:themeColor="text1"/>
         </w:rPr>
-        <w:t>排它读</w:t>
-      </w:r>
-      <w:commentRangeEnd w:id="0"/>
-      <w:r>
-        <w:rPr>
-          <w:rStyle w:val="CommentReference"/>
-        </w:rPr>
-        <w:commentReference w:id="0"/>
+        <w:t>时，从</w:t>
       </w:r>
       <w:r>
         <w:rPr>
           <w:rFonts w:hint="eastAsia"/>
           <w:color w:val="000000" w:themeColor="text1"/>
         </w:rPr>
-        <w:t>和</w:t>
+        <w:t>LOB</w:t>
       </w:r>
       <w:r>
         <w:rPr>
           <w:rFonts w:hint="eastAsia"/>
           <w:color w:val="000000" w:themeColor="text1"/>
         </w:rPr>
-        <w:t>共享读</w:t>
+        <w:t>尾部</w:t>
       </w:r>
       <w:r>
         <w:rPr>
           <w:rFonts w:hint="eastAsia"/>
           <w:color w:val="000000" w:themeColor="text1"/>
         </w:rPr>
-        <w:t>；</w:t>
+        <w:t>顺序</w:t>
+      </w:r>
+      <w:r>
+        <w:rPr>
+          <w:rFonts w:hint="eastAsia"/>
+          <w:color w:val="000000" w:themeColor="text1"/>
+        </w:rPr>
+        <w:t>写入数据；</w:t>
       </w:r>
     </w:p>
     <w:p>
@@ -686,41 +634,65 @@
           <w:rFonts w:hint="eastAsia"/>
           <w:color w:val="000000" w:themeColor="text1"/>
         </w:rPr>
-        <w:t>）支持</w:t>
-      </w:r>
-      <w:r>
-        <w:rPr>
-          <w:rFonts w:hint="eastAsia"/>
-          <w:color w:val="000000" w:themeColor="text1"/>
+        <w:t>）</w:t>
+      </w:r>
+      <w:r>
+        <w:rPr>
+          <w:rFonts w:hint="eastAsia"/>
+        </w:rPr>
+        <w:t>创建</w:t>
+      </w:r>
+      <w:r>
+        <w:rPr>
+          <w:rFonts w:hint="eastAsia"/>
         </w:rPr>
         <w:t>LOB</w:t>
       </w:r>
       <w:r>
         <w:rPr>
           <w:rFonts w:hint="eastAsia"/>
-          <w:color w:val="000000" w:themeColor="text1"/>
-        </w:rPr>
-        <w:t>对象在</w:t>
-      </w:r>
-      <w:commentRangeStart w:id="1"/>
-      <w:r>
-        <w:rPr>
-          <w:rFonts w:hint="eastAsia"/>
-          <w:color w:val="000000" w:themeColor="text1"/>
-        </w:rPr>
-        <w:t>关闭后重新打开写入数据</w:t>
-      </w:r>
-      <w:commentRangeEnd w:id="1"/>
-      <w:r>
-        <w:rPr>
-          <w:rStyle w:val="CommentReference"/>
-        </w:rPr>
-        <w:commentReference w:id="1"/>
-      </w:r>
-      <w:r>
-        <w:rPr>
-          <w:rFonts w:hint="eastAsia"/>
-          <w:color w:val="000000" w:themeColor="text1"/>
+        </w:rPr>
+        <w:t>对象</w:t>
+      </w:r>
+      <w:r>
+        <w:rPr>
+          <w:rFonts w:hint="eastAsia"/>
+        </w:rPr>
+        <w:t>时记录</w:t>
+      </w:r>
+      <w:r>
+        <w:rPr>
+          <w:rFonts w:hint="eastAsia"/>
+        </w:rPr>
+        <w:t>createTime</w:t>
+      </w:r>
+      <w:r>
+        <w:rPr>
+          <w:rFonts w:hint="eastAsia"/>
+        </w:rPr>
+        <w:t>，</w:t>
+      </w:r>
+      <w:r>
+        <w:rPr>
+          <w:rFonts w:hint="eastAsia"/>
+        </w:rPr>
+        <w:t>close</w:t>
+      </w:r>
+      <w:r>
+        <w:rPr>
+          <w:rFonts w:hint="eastAsia"/>
+        </w:rPr>
+        <w:t>时记录</w:t>
+      </w:r>
+      <w:r>
+        <w:rPr>
+          <w:rFonts w:hint="eastAsia"/>
+        </w:rPr>
+        <w:t>modifiedTime</w:t>
+      </w:r>
+      <w:r>
+        <w:rPr>
+          <w:rFonts w:hint="eastAsia"/>
         </w:rPr>
         <w:t>。</w:t>
       </w:r>
@@ -895,57 +867,15 @@
       </w:r>
     </w:p>
     <w:p>
-      <w:proofErr w:type="spellStart"/>
-      <w:r>
-        <w:rPr>
-          <w:rFonts w:hint="eastAsia"/>
-        </w:rPr>
-        <w:t>sdbCollection</w:t>
-      </w:r>
-      <w:proofErr w:type="spellEnd"/>
-      <w:r>
-        <w:rPr>
-          <w:rFonts w:hint="eastAsia"/>
-        </w:rPr>
-        <w:t>::</w:t>
-      </w:r>
-      <w:proofErr w:type="spellStart"/>
-      <w:proofErr w:type="gramStart"/>
-      <w:r>
-        <w:rPr>
-          <w:rFonts w:hint="eastAsia"/>
-        </w:rPr>
-        <w:t>openLob</w:t>
-      </w:r>
-      <w:proofErr w:type="spellEnd"/>
-      <w:r>
-        <w:rPr>
-          <w:rFonts w:hint="eastAsia"/>
-        </w:rPr>
-        <w:t>(</w:t>
-      </w:r>
-      <w:proofErr w:type="spellStart"/>
-      <w:proofErr w:type="gramEnd"/>
-      <w:r>
-        <w:t>sdbLob</w:t>
-      </w:r>
-      <w:proofErr w:type="spellEnd"/>
-      <w:r>
-        <w:t xml:space="preserve"> **lob, const </w:t>
-      </w:r>
-      <w:proofErr w:type="spellStart"/>
-      <w:r>
-        <w:t>bson</w:t>
-      </w:r>
-      <w:proofErr w:type="spellEnd"/>
-      <w:r>
-        <w:t>::OID &amp;</w:t>
-      </w:r>
-      <w:proofErr w:type="spellStart"/>
-      <w:r>
-        <w:t>oid</w:t>
-      </w:r>
-      <w:proofErr w:type="spellEnd"/>
+      <w:r>
+        <w:rPr>
+          <w:rFonts w:hint="eastAsia"/>
+        </w:rPr>
+        <w:t>sdbCollection::openLob(</w:t>
+      </w:r>
+      <w:r>
+        <w:t>sdbLob **lob, const bson::OID &amp;oid</w:t>
+      </w:r>
       <w:r>
         <w:rPr>
           <w:rFonts w:hint="eastAsia"/>
@@ -953,16 +883,19 @@
         <w:t xml:space="preserve">, </w:t>
       </w:r>
       <w:r>
-        <w:rPr>
-          <w:rFonts w:hint="eastAsia"/>
-        </w:rPr>
-        <w:t>U</w:t>
-      </w:r>
-      <w:r>
-        <w:rPr>
-          <w:rFonts w:hint="eastAsia"/>
-        </w:rPr>
-        <w:t>INT32 mode)</w:t>
+        <w:t>SDB_LOB_OPEN_MODE</w:t>
+      </w:r>
+      <w:r>
+        <w:rPr>
+          <w:rFonts w:hint="eastAsia"/>
+        </w:rPr>
+        <w:t xml:space="preserve"> </w:t>
+      </w:r>
+      <w:r>
+        <w:rPr>
+          <w:rFonts w:hint="eastAsia"/>
+        </w:rPr>
+        <w:t>mode)</w:t>
       </w:r>
       <w:r>
         <w:rPr>
@@ -977,19 +910,7 @@
         <w:rPr>
           <w:rFonts w:hint="eastAsia"/>
         </w:rPr>
-        <w:t>增加新的</w:t>
-      </w:r>
-      <w:r>
-        <w:rPr>
-          <w:rFonts w:hint="eastAsia"/>
-        </w:rPr>
-        <w:t>打开</w:t>
-      </w:r>
-      <w:r>
-        <w:rPr>
-          <w:rFonts w:hint="eastAsia"/>
-        </w:rPr>
-        <w:t>模式</w:t>
+        <w:t>增加新的模式</w:t>
       </w:r>
       <w:r>
         <w:rPr>
@@ -1013,34 +934,26 @@
         <w:rPr>
           <w:rFonts w:hint="eastAsia"/>
         </w:rPr>
-        <w:t>:</w:t>
+        <w:t>：</w:t>
       </w:r>
     </w:p>
     <w:tbl>
       <w:tblPr>
         <w:tblStyle w:val="TableGrid"/>
         <w:tblW w:w="0" w:type="auto"/>
+        <w:jc w:val="center"/>
         <w:tblInd w:w="357" w:type="dxa"/>
         <w:tblLook w:val="04A0"/>
       </w:tblPr>
       <w:tblGrid>
-        <w:gridCol w:w="1419"/>
         <w:gridCol w:w="1468"/>
         <w:gridCol w:w="2109"/>
         <w:gridCol w:w="3263"/>
       </w:tblGrid>
       <w:tr>
-        <w:tc>
-          <w:tcPr>
-            <w:tcW w:w="1419" w:type="dxa"/>
-          </w:tcPr>
-          <w:p>
-            <w:pPr>
-              <w:ind w:left="0"/>
-              <w:jc w:val="center"/>
-            </w:pPr>
-          </w:p>
-        </w:tc>
+        <w:trPr>
+          <w:jc w:val="center"/>
+        </w:trPr>
         <w:tc>
           <w:tcPr>
             <w:tcW w:w="1468" w:type="dxa"/>
@@ -1103,24 +1016,9 @@
         </w:tc>
       </w:tr>
       <w:tr>
-        <w:tc>
-          <w:tcPr>
-            <w:tcW w:w="1419" w:type="dxa"/>
-            <w:vMerge w:val="restart"/>
-          </w:tcPr>
-          <w:p>
-            <w:pPr>
-              <w:ind w:left="0"/>
-              <w:jc w:val="center"/>
-            </w:pPr>
-            <w:r>
-              <w:rPr>
-                <w:rFonts w:eastAsiaTheme="minorEastAsia" w:hint="eastAsia"/>
-              </w:rPr>
-              <w:t>OPEN/CREATE mode</w:t>
-            </w:r>
-          </w:p>
-        </w:tc>
+        <w:trPr>
+          <w:jc w:val="center"/>
+        </w:trPr>
         <w:tc>
           <w:tcPr>
             <w:tcW w:w="1468" w:type="dxa"/>
@@ -1212,18 +1110,9 @@
         </w:tc>
       </w:tr>
       <w:tr>
-        <w:tc>
-          <w:tcPr>
-            <w:tcW w:w="1419" w:type="dxa"/>
-            <w:vMerge/>
-          </w:tcPr>
-          <w:p>
-            <w:pPr>
-              <w:ind w:left="0"/>
-              <w:jc w:val="center"/>
-            </w:pPr>
-          </w:p>
-        </w:tc>
+        <w:trPr>
+          <w:jc w:val="center"/>
+        </w:trPr>
         <w:tc>
           <w:tcPr>
             <w:tcW w:w="1468" w:type="dxa"/>
@@ -1233,22 +1122,15 @@
               <w:ind w:left="0"/>
               <w:rPr>
                 <w:rFonts w:eastAsiaTheme="minorEastAsia"/>
+                <w:color w:val="4F81BD" w:themeColor="accent1"/>
               </w:rPr>
             </w:pPr>
-            <w:commentRangeStart w:id="2"/>
-            <w:r>
-              <w:rPr>
-                <w:rFonts w:eastAsiaTheme="minorEastAsia" w:hint="eastAsia"/>
-              </w:rPr>
-              <w:t>OPEN</w:t>
-            </w:r>
-            <w:commentRangeEnd w:id="2"/>
-            <w:r>
-              <w:rPr>
-                <w:rStyle w:val="CommentReference"/>
-                <w:rFonts w:eastAsiaTheme="minorEastAsia"/>
-              </w:rPr>
-              <w:commentReference w:id="2"/>
+            <w:r>
+              <w:rPr>
+                <w:rFonts w:hint="eastAsia"/>
+                <w:color w:val="4F81BD" w:themeColor="accent1"/>
+              </w:rPr>
+              <w:t>READ</w:t>
             </w:r>
           </w:p>
         </w:tc>
@@ -1260,20 +1142,15 @@
             <w:pPr>
               <w:ind w:left="0"/>
               <w:rPr>
-                <w:rFonts w:eastAsiaTheme="minorEastAsia"/>
+                <w:color w:val="4F81BD" w:themeColor="accent1"/>
               </w:rPr>
             </w:pPr>
             <w:r>
               <w:rPr>
                 <w:rFonts w:hint="eastAsia"/>
-              </w:rPr>
-              <w:t>0x0000000</w:t>
-            </w:r>
-            <w:r>
-              <w:rPr>
-                <w:rFonts w:eastAsiaTheme="minorEastAsia" w:hint="eastAsia"/>
-              </w:rPr>
-              <w:t>2</w:t>
+                <w:color w:val="4F81BD" w:themeColor="accent1"/>
+              </w:rPr>
+              <w:t>0x00000004</w:t>
             </w:r>
           </w:p>
         </w:tc>
@@ -1286,153 +1163,37 @@
               <w:ind w:left="0"/>
               <w:rPr>
                 <w:rFonts w:eastAsiaTheme="minorEastAsia"/>
+                <w:color w:val="4F81BD" w:themeColor="accent1"/>
               </w:rPr>
             </w:pPr>
             <w:r>
               <w:rPr>
                 <w:rFonts w:eastAsiaTheme="minorEastAsia" w:hint="eastAsia"/>
-              </w:rPr>
-              <w:t>打开已有</w:t>
-            </w:r>
-            <w:r>
-              <w:rPr>
-                <w:rFonts w:eastAsiaTheme="minorEastAsia" w:hint="eastAsia"/>
+                <w:color w:val="4F81BD" w:themeColor="accent1"/>
+              </w:rPr>
+              <w:t>只读模式，不能写入。</w:t>
+            </w:r>
+            <w:r>
+              <w:rPr>
+                <w:rFonts w:eastAsiaTheme="minorEastAsia" w:hint="eastAsia"/>
+                <w:color w:val="4F81BD" w:themeColor="accent1"/>
               </w:rPr>
               <w:t>LOB</w:t>
             </w:r>
             <w:r>
               <w:rPr>
                 <w:rFonts w:eastAsiaTheme="minorEastAsia" w:hint="eastAsia"/>
-              </w:rPr>
-              <w:t>对象，</w:t>
-            </w:r>
-            <w:r>
-              <w:rPr>
-                <w:rFonts w:eastAsiaTheme="minorEastAsia" w:hint="eastAsia"/>
-              </w:rPr>
-              <w:t>LOB</w:t>
-            </w:r>
-            <w:r>
-              <w:rPr>
-                <w:rFonts w:eastAsiaTheme="minorEastAsia" w:hint="eastAsia"/>
-              </w:rPr>
-              <w:t>对象不存在时报错</w:t>
+                <w:color w:val="4F81BD" w:themeColor="accent1"/>
+              </w:rPr>
+              <w:t>对象不存在时报错。</w:t>
             </w:r>
           </w:p>
         </w:tc>
       </w:tr>
       <w:tr>
-        <w:tc>
-          <w:tcPr>
-            <w:tcW w:w="1419" w:type="dxa"/>
-            <w:vMerge w:val="restart"/>
-          </w:tcPr>
-          <w:p>
-            <w:pPr>
-              <w:ind w:left="0"/>
-              <w:jc w:val="center"/>
-              <w:rPr>
-                <w:rFonts w:eastAsiaTheme="minorEastAsia"/>
-              </w:rPr>
-            </w:pPr>
-            <w:r>
-              <w:rPr>
-                <w:rFonts w:eastAsiaTheme="minorEastAsia" w:hint="eastAsia"/>
-              </w:rPr>
-              <w:t>READ/WRITE access mode</w:t>
-            </w:r>
-          </w:p>
-        </w:tc>
-        <w:tc>
-          <w:tcPr>
-            <w:tcW w:w="1468" w:type="dxa"/>
-          </w:tcPr>
-          <w:p>
-            <w:pPr>
-              <w:ind w:left="0"/>
-              <w:rPr>
-                <w:rFonts w:eastAsiaTheme="minorEastAsia"/>
-                <w:color w:val="4F81BD" w:themeColor="accent1"/>
-              </w:rPr>
-            </w:pPr>
-            <w:r>
-              <w:rPr>
-                <w:rFonts w:hint="eastAsia"/>
-                <w:color w:val="4F81BD" w:themeColor="accent1"/>
-              </w:rPr>
-              <w:t>READ</w:t>
-            </w:r>
-          </w:p>
-        </w:tc>
-        <w:tc>
-          <w:tcPr>
-            <w:tcW w:w="2109" w:type="dxa"/>
-          </w:tcPr>
-          <w:p>
-            <w:pPr>
-              <w:ind w:left="0"/>
-              <w:rPr>
-                <w:color w:val="4F81BD" w:themeColor="accent1"/>
-              </w:rPr>
-            </w:pPr>
-            <w:r>
-              <w:rPr>
-                <w:rFonts w:hint="eastAsia"/>
-                <w:color w:val="4F81BD" w:themeColor="accent1"/>
-              </w:rPr>
-              <w:t>0x00000004</w:t>
-            </w:r>
-          </w:p>
-        </w:tc>
-        <w:tc>
-          <w:tcPr>
-            <w:tcW w:w="3263" w:type="dxa"/>
-          </w:tcPr>
-          <w:p>
-            <w:pPr>
-              <w:ind w:left="0"/>
-              <w:rPr>
-                <w:rFonts w:eastAsiaTheme="minorEastAsia"/>
-                <w:color w:val="4F81BD" w:themeColor="accent1"/>
-              </w:rPr>
-            </w:pPr>
-            <w:r>
-              <w:rPr>
-                <w:rFonts w:eastAsiaTheme="minorEastAsia" w:hint="eastAsia"/>
-                <w:color w:val="4F81BD" w:themeColor="accent1"/>
-              </w:rPr>
-              <w:t>只读模式，不能写入</w:t>
-            </w:r>
-            <w:r>
-              <w:rPr>
-                <w:rFonts w:eastAsiaTheme="minorEastAsia" w:hint="eastAsia"/>
-                <w:color w:val="4F81BD" w:themeColor="accent1"/>
-              </w:rPr>
-              <w:t>。读操作默认值</w:t>
-            </w:r>
-            <w:r>
-              <w:rPr>
-                <w:rFonts w:eastAsiaTheme="minorEastAsia" w:hint="eastAsia"/>
-                <w:color w:val="4F81BD" w:themeColor="accent1"/>
-              </w:rPr>
-              <w:t>。</w:t>
-            </w:r>
-          </w:p>
-        </w:tc>
-      </w:tr>
-      <w:tr>
-        <w:tc>
-          <w:tcPr>
-            <w:tcW w:w="1419" w:type="dxa"/>
-            <w:vMerge/>
-          </w:tcPr>
-          <w:p>
-            <w:pPr>
-              <w:ind w:left="0"/>
-              <w:jc w:val="center"/>
-            </w:pPr>
-          </w:p>
-        </w:tc>
+        <w:trPr>
+          <w:jc w:val="center"/>
+        </w:trPr>
         <w:tc>
           <w:tcPr>
             <w:tcW w:w="1468" w:type="dxa"/>
@@ -1489,54 +1250,27 @@
               <w:rPr>
                 <w:rFonts w:eastAsiaTheme="minorEastAsia" w:hint="eastAsia"/>
               </w:rPr>
-              <w:t>只写模式，不能读取</w:t>
-            </w:r>
-            <w:r>
-              <w:rPr>
-                <w:rFonts w:eastAsiaTheme="minorEastAsia" w:hint="eastAsia"/>
-              </w:rPr>
-              <w:t>。</w:t>
-            </w:r>
-            <w:r>
-              <w:rPr>
-                <w:rFonts w:eastAsiaTheme="minorEastAsia" w:hint="eastAsia"/>
-              </w:rPr>
-              <w:t>写操作默认值。</w:t>
+              <w:t>只写模式，不能读取。写操作默认值。</w:t>
+            </w:r>
+            <w:r>
+              <w:rPr>
+                <w:rFonts w:eastAsiaTheme="minorEastAsia" w:hint="eastAsia"/>
+              </w:rPr>
+              <w:t>LOB</w:t>
+            </w:r>
+            <w:r>
+              <w:rPr>
+                <w:rFonts w:eastAsiaTheme="minorEastAsia" w:hint="eastAsia"/>
+              </w:rPr>
+              <w:t>对象不存在时报错。</w:t>
             </w:r>
           </w:p>
         </w:tc>
       </w:tr>
       <w:tr>
-        <w:tc>
-          <w:tcPr>
-            <w:tcW w:w="1419" w:type="dxa"/>
-          </w:tcPr>
-          <w:p>
-            <w:pPr>
-              <w:ind w:left="0"/>
-              <w:jc w:val="center"/>
-              <w:rPr>
-                <w:rFonts w:eastAsiaTheme="minorEastAsia"/>
-                <w:color w:val="4F81BD" w:themeColor="accent1"/>
-              </w:rPr>
-            </w:pPr>
-            <w:r>
-              <w:rPr>
-                <w:rFonts w:eastAsiaTheme="minorEastAsia" w:hint="eastAsia"/>
-                <w:color w:val="4F81BD" w:themeColor="accent1"/>
-              </w:rPr>
-              <w:t xml:space="preserve">REMOVE </w:t>
-            </w:r>
-            <w:r>
-              <w:rPr>
-                <w:rFonts w:eastAsiaTheme="minorEastAsia" w:hint="eastAsia"/>
-                <w:color w:val="4F81BD" w:themeColor="accent1"/>
-              </w:rPr>
-              <w:lastRenderedPageBreak/>
-              <w:t>mode</w:t>
-            </w:r>
-          </w:p>
-        </w:tc>
+        <w:trPr>
+          <w:jc w:val="center"/>
+        </w:trPr>
         <w:tc>
           <w:tcPr>
             <w:tcW w:w="1468" w:type="dxa"/>
@@ -1554,7 +1288,6 @@
                 <w:rFonts w:eastAsiaTheme="minorEastAsia" w:hint="eastAsia"/>
                 <w:color w:val="4F81BD" w:themeColor="accent1"/>
               </w:rPr>
-              <w:lastRenderedPageBreak/>
               <w:t>REMOVE</w:t>
             </w:r>
           </w:p>
@@ -1618,210 +1351,12 @@
               </w:rPr>
               <w:t>。</w:t>
             </w:r>
-          </w:p>
-        </w:tc>
-      </w:tr>
-      <w:tr>
-        <w:tc>
-          <w:tcPr>
-            <w:tcW w:w="1419" w:type="dxa"/>
-            <w:vMerge w:val="restart"/>
-          </w:tcPr>
-          <w:p>
-            <w:pPr>
-              <w:ind w:left="0"/>
-              <w:jc w:val="center"/>
-              <w:rPr>
-                <w:rFonts w:eastAsiaTheme="minorEastAsia"/>
-              </w:rPr>
-            </w:pPr>
-            <w:commentRangeStart w:id="3"/>
-            <w:r>
-              <w:rPr>
-                <w:rFonts w:eastAsiaTheme="minorEastAsia" w:hint="eastAsia"/>
-              </w:rPr>
-              <w:lastRenderedPageBreak/>
-              <w:t>SHARED mode</w:t>
-            </w:r>
-            <w:commentRangeEnd w:id="3"/>
-            <w:r>
-              <w:rPr>
-                <w:rStyle w:val="CommentReference"/>
-                <w:rFonts w:eastAsiaTheme="minorEastAsia"/>
-              </w:rPr>
-              <w:commentReference w:id="3"/>
-            </w:r>
-          </w:p>
-        </w:tc>
-        <w:tc>
-          <w:tcPr>
-            <w:tcW w:w="1468" w:type="dxa"/>
-          </w:tcPr>
-          <w:p>
-            <w:pPr>
-              <w:ind w:left="0"/>
-            </w:pPr>
-            <w:r>
-              <w:rPr>
-                <w:rFonts w:hint="eastAsia"/>
-              </w:rPr>
-              <w:t>EXCLUSIVE</w:t>
-            </w:r>
-          </w:p>
-        </w:tc>
-        <w:tc>
-          <w:tcPr>
-            <w:tcW w:w="2109" w:type="dxa"/>
-          </w:tcPr>
-          <w:p>
-            <w:pPr>
-              <w:ind w:left="0"/>
-            </w:pPr>
-            <w:r>
-              <w:rPr>
-                <w:rFonts w:hint="eastAsia"/>
-              </w:rPr>
-              <w:t>0x000000</w:t>
-            </w:r>
-            <w:r>
-              <w:rPr>
-                <w:rFonts w:eastAsiaTheme="minorEastAsia" w:hint="eastAsia"/>
-              </w:rPr>
-              <w:t>2</w:t>
-            </w:r>
-            <w:r>
-              <w:rPr>
-                <w:rFonts w:hint="eastAsia"/>
-              </w:rPr>
-              <w:t>0</w:t>
-            </w:r>
-          </w:p>
-        </w:tc>
-        <w:tc>
-          <w:tcPr>
-            <w:tcW w:w="3263" w:type="dxa"/>
-          </w:tcPr>
-          <w:p>
-            <w:pPr>
-              <w:ind w:left="0"/>
-              <w:rPr>
-                <w:rFonts w:eastAsiaTheme="minorEastAsia"/>
-              </w:rPr>
-            </w:pPr>
-            <w:r>
-              <w:rPr>
-                <w:rFonts w:eastAsiaTheme="minorEastAsia" w:hint="eastAsia"/>
-              </w:rPr>
-              <w:t>排它操作，读写都不能并发</w:t>
-            </w:r>
-            <w:r>
-              <w:rPr>
-                <w:rFonts w:eastAsiaTheme="minorEastAsia" w:hint="eastAsia"/>
-              </w:rPr>
-              <w:t>。</w:t>
-            </w:r>
-          </w:p>
-        </w:tc>
-      </w:tr>
-      <w:tr>
-        <w:tc>
-          <w:tcPr>
-            <w:tcW w:w="1419" w:type="dxa"/>
-            <w:vMerge/>
-          </w:tcPr>
-          <w:p>
-            <w:pPr>
-              <w:ind w:left="0"/>
-            </w:pPr>
-          </w:p>
-        </w:tc>
-        <w:tc>
-          <w:tcPr>
-            <w:tcW w:w="1468" w:type="dxa"/>
-          </w:tcPr>
-          <w:p>
-            <w:pPr>
-              <w:ind w:left="0"/>
-              <w:rPr>
-                <w:rFonts w:eastAsiaTheme="minorEastAsia"/>
-              </w:rPr>
-            </w:pPr>
-            <w:r>
-              <w:rPr>
-                <w:rFonts w:hint="eastAsia"/>
-              </w:rPr>
-              <w:t>SHARED</w:t>
-            </w:r>
-          </w:p>
-        </w:tc>
-        <w:tc>
-          <w:tcPr>
-            <w:tcW w:w="2109" w:type="dxa"/>
-          </w:tcPr>
-          <w:p>
-            <w:pPr>
-              <w:ind w:left="0"/>
-            </w:pPr>
-            <w:r>
-              <w:rPr>
-                <w:rFonts w:hint="eastAsia"/>
-              </w:rPr>
-              <w:t>0x00000</w:t>
-            </w:r>
-            <w:r>
-              <w:rPr>
-                <w:rFonts w:eastAsiaTheme="minorEastAsia" w:hint="eastAsia"/>
-              </w:rPr>
-              <w:t>04</w:t>
-            </w:r>
-            <w:r>
-              <w:rPr>
-                <w:rFonts w:hint="eastAsia"/>
-              </w:rPr>
-              <w:t>0</w:t>
-            </w:r>
-          </w:p>
-        </w:tc>
-        <w:tc>
-          <w:tcPr>
-            <w:tcW w:w="3263" w:type="dxa"/>
-          </w:tcPr>
-          <w:p>
-            <w:pPr>
-              <w:ind w:left="0"/>
-              <w:rPr>
-                <w:rFonts w:eastAsiaTheme="minorEastAsia"/>
-              </w:rPr>
-            </w:pPr>
-            <w:r>
-              <w:rPr>
-                <w:rFonts w:eastAsiaTheme="minorEastAsia" w:hint="eastAsia"/>
-              </w:rPr>
-              <w:t>共享操作</w:t>
-            </w:r>
-            <w:r>
-              <w:rPr>
-                <w:rFonts w:eastAsiaTheme="minorEastAsia" w:hint="eastAsia"/>
-              </w:rPr>
-              <w:t>，</w:t>
-            </w:r>
-            <w:r>
-              <w:rPr>
-                <w:rFonts w:eastAsiaTheme="minorEastAsia" w:hint="eastAsia"/>
-              </w:rPr>
-              <w:t>可以并发执行</w:t>
-            </w:r>
-            <w:r>
-              <w:rPr>
-                <w:rFonts w:eastAsiaTheme="minorEastAsia" w:hint="eastAsia"/>
-              </w:rPr>
-              <w:t>读或者写操作</w:t>
-            </w:r>
-            <w:r>
-              <w:rPr>
-                <w:rFonts w:eastAsiaTheme="minorEastAsia" w:hint="eastAsia"/>
-              </w:rPr>
-              <w:t>。</w:t>
+            <w:r>
+              <w:rPr>
+                <w:rFonts w:eastAsiaTheme="minorEastAsia" w:hint="eastAsia"/>
+                <w:color w:val="4F81BD" w:themeColor="accent1"/>
+              </w:rPr>
+              <w:t>（不对外公开）</w:t>
             </w:r>
           </w:p>
         </w:tc>
@@ -1840,66 +1375,85 @@
         <w:rPr>
           <w:rFonts w:hint="eastAsia"/>
         </w:rPr>
+        <w:lastRenderedPageBreak/>
+        <w:t>CREATEONLY</w:t>
+      </w:r>
+      <w:r>
+        <w:rPr>
+          <w:rFonts w:hint="eastAsia"/>
+        </w:rPr>
+        <w:t>是</w:t>
+      </w:r>
+      <w:r>
+        <w:rPr>
+          <w:rFonts w:hint="eastAsia"/>
+        </w:rPr>
+        <w:t>创建并</w:t>
+      </w:r>
+      <w:r>
+        <w:rPr>
+          <w:rFonts w:hint="eastAsia"/>
+        </w:rPr>
+        <w:t>写</w:t>
+      </w:r>
+      <w:r>
+        <w:rPr>
+          <w:rFonts w:hint="eastAsia"/>
+        </w:rPr>
+        <w:t>入</w:t>
+      </w:r>
+      <w:r>
+        <w:rPr>
+          <w:rFonts w:hint="eastAsia"/>
+        </w:rPr>
         <w:t>LOB</w:t>
       </w:r>
       <w:r>
         <w:rPr>
           <w:rFonts w:hint="eastAsia"/>
         </w:rPr>
-        <w:t>对象的</w:t>
-      </w:r>
-      <w:r>
-        <w:rPr>
-          <w:rFonts w:hint="eastAsia"/>
-        </w:rPr>
-        <w:t>打开</w:t>
-      </w:r>
-      <w:r>
-        <w:rPr>
-          <w:rFonts w:hint="eastAsia"/>
-        </w:rPr>
-        <w:t>模式</w:t>
-      </w:r>
-      <w:r>
-        <w:rPr>
-          <w:rFonts w:hint="eastAsia"/>
-        </w:rPr>
-        <w:t>可以组合使用</w:t>
-      </w:r>
-      <w:r>
-        <w:rPr>
-          <w:rFonts w:hint="eastAsia"/>
-        </w:rPr>
-        <w:t>，例如</w:t>
-      </w:r>
-      <w:r>
-        <w:rPr>
-          <w:rFonts w:hint="eastAsia"/>
-        </w:rPr>
-        <w:t>：</w:t>
-      </w:r>
-    </w:p>
-    <w:p>
-      <w:pPr>
-        <w:ind w:left="0"/>
-      </w:pPr>
-      <w:r>
-        <w:rPr>
-          <w:rFonts w:hint="eastAsia"/>
-        </w:rPr>
-        <w:t>1</w:t>
-      </w:r>
-      <w:r>
-        <w:rPr>
-          <w:rFonts w:hint="eastAsia"/>
-        </w:rPr>
-        <w:t>）</w:t>
-      </w:r>
-      <w:r>
-        <w:rPr>
-          <w:rFonts w:hint="eastAsia"/>
-        </w:rPr>
-        <w:t>打开已有</w:t>
+        <w:t>对象</w:t>
+      </w:r>
+      <w:r>
+        <w:rPr>
+          <w:rFonts w:hint="eastAsia"/>
+        </w:rPr>
+        <w:t>，</w:t>
+      </w:r>
+      <w:r>
+        <w:rPr>
+          <w:rFonts w:hint="eastAsia"/>
+        </w:rPr>
+        <w:t>是排它操作</w:t>
+      </w:r>
+      <w:r>
+        <w:rPr>
+          <w:rFonts w:hint="eastAsia"/>
+        </w:rPr>
+        <w:t>。</w:t>
+      </w:r>
+    </w:p>
+    <w:p>
+      <w:pPr>
+        <w:ind w:left="0"/>
+      </w:pPr>
+      <w:r>
+        <w:rPr>
+          <w:rFonts w:hint="eastAsia"/>
+        </w:rPr>
+        <w:t>READ</w:t>
+      </w:r>
+      <w:r>
+        <w:rPr>
+          <w:rFonts w:hint="eastAsia"/>
+        </w:rPr>
+        <w:t>是</w:t>
+      </w:r>
+      <w:r>
+        <w:rPr>
+          <w:rFonts w:hint="eastAsia"/>
+        </w:rPr>
+        <w:t>读</w:t>
       </w:r>
       <w:r>
         <w:rPr>
@@ -1911,36 +1465,30 @@
         <w:rPr>
           <w:rFonts w:hint="eastAsia"/>
         </w:rPr>
-        <w:t>：</w:t>
-      </w:r>
-      <w:r>
-        <w:rPr>
-          <w:rFonts w:hint="eastAsia"/>
-        </w:rPr>
-        <w:t>OPEN</w:t>
-      </w:r>
-    </w:p>
-    <w:p>
-      <w:pPr>
-        <w:ind w:left="0"/>
-      </w:pPr>
-      <w:r>
-        <w:rPr>
-          <w:rFonts w:hint="eastAsia"/>
-        </w:rPr>
-        <w:t>2</w:t>
-      </w:r>
-      <w:r>
-        <w:rPr>
-          <w:rFonts w:hint="eastAsia"/>
-        </w:rPr>
-        <w:t>）</w:t>
-      </w:r>
-      <w:r>
-        <w:rPr>
-          <w:rFonts w:hint="eastAsia"/>
-        </w:rPr>
-        <w:t>创建新</w:t>
+        <w:t>数据</w:t>
+      </w:r>
+      <w:r>
+        <w:rPr>
+          <w:rFonts w:hint="eastAsia"/>
+        </w:rPr>
+        <w:t>，可以并发读。</w:t>
+      </w:r>
+    </w:p>
+    <w:p>
+      <w:pPr>
+        <w:ind w:left="0"/>
+      </w:pPr>
+      <w:r>
+        <w:rPr>
+          <w:rFonts w:hint="eastAsia"/>
+        </w:rPr>
+        <w:t>WRITE</w:t>
+      </w:r>
+      <w:r>
+        <w:rPr>
+          <w:rFonts w:hint="eastAsia"/>
+        </w:rPr>
+        <w:t>是写入</w:t>
       </w:r>
       <w:r>
         <w:rPr>
@@ -1952,263 +1500,13 @@
         <w:rPr>
           <w:rFonts w:hint="eastAsia"/>
         </w:rPr>
-        <w:t>，如果存在则报错</w:t>
-      </w:r>
-      <w:r>
-        <w:rPr>
-          <w:rFonts w:hint="eastAsia"/>
-        </w:rPr>
-        <w:t>：</w:t>
-      </w:r>
-      <w:commentRangeStart w:id="4"/>
-      <w:r>
-        <w:rPr>
-          <w:rFonts w:hint="eastAsia"/>
-        </w:rPr>
-        <w:t>CREATEONLY</w:t>
-      </w:r>
-      <w:commentRangeEnd w:id="4"/>
-      <w:r>
-        <w:rPr>
-          <w:rStyle w:val="CommentReference"/>
-        </w:rPr>
-        <w:commentReference w:id="4"/>
-      </w:r>
-    </w:p>
-    <w:p>
-      <w:pPr>
-        <w:ind w:left="0"/>
-      </w:pPr>
-      <w:r>
-        <w:rPr>
-          <w:rFonts w:hint="eastAsia"/>
-        </w:rPr>
-        <w:t>3</w:t>
-      </w:r>
-      <w:r>
-        <w:rPr>
-          <w:rFonts w:hint="eastAsia"/>
-        </w:rPr>
-        <w:t>）</w:t>
-      </w:r>
-      <w:r>
-        <w:rPr>
-          <w:rFonts w:hint="eastAsia"/>
-        </w:rPr>
-        <w:t>创建</w:t>
-      </w:r>
-      <w:r>
-        <w:rPr>
-          <w:rFonts w:hint="eastAsia"/>
-        </w:rPr>
-        <w:t>新</w:t>
-      </w:r>
-      <w:r>
-        <w:rPr>
-          <w:rFonts w:hint="eastAsia"/>
-        </w:rPr>
-        <w:t>LOB</w:t>
-      </w:r>
-      <w:r>
-        <w:rPr>
-          <w:rFonts w:hint="eastAsia"/>
-        </w:rPr>
-        <w:t>，如果存在则打开</w:t>
-      </w:r>
-      <w:r>
-        <w:rPr>
-          <w:rFonts w:hint="eastAsia"/>
-        </w:rPr>
-        <w:t>：</w:t>
-      </w:r>
-      <w:commentRangeStart w:id="5"/>
-      <w:r>
-        <w:rPr>
-          <w:rFonts w:hint="eastAsia"/>
-        </w:rPr>
-        <w:t>CREATEONLY</w:t>
-      </w:r>
-      <w:r>
-        <w:rPr>
-          <w:rFonts w:hint="eastAsia"/>
-        </w:rPr>
-        <w:t xml:space="preserve"> | </w:t>
-      </w:r>
-      <w:r>
-        <w:rPr>
-          <w:rFonts w:hint="eastAsia"/>
-        </w:rPr>
-        <w:t>OPEN</w:t>
-      </w:r>
-      <w:commentRangeEnd w:id="5"/>
-      <w:r>
-        <w:rPr>
-          <w:rStyle w:val="CommentReference"/>
-        </w:rPr>
-        <w:commentReference w:id="5"/>
-      </w:r>
-    </w:p>
-    <w:p>
-      <w:pPr>
-        <w:ind w:left="0"/>
-      </w:pPr>
-    </w:p>
-    <w:p>
-      <w:pPr>
-        <w:ind w:left="0"/>
-      </w:pPr>
-      <w:r>
-        <w:rPr>
-          <w:rFonts w:hint="eastAsia"/>
-        </w:rPr>
-        <w:t>打开模式、读写模式、共享模式可以组合使用</w:t>
-      </w:r>
-      <w:r>
-        <w:rPr>
-          <w:rFonts w:hint="eastAsia"/>
-        </w:rPr>
-        <w:t>，例如</w:t>
-      </w:r>
-      <w:r>
-        <w:rPr>
-          <w:rFonts w:hint="eastAsia"/>
-        </w:rPr>
-        <w:t>：</w:t>
-      </w:r>
-    </w:p>
-    <w:p>
-      <w:pPr>
-        <w:ind w:left="0"/>
-      </w:pPr>
-      <w:r>
-        <w:rPr>
-          <w:rFonts w:hint="eastAsia"/>
-        </w:rPr>
-        <w:t>以</w:t>
-      </w:r>
-      <w:r>
-        <w:rPr>
-          <w:rFonts w:hint="eastAsia"/>
-        </w:rPr>
-        <w:t>排它模式打开</w:t>
-      </w:r>
-      <w:r>
-        <w:rPr>
-          <w:rFonts w:hint="eastAsia"/>
-        </w:rPr>
-        <w:t>LOB</w:t>
-      </w:r>
-      <w:r>
-        <w:rPr>
-          <w:rFonts w:hint="eastAsia"/>
-        </w:rPr>
-        <w:t>对象</w:t>
-      </w:r>
-      <w:r>
-        <w:rPr>
-          <w:rFonts w:hint="eastAsia"/>
-        </w:rPr>
-        <w:t>来</w:t>
-      </w:r>
-      <w:r>
-        <w:rPr>
-          <w:rFonts w:hint="eastAsia"/>
-        </w:rPr>
-        <w:t>读取数据：</w:t>
-      </w:r>
-      <w:r>
-        <w:rPr>
-          <w:rFonts w:hint="eastAsia"/>
-        </w:rPr>
-        <w:t>OPEN | READ | EXCLUSIVE</w:t>
-      </w:r>
-      <w:r>
-        <w:rPr>
-          <w:rFonts w:hint="eastAsia"/>
-        </w:rPr>
-        <w:t>。</w:t>
-      </w:r>
-    </w:p>
-    <w:p>
-      <w:pPr>
-        <w:ind w:left="0"/>
-      </w:pPr>
-    </w:p>
-    <w:p>
-      <w:pPr>
-        <w:ind w:left="0"/>
-      </w:pPr>
-      <w:r>
-        <w:rPr>
-          <w:rFonts w:hint="eastAsia"/>
-        </w:rPr>
-        <w:t>CREATEONLY</w:t>
-      </w:r>
-      <w:r>
-        <w:rPr>
-          <w:rFonts w:hint="eastAsia"/>
-        </w:rPr>
-        <w:t>只能</w:t>
-      </w:r>
-      <w:r>
-        <w:rPr>
-          <w:rFonts w:hint="eastAsia"/>
-        </w:rPr>
-        <w:t>使用</w:t>
-      </w:r>
-      <w:r>
-        <w:rPr>
-          <w:rFonts w:hint="eastAsia"/>
-        </w:rPr>
-        <w:t>写</w:t>
-      </w:r>
-      <w:r>
-        <w:rPr>
-          <w:rFonts w:hint="eastAsia"/>
-        </w:rPr>
-        <w:t>模式（</w:t>
-      </w:r>
-      <w:r>
-        <w:rPr>
-          <w:rFonts w:hint="eastAsia"/>
-        </w:rPr>
-        <w:t>WRITE</w:t>
-      </w:r>
-      <w:r>
-        <w:rPr>
-          <w:rFonts w:hint="eastAsia"/>
-        </w:rPr>
-        <w:t>）</w:t>
-      </w:r>
-      <w:r>
-        <w:rPr>
-          <w:rFonts w:hint="eastAsia"/>
-        </w:rPr>
-        <w:t>，</w:t>
-      </w:r>
-      <w:r>
-        <w:rPr>
-          <w:rFonts w:hint="eastAsia"/>
-        </w:rPr>
-        <w:t>指定</w:t>
-      </w:r>
-      <w:r>
-        <w:rPr>
-          <w:rFonts w:hint="eastAsia"/>
-        </w:rPr>
-        <w:t>读</w:t>
-      </w:r>
-      <w:r>
-        <w:rPr>
-          <w:rFonts w:hint="eastAsia"/>
-        </w:rPr>
-        <w:t>模式会报错</w:t>
-      </w:r>
-      <w:r>
-        <w:rPr>
-          <w:rFonts w:hint="eastAsia"/>
-        </w:rPr>
-        <w:t>。</w:t>
+        <w:t>数据，</w:t>
+      </w:r>
+      <w:r>
+        <w:rPr>
+          <w:rFonts w:hint="eastAsia"/>
+        </w:rPr>
+        <w:t>根据加锁情况既可以并发写入也可以排它写入。</w:t>
       </w:r>
     </w:p>
     <w:p>
@@ -2223,70 +1521,31 @@
         <w:rPr>
           <w:rFonts w:hint="eastAsia"/>
         </w:rPr>
-        <w:t>LOB</w:t>
-      </w:r>
-      <w:r>
-        <w:rPr>
-          <w:rFonts w:hint="eastAsia"/>
-        </w:rPr>
-        <w:t>写操作</w:t>
-      </w:r>
-      <w:r>
-        <w:rPr>
-          <w:rFonts w:hint="eastAsia"/>
-        </w:rPr>
-        <w:t>默认</w:t>
-      </w:r>
-      <w:r>
-        <w:rPr>
-          <w:rFonts w:hint="eastAsia"/>
-        </w:rPr>
-        <w:t>是排它操作</w:t>
-      </w:r>
-      <w:r>
-        <w:rPr>
-          <w:rFonts w:hint="eastAsia"/>
-        </w:rPr>
-        <w:t>，</w:t>
-      </w:r>
-      <w:r>
-        <w:rPr>
-          <w:rFonts w:hint="eastAsia"/>
-        </w:rPr>
-        <w:t>只读打开</w:t>
-      </w:r>
-      <w:r>
-        <w:rPr>
-          <w:rFonts w:hint="eastAsia"/>
-        </w:rPr>
-        <w:t>LOB</w:t>
-      </w:r>
-      <w:r>
-        <w:rPr>
-          <w:rFonts w:hint="eastAsia"/>
-        </w:rPr>
-        <w:t>时默认是共享操作</w:t>
+        <w:t>读写操作之间</w:t>
+      </w:r>
+      <w:r>
+        <w:rPr>
+          <w:rFonts w:hint="eastAsia"/>
+        </w:rPr>
+        <w:t>时</w:t>
+      </w:r>
+      <w:r>
+        <w:rPr>
+          <w:rFonts w:hint="eastAsia"/>
+        </w:rPr>
+        <w:t>互斥</w:t>
+      </w:r>
+      <w:r>
+        <w:rPr>
+          <w:rFonts w:hint="eastAsia"/>
+        </w:rPr>
+        <w:t>的</w:t>
       </w:r>
       <w:r>
         <w:rPr>
           <w:rFonts w:hint="eastAsia"/>
         </w:rPr>
         <w:t>。</w:t>
-      </w:r>
-    </w:p>
-    <w:p>
-      <w:pPr>
-        <w:tabs>
-          <w:tab w:val="left" w:pos="4341"/>
-          <w:tab w:val="left" w:pos="6312"/>
-        </w:tabs>
-        <w:ind w:left="0"/>
-      </w:pPr>
-      <w:r>
-        <w:rPr>
-          <w:rFonts w:hint="eastAsia"/>
-        </w:rPr>
-        <w:t>读写操作之间互斥。</w:t>
       </w:r>
     </w:p>
     <w:p>
@@ -2360,41 +1619,11 @@
         </w:tabs>
         <w:ind w:left="0"/>
       </w:pPr>
-      <w:proofErr w:type="spellStart"/>
-      <w:r>
-        <w:rPr>
-          <w:rFonts w:hint="eastAsia"/>
-        </w:rPr>
-        <w:t>sdbLob</w:t>
-      </w:r>
-      <w:proofErr w:type="spellEnd"/>
-      <w:r>
-        <w:rPr>
-          <w:rFonts w:hint="eastAsia"/>
-        </w:rPr>
-        <w:t>::</w:t>
-      </w:r>
-      <w:commentRangeStart w:id="6"/>
-      <w:proofErr w:type="gramStart"/>
-      <w:r>
-        <w:rPr>
-          <w:rFonts w:hint="eastAsia"/>
-        </w:rPr>
-        <w:t>lock</w:t>
-      </w:r>
-      <w:commentRangeEnd w:id="6"/>
-      <w:proofErr w:type="gramEnd"/>
-      <w:r>
-        <w:rPr>
-          <w:rStyle w:val="CommentReference"/>
-        </w:rPr>
-        <w:commentReference w:id="6"/>
-      </w:r>
-      <w:r>
-        <w:rPr>
-          <w:rFonts w:hint="eastAsia"/>
-        </w:rPr>
-        <w:t>(</w:t>
+      <w:r>
+        <w:rPr>
+          <w:rFonts w:hint="eastAsia"/>
+        </w:rPr>
+        <w:t>sdbLob::lock(</w:t>
       </w:r>
       <w:r>
         <w:rPr>
@@ -2426,133 +1655,7 @@
         <w:rPr>
           <w:rFonts w:hint="eastAsia"/>
         </w:rPr>
-        <w:t>该接口</w:t>
-      </w:r>
-      <w:r>
-        <w:rPr>
-          <w:rFonts w:hint="eastAsia"/>
-        </w:rPr>
-        <w:t>用于</w:t>
-      </w:r>
-      <w:r>
-        <w:rPr>
-          <w:rFonts w:hint="eastAsia"/>
-        </w:rPr>
-        <w:t>SHARED</w:t>
-      </w:r>
-      <w:r>
-        <w:rPr>
-          <w:rFonts w:hint="eastAsia"/>
-        </w:rPr>
-        <w:t xml:space="preserve"> | </w:t>
-      </w:r>
-      <w:r>
-        <w:rPr>
-          <w:rFonts w:hint="eastAsia"/>
-        </w:rPr>
-        <w:t>WRITE</w:t>
-      </w:r>
-      <w:r>
-        <w:rPr>
-          <w:rFonts w:hint="eastAsia"/>
-        </w:rPr>
-        <w:t>模式下，</w:t>
-      </w:r>
-      <w:r>
-        <w:rPr>
-          <w:rFonts w:hint="eastAsia"/>
-        </w:rPr>
-        <w:t>为写操作</w:t>
-      </w:r>
-      <w:r>
-        <w:rPr>
-          <w:rFonts w:hint="eastAsia"/>
-        </w:rPr>
-        <w:t>锁定</w:t>
-      </w:r>
-      <w:r>
-        <w:rPr>
-          <w:rFonts w:hint="eastAsia"/>
-        </w:rPr>
-        <w:t>LOB</w:t>
-      </w:r>
-      <w:r>
-        <w:rPr>
-          <w:rFonts w:hint="eastAsia"/>
-        </w:rPr>
-        <w:t>数据段</w:t>
-      </w:r>
-      <w:r>
-        <w:rPr>
-          <w:rFonts w:hint="eastAsia"/>
-        </w:rPr>
-        <w:t>，</w:t>
-      </w:r>
-      <w:r>
-        <w:rPr>
-          <w:rFonts w:hint="eastAsia"/>
-        </w:rPr>
-        <w:t>被锁定的数据段只能由当前会话读写</w:t>
-      </w:r>
-      <w:r>
-        <w:rPr>
-          <w:rFonts w:hint="eastAsia"/>
-        </w:rPr>
-        <w:t>。</w:t>
-      </w:r>
-      <w:r>
-        <w:rPr>
-          <w:rFonts w:hint="eastAsia"/>
-        </w:rPr>
-        <w:t>在未锁定</w:t>
-      </w:r>
-      <w:r>
-        <w:rPr>
-          <w:rFonts w:hint="eastAsia"/>
-        </w:rPr>
-        <w:t>LOB</w:t>
-      </w:r>
-      <w:r>
-        <w:rPr>
-          <w:rFonts w:hint="eastAsia"/>
-        </w:rPr>
-        <w:t>数据段的情况下进行共享写操作，</w:t>
-      </w:r>
-      <w:r>
-        <w:rPr>
-          <w:rFonts w:hint="eastAsia"/>
-        </w:rPr>
-        <w:t>会自动</w:t>
-      </w:r>
-      <w:r>
-        <w:rPr>
-          <w:rFonts w:hint="eastAsia"/>
-        </w:rPr>
-        <w:t>锁定整个</w:t>
-      </w:r>
-      <w:r>
-        <w:rPr>
-          <w:rFonts w:hint="eastAsia"/>
-        </w:rPr>
-        <w:t>LOB</w:t>
-      </w:r>
-      <w:r>
-        <w:rPr>
-          <w:rFonts w:hint="eastAsia"/>
-        </w:rPr>
-        <w:t>对象，也就是共享写操作退回到排它写操作。</w:t>
-      </w:r>
-      <w:r>
-        <w:rPr>
-          <w:rFonts w:hint="eastAsia"/>
-        </w:rPr>
-        <w:t>在有锁定数据段的情况下</w:t>
-      </w:r>
-      <w:r>
-        <w:rPr>
-          <w:rFonts w:hint="eastAsia"/>
-        </w:rPr>
-        <w:t>向未锁定的数据段写数据会报错。</w:t>
+        <w:t>sdbLob::lockAndSeek(INT64 offset, INT64 length);</w:t>
       </w:r>
     </w:p>
     <w:p>
@@ -2566,19 +1669,151 @@
         <w:rPr>
           <w:rFonts w:hint="eastAsia"/>
         </w:rPr>
-        <w:t>可以多次调用</w:t>
-      </w:r>
-      <w:r>
-        <w:rPr>
-          <w:rFonts w:hint="eastAsia"/>
-        </w:rPr>
-        <w:t>lock</w:t>
-      </w:r>
-      <w:r>
-        <w:rPr>
-          <w:rFonts w:hint="eastAsia"/>
-        </w:rPr>
-        <w:t>接口锁定数据段。</w:t>
+        <w:t>该接口</w:t>
+      </w:r>
+      <w:r>
+        <w:rPr>
+          <w:rFonts w:hint="eastAsia"/>
+        </w:rPr>
+        <w:t>用于</w:t>
+      </w:r>
+      <w:r>
+        <w:rPr>
+          <w:rFonts w:hint="eastAsia"/>
+        </w:rPr>
+        <w:t>WRITE</w:t>
+      </w:r>
+      <w:r>
+        <w:rPr>
+          <w:rFonts w:hint="eastAsia"/>
+        </w:rPr>
+        <w:t>模式下，</w:t>
+      </w:r>
+      <w:r>
+        <w:rPr>
+          <w:rFonts w:hint="eastAsia"/>
+        </w:rPr>
+        <w:t>为写操作</w:t>
+      </w:r>
+      <w:r>
+        <w:rPr>
+          <w:rFonts w:hint="eastAsia"/>
+        </w:rPr>
+        <w:t>锁定</w:t>
+      </w:r>
+      <w:r>
+        <w:rPr>
+          <w:rFonts w:hint="eastAsia"/>
+        </w:rPr>
+        <w:t>LOB</w:t>
+      </w:r>
+      <w:r>
+        <w:rPr>
+          <w:rFonts w:hint="eastAsia"/>
+        </w:rPr>
+        <w:t>数据段</w:t>
+      </w:r>
+      <w:r>
+        <w:rPr>
+          <w:rFonts w:hint="eastAsia"/>
+        </w:rPr>
+        <w:t>，</w:t>
+      </w:r>
+      <w:r>
+        <w:rPr>
+          <w:rFonts w:hint="eastAsia"/>
+        </w:rPr>
+        <w:t>被锁定的数据段只能由当前会话读写</w:t>
+      </w:r>
+      <w:r>
+        <w:rPr>
+          <w:rFonts w:hint="eastAsia"/>
+        </w:rPr>
+        <w:t>。</w:t>
+      </w:r>
+      <w:r>
+        <w:rPr>
+          <w:rFonts w:hint="eastAsia"/>
+        </w:rPr>
+        <w:t>在未锁定</w:t>
+      </w:r>
+      <w:r>
+        <w:rPr>
+          <w:rFonts w:hint="eastAsia"/>
+        </w:rPr>
+        <w:t>LOB</w:t>
+      </w:r>
+      <w:r>
+        <w:rPr>
+          <w:rFonts w:hint="eastAsia"/>
+        </w:rPr>
+        <w:t>数据段的情况下进行</w:t>
+      </w:r>
+      <w:r>
+        <w:rPr>
+          <w:rFonts w:hint="eastAsia"/>
+        </w:rPr>
+        <w:t>写操作，</w:t>
+      </w:r>
+      <w:r>
+        <w:rPr>
+          <w:rFonts w:hint="eastAsia"/>
+        </w:rPr>
+        <w:t>会自动</w:t>
+      </w:r>
+      <w:r>
+        <w:rPr>
+          <w:rFonts w:hint="eastAsia"/>
+        </w:rPr>
+        <w:t>锁定整个</w:t>
+      </w:r>
+      <w:r>
+        <w:rPr>
+          <w:rFonts w:hint="eastAsia"/>
+        </w:rPr>
+        <w:t>LOB</w:t>
+      </w:r>
+      <w:r>
+        <w:rPr>
+          <w:rFonts w:hint="eastAsia"/>
+        </w:rPr>
+        <w:t>对象，也就是共享写操作退回到排它写操作。</w:t>
+      </w:r>
+      <w:r>
+        <w:rPr>
+          <w:rFonts w:hint="eastAsia"/>
+        </w:rPr>
+        <w:t>length</w:t>
+      </w:r>
+      <w:r>
+        <w:rPr>
+          <w:rFonts w:hint="eastAsia"/>
+        </w:rPr>
+        <w:t>为</w:t>
+      </w:r>
+      <w:r>
+        <w:rPr>
+          <w:rFonts w:hint="eastAsia"/>
+        </w:rPr>
+        <w:t>-1</w:t>
+      </w:r>
+      <w:r>
+        <w:rPr>
+          <w:rFonts w:hint="eastAsia"/>
+        </w:rPr>
+        <w:t>时表示锁定整个</w:t>
+      </w:r>
+      <w:r>
+        <w:rPr>
+          <w:rFonts w:hint="eastAsia"/>
+        </w:rPr>
+        <w:t>LOB</w:t>
+      </w:r>
+      <w:r>
+        <w:rPr>
+          <w:rFonts w:hint="eastAsia"/>
+        </w:rPr>
+        <w:t>对象。</w:t>
       </w:r>
     </w:p>
     <w:p>
@@ -2592,43 +1827,37 @@
         <w:rPr>
           <w:rFonts w:hint="eastAsia"/>
         </w:rPr>
-        <w:t>在</w:t>
-      </w:r>
-      <w:r>
-        <w:rPr>
-          <w:rFonts w:hint="eastAsia"/>
-        </w:rPr>
-        <w:t>EXCLUSIVE | WRITE</w:t>
-      </w:r>
-      <w:r>
-        <w:rPr>
-          <w:rFonts w:hint="eastAsia"/>
-        </w:rPr>
-        <w:t>下</w:t>
-      </w:r>
-      <w:r>
-        <w:rPr>
-          <w:rFonts w:hint="eastAsia"/>
-        </w:rPr>
-        <w:t>直接返回成功，</w:t>
-      </w:r>
-      <w:r>
-        <w:rPr>
-          <w:rFonts w:hint="eastAsia"/>
-        </w:rPr>
-        <w:t>在</w:t>
-      </w:r>
-      <w:r>
-        <w:rPr>
-          <w:rFonts w:hint="eastAsia"/>
-        </w:rPr>
-        <w:t>READ</w:t>
-      </w:r>
-      <w:r>
-        <w:rPr>
-          <w:rFonts w:hint="eastAsia"/>
-        </w:rPr>
-        <w:t>时直接报错。</w:t>
+        <w:t>在有锁定数据段的情况下</w:t>
+      </w:r>
+      <w:r>
+        <w:rPr>
+          <w:rFonts w:hint="eastAsia"/>
+        </w:rPr>
+        <w:t>向未锁定的数据段写数据会报错</w:t>
+      </w:r>
+      <w:r>
+        <w:rPr>
+          <w:rFonts w:hint="eastAsia"/>
+        </w:rPr>
+        <w:t>，</w:t>
+      </w:r>
+      <w:r>
+        <w:rPr>
+          <w:rFonts w:hint="eastAsia"/>
+        </w:rPr>
+        <w:t>可以多次调用</w:t>
+      </w:r>
+      <w:r>
+        <w:rPr>
+          <w:rFonts w:hint="eastAsia"/>
+        </w:rPr>
+        <w:t>lock</w:t>
+      </w:r>
+      <w:r>
+        <w:rPr>
+          <w:rFonts w:hint="eastAsia"/>
+        </w:rPr>
+        <w:t>接口锁定数据段。</w:t>
       </w:r>
     </w:p>
     <w:p>
@@ -2638,6 +1867,38 @@
         </w:tabs>
         <w:ind w:left="0"/>
       </w:pPr>
+      <w:r>
+        <w:rPr>
+          <w:rFonts w:hint="eastAsia"/>
+        </w:rPr>
+        <w:t>在</w:t>
+      </w:r>
+      <w:r>
+        <w:rPr>
+          <w:rFonts w:hint="eastAsia"/>
+        </w:rPr>
+        <w:t>READ</w:t>
+      </w:r>
+      <w:r>
+        <w:rPr>
+          <w:rFonts w:hint="eastAsia"/>
+        </w:rPr>
+        <w:t>时直接返回成功</w:t>
+      </w:r>
+      <w:r>
+        <w:rPr>
+          <w:rFonts w:hint="eastAsia"/>
+        </w:rPr>
+        <w:t>。</w:t>
+      </w:r>
+    </w:p>
+    <w:p>
+      <w:pPr>
+        <w:tabs>
+          <w:tab w:val="left" w:pos="4341"/>
+        </w:tabs>
+        <w:ind w:left="0"/>
+      </w:pPr>
     </w:p>
     <w:p>
       <w:pPr>
@@ -3062,91 +2323,349 @@
         <w:rPr>
           <w:rFonts w:hint="eastAsia"/>
         </w:rPr>
+        <w:t>因此，不能根据</w:t>
+      </w:r>
+      <w:r>
+        <w:rPr>
+          <w:rFonts w:hint="eastAsia"/>
+        </w:rPr>
+        <w:t>LOB</w:t>
+      </w:r>
+      <w:r>
+        <w:rPr>
+          <w:rFonts w:hint="eastAsia"/>
+        </w:rPr>
+        <w:t>的</w:t>
+      </w:r>
+      <w:r>
+        <w:rPr>
+          <w:rFonts w:hint="eastAsia"/>
+        </w:rPr>
+        <w:t>状态</w:t>
+      </w:r>
+      <w:r>
+        <w:rPr>
+          <w:rFonts w:hint="eastAsia"/>
+        </w:rPr>
+        <w:t>来控制</w:t>
+      </w:r>
+      <w:r>
+        <w:rPr>
+          <w:rFonts w:hint="eastAsia"/>
+        </w:rPr>
+        <w:t>，通过</w:t>
+      </w:r>
+      <w:r>
+        <w:rPr>
+          <w:rFonts w:hint="eastAsia"/>
+        </w:rPr>
+        <w:t>LOB</w:t>
+      </w:r>
+      <w:r>
+        <w:rPr>
+          <w:rFonts w:hint="eastAsia"/>
+        </w:rPr>
+        <w:t>对象访问信息来</w:t>
+      </w:r>
+      <w:r>
+        <w:rPr>
+          <w:rFonts w:hint="eastAsia"/>
+        </w:rPr>
+        <w:t>控制并发</w:t>
+      </w:r>
+      <w:r>
+        <w:rPr>
+          <w:rFonts w:hint="eastAsia"/>
+        </w:rPr>
+        <w:t>。</w:t>
+      </w:r>
+    </w:p>
+    <w:p>
+      <w:pPr>
+        <w:ind w:left="0"/>
+      </w:pPr>
+    </w:p>
+    <w:p>
+      <w:pPr>
+        <w:ind w:left="0"/>
+      </w:pPr>
+      <w:r>
+        <w:rPr>
+          <w:rFonts w:hint="eastAsia"/>
+        </w:rPr>
+        <w:t>增加</w:t>
+      </w:r>
+      <w:r>
+        <w:rPr>
+          <w:rFonts w:hint="eastAsia"/>
+        </w:rPr>
+        <w:t>rtnLob</w:t>
+      </w:r>
+      <w:r>
+        <w:rPr>
+          <w:rFonts w:hint="eastAsia"/>
+        </w:rPr>
+        <w:t>Access</w:t>
+      </w:r>
+      <w:r>
+        <w:rPr>
+          <w:rFonts w:hint="eastAsia"/>
+        </w:rPr>
+        <w:t>Manager</w:t>
+      </w:r>
+      <w:r>
+        <w:rPr>
+          <w:rFonts w:hint="eastAsia"/>
+        </w:rPr>
+        <w:t>，用于在数据节点上管理</w:t>
+      </w:r>
+      <w:r>
+        <w:rPr>
+          <w:rFonts w:hint="eastAsia"/>
+        </w:rPr>
+        <w:t>LOB</w:t>
+      </w:r>
+      <w:r>
+        <w:rPr>
+          <w:rFonts w:hint="eastAsia"/>
+        </w:rPr>
+        <w:t>对象</w:t>
+      </w:r>
+      <w:r>
+        <w:rPr>
+          <w:rFonts w:hint="eastAsia"/>
+        </w:rPr>
+        <w:t>的访问</w:t>
+      </w:r>
+      <w:r>
+        <w:rPr>
+          <w:rFonts w:hint="eastAsia"/>
+        </w:rPr>
+        <w:t>。</w:t>
+      </w:r>
+    </w:p>
+    <w:p>
+      <w:pPr>
+        <w:ind w:left="0"/>
+      </w:pPr>
+      <w:r>
+        <w:rPr>
+          <w:rFonts w:hint="eastAsia"/>
+        </w:rPr>
+        <w:t>rtnLobAccessManager</w:t>
+      </w:r>
+      <w:r>
+        <w:rPr>
+          <w:rFonts w:hint="eastAsia"/>
+        </w:rPr>
+        <w:t>中记录</w:t>
+      </w:r>
+      <w:r>
+        <w:rPr>
+          <w:rFonts w:hint="eastAsia"/>
+        </w:rPr>
+        <w:t>LOB</w:t>
+      </w:r>
+      <w:r>
+        <w:rPr>
+          <w:rFonts w:hint="eastAsia"/>
+        </w:rPr>
+        <w:t>对象的打开模式、数据段的加锁信息，处理外部操作请求的</w:t>
+      </w:r>
+      <w:r>
+        <w:rPr>
+          <w:rFonts w:hint="eastAsia"/>
+        </w:rPr>
+        <w:t>访问</w:t>
+      </w:r>
+      <w:r>
+        <w:rPr>
+          <w:rFonts w:hint="eastAsia"/>
+        </w:rPr>
+        <w:t>合法性</w:t>
+      </w:r>
+      <w:r>
+        <w:rPr>
+          <w:rFonts w:hint="eastAsia"/>
+        </w:rPr>
+        <w:t>检查</w:t>
+      </w:r>
+      <w:r>
+        <w:rPr>
+          <w:rFonts w:hint="eastAsia"/>
+        </w:rPr>
+        <w:t>。</w:t>
+      </w:r>
+    </w:p>
+    <w:p>
+      <w:pPr>
+        <w:ind w:left="0"/>
+      </w:pPr>
+      <w:r>
+        <w:rPr>
+          <w:rFonts w:hint="eastAsia"/>
+        </w:rPr>
+        <w:t>每个被访问的</w:t>
+      </w:r>
+      <w:r>
+        <w:rPr>
+          <w:rFonts w:hint="eastAsia"/>
+        </w:rPr>
+        <w:t>LOB</w:t>
+      </w:r>
+      <w:r>
+        <w:rPr>
+          <w:rFonts w:hint="eastAsia"/>
+        </w:rPr>
+        <w:t>对象在</w:t>
+      </w:r>
+      <w:r>
+        <w:rPr>
+          <w:rFonts w:hint="eastAsia"/>
+        </w:rPr>
+        <w:t>rtnLobAccessManager</w:t>
+      </w:r>
+      <w:r>
+        <w:rPr>
+          <w:rFonts w:hint="eastAsia"/>
+        </w:rPr>
+        <w:t>中生成一个</w:t>
+      </w:r>
+      <w:r>
+        <w:rPr>
+          <w:rFonts w:hint="eastAsia"/>
+        </w:rPr>
+        <w:t>Lob</w:t>
+      </w:r>
+      <w:r>
+        <w:rPr>
+          <w:rFonts w:hint="eastAsia"/>
+        </w:rPr>
+        <w:t>对象信息，通过（集合名，</w:t>
+      </w:r>
+      <w:r>
+        <w:rPr>
+          <w:rFonts w:hint="eastAsia"/>
+        </w:rPr>
+        <w:t>LOB</w:t>
+      </w:r>
+      <w:r>
+        <w:rPr>
+          <w:rFonts w:hint="eastAsia"/>
+        </w:rPr>
+        <w:t>对象</w:t>
+      </w:r>
+      <w:r>
+        <w:rPr>
+          <w:rFonts w:hint="eastAsia"/>
+        </w:rPr>
+        <w:t>O</w:t>
+      </w:r>
+      <w:r>
+        <w:rPr>
+          <w:rFonts w:hint="eastAsia"/>
+        </w:rPr>
+        <w:t>ID</w:t>
+      </w:r>
+      <w:r>
+        <w:rPr>
+          <w:rFonts w:hint="eastAsia"/>
+        </w:rPr>
+        <w:t>）进行映射管理。</w:t>
+      </w:r>
+    </w:p>
+    <w:p>
+      <w:pPr>
+        <w:ind w:left="0"/>
+      </w:pPr>
+      <w:r>
+        <w:rPr>
+          <w:rFonts w:hint="eastAsia"/>
+        </w:rPr>
+        <w:t>rtnLobAccessManager</w:t>
+      </w:r>
+      <w:r>
+        <w:rPr>
+          <w:rFonts w:hint="eastAsia"/>
+        </w:rPr>
+        <w:t>按集合分别管理不同集合的信息，每个集合之下按</w:t>
+      </w:r>
+      <w:r>
+        <w:rPr>
+          <w:rFonts w:hint="eastAsia"/>
+        </w:rPr>
+        <w:t>LOB</w:t>
+      </w:r>
+      <w:r>
+        <w:rPr>
+          <w:rFonts w:hint="eastAsia"/>
+        </w:rPr>
+        <w:t>对象的</w:t>
+      </w:r>
+      <w:r>
+        <w:rPr>
+          <w:rFonts w:hint="eastAsia"/>
+        </w:rPr>
+        <w:t>OID</w:t>
+      </w:r>
+      <w:r>
+        <w:rPr>
+          <w:rFonts w:hint="eastAsia"/>
+        </w:rPr>
+        <w:t>管理</w:t>
+      </w:r>
+      <w:r>
+        <w:rPr>
+          <w:rFonts w:hint="eastAsia"/>
+        </w:rPr>
+        <w:t>访问信息。</w:t>
+      </w:r>
+      <w:r>
+        <w:rPr>
+          <w:rFonts w:hint="eastAsia"/>
+        </w:rPr>
+        <w:t>其中</w:t>
+      </w:r>
+      <w:r>
+        <w:rPr>
+          <w:rFonts w:hint="eastAsia"/>
+        </w:rPr>
+        <w:t>lockedDataFragments</w:t>
+      </w:r>
+      <w:r>
+        <w:rPr>
+          <w:rFonts w:hint="eastAsia"/>
+        </w:rPr>
+        <w:t>按</w:t>
+      </w:r>
+      <w:r>
+        <w:rPr>
+          <w:rFonts w:hint="eastAsia"/>
+        </w:rPr>
+        <w:t>offset</w:t>
+      </w:r>
+      <w:r>
+        <w:rPr>
+          <w:rFonts w:hint="eastAsia"/>
+        </w:rPr>
+        <w:t>排序。</w:t>
+      </w:r>
+    </w:p>
+    <w:p>
+      <w:pPr>
+        <w:ind w:left="0"/>
+      </w:pPr>
+    </w:p>
+    <w:p>
+      <w:pPr>
+        <w:ind w:left="0"/>
+      </w:pPr>
+      <w:r>
+        <w:rPr>
+          <w:rFonts w:hint="eastAsia"/>
+        </w:rPr>
         <w:lastRenderedPageBreak/>
-        <w:t>因此，不能</w:t>
-      </w:r>
-      <w:r>
-        <w:rPr>
-          <w:rFonts w:hint="eastAsia"/>
-        </w:rPr>
-        <w:t>只</w:t>
-      </w:r>
-      <w:r>
-        <w:rPr>
-          <w:rFonts w:hint="eastAsia"/>
-        </w:rPr>
-        <w:t>根据</w:t>
-      </w:r>
-      <w:r>
-        <w:rPr>
-          <w:rFonts w:hint="eastAsia"/>
-        </w:rPr>
-        <w:t>LOB</w:t>
-      </w:r>
-      <w:r>
-        <w:rPr>
-          <w:rFonts w:hint="eastAsia"/>
-        </w:rPr>
-        <w:t>的</w:t>
-      </w:r>
-      <w:r>
-        <w:rPr>
-          <w:rFonts w:hint="eastAsia"/>
-        </w:rPr>
-        <w:t>状态</w:t>
-      </w:r>
-      <w:r>
-        <w:rPr>
-          <w:rFonts w:hint="eastAsia"/>
-        </w:rPr>
-        <w:t>来控制</w:t>
-      </w:r>
-      <w:r>
-        <w:rPr>
-          <w:rFonts w:hint="eastAsia"/>
-        </w:rPr>
-        <w:t>，通过</w:t>
-      </w:r>
-      <w:r>
-        <w:rPr>
-          <w:rFonts w:hint="eastAsia"/>
-        </w:rPr>
-        <w:t>LOB</w:t>
-      </w:r>
-      <w:r>
-        <w:rPr>
-          <w:rFonts w:hint="eastAsia"/>
-        </w:rPr>
-        <w:t>对象访问信息来辅助处理</w:t>
-      </w:r>
-      <w:r>
-        <w:rPr>
-          <w:rFonts w:hint="eastAsia"/>
-        </w:rPr>
-        <w:t>。</w:t>
-      </w:r>
-    </w:p>
-    <w:p>
-      <w:pPr>
-        <w:ind w:left="0"/>
-      </w:pPr>
-    </w:p>
-    <w:p>
-      <w:pPr>
-        <w:ind w:left="0"/>
-      </w:pPr>
-      <w:r>
-        <w:rPr>
-          <w:rFonts w:hint="eastAsia"/>
-        </w:rPr>
-        <w:t>增加</w:t>
-      </w:r>
-      <w:proofErr w:type="spellStart"/>
-      <w:r>
-        <w:rPr>
-          <w:rFonts w:hint="eastAsia"/>
-        </w:rPr>
-        <w:t>rtnLob</w:t>
+        <w:t>class rtnLob</w:t>
       </w:r>
       <w:r>
         <w:rPr>
@@ -3158,243 +2677,8 @@
         <w:rPr>
           <w:rFonts w:hint="eastAsia"/>
         </w:rPr>
-        <w:t>Manager</w:t>
-      </w:r>
-      <w:proofErr w:type="spellEnd"/>
-      <w:r>
-        <w:rPr>
-          <w:rFonts w:hint="eastAsia"/>
-        </w:rPr>
-        <w:t>，用于在数据节点上管理</w:t>
-      </w:r>
-      <w:r>
-        <w:rPr>
-          <w:rFonts w:hint="eastAsia"/>
-        </w:rPr>
-        <w:t>LOB</w:t>
-      </w:r>
-      <w:r>
-        <w:rPr>
-          <w:rFonts w:hint="eastAsia"/>
-        </w:rPr>
-        <w:t>对象</w:t>
-      </w:r>
-      <w:r>
-        <w:rPr>
-          <w:rFonts w:hint="eastAsia"/>
-        </w:rPr>
-        <w:t>的访问</w:t>
-      </w:r>
-      <w:r>
-        <w:rPr>
-          <w:rFonts w:hint="eastAsia"/>
-        </w:rPr>
-        <w:t>。</w:t>
-      </w:r>
-    </w:p>
-    <w:p>
-      <w:pPr>
-        <w:ind w:left="0"/>
-      </w:pPr>
-      <w:proofErr w:type="spellStart"/>
-      <w:r>
-        <w:rPr>
-          <w:rFonts w:hint="eastAsia"/>
-        </w:rPr>
-        <w:t>rtnLobAccessManager</w:t>
-      </w:r>
-      <w:proofErr w:type="spellEnd"/>
-      <w:r>
-        <w:rPr>
-          <w:rFonts w:hint="eastAsia"/>
-        </w:rPr>
-        <w:t>中记录</w:t>
-      </w:r>
-      <w:r>
-        <w:rPr>
-          <w:rFonts w:hint="eastAsia"/>
-        </w:rPr>
-        <w:t>LOB</w:t>
-      </w:r>
-      <w:r>
-        <w:rPr>
-          <w:rFonts w:hint="eastAsia"/>
-        </w:rPr>
-        <w:t>对象的打开模式、数据段的加锁信息，处理外部操作请求的</w:t>
-      </w:r>
-      <w:r>
-        <w:rPr>
-          <w:rFonts w:hint="eastAsia"/>
-        </w:rPr>
-        <w:t>访问</w:t>
-      </w:r>
-      <w:r>
-        <w:rPr>
-          <w:rFonts w:hint="eastAsia"/>
-        </w:rPr>
-        <w:t>合法性</w:t>
-      </w:r>
-      <w:r>
-        <w:rPr>
-          <w:rFonts w:hint="eastAsia"/>
-        </w:rPr>
-        <w:t>检查</w:t>
-      </w:r>
-      <w:r>
-        <w:rPr>
-          <w:rFonts w:hint="eastAsia"/>
-        </w:rPr>
-        <w:t>。</w:t>
-      </w:r>
-    </w:p>
-    <w:p>
-      <w:pPr>
-        <w:ind w:left="0"/>
-      </w:pPr>
-      <w:r>
-        <w:rPr>
-          <w:rFonts w:hint="eastAsia"/>
-        </w:rPr>
-        <w:t>每个被访问的</w:t>
-      </w:r>
-      <w:r>
-        <w:rPr>
-          <w:rFonts w:hint="eastAsia"/>
-        </w:rPr>
-        <w:t>LOB</w:t>
-      </w:r>
-      <w:r>
-        <w:rPr>
-          <w:rFonts w:hint="eastAsia"/>
-        </w:rPr>
-        <w:t>对象在</w:t>
-      </w:r>
-      <w:proofErr w:type="spellStart"/>
-      <w:r>
-        <w:rPr>
-          <w:rFonts w:hint="eastAsia"/>
-        </w:rPr>
-        <w:t>rtnLobAccessManager</w:t>
-      </w:r>
-      <w:proofErr w:type="spellEnd"/>
-      <w:r>
-        <w:rPr>
-          <w:rFonts w:hint="eastAsia"/>
-        </w:rPr>
-        <w:t>中生成一个</w:t>
-      </w:r>
-      <w:r>
-        <w:rPr>
-          <w:rFonts w:hint="eastAsia"/>
-        </w:rPr>
-        <w:t>Lob</w:t>
-      </w:r>
-      <w:r>
-        <w:rPr>
-          <w:rFonts w:hint="eastAsia"/>
-        </w:rPr>
-        <w:t>对象信息，通过（集合名，</w:t>
-      </w:r>
-      <w:r>
-        <w:rPr>
-          <w:rFonts w:hint="eastAsia"/>
-        </w:rPr>
-        <w:t>LOB</w:t>
-      </w:r>
-      <w:r>
-        <w:rPr>
-          <w:rFonts w:hint="eastAsia"/>
-        </w:rPr>
-        <w:t>对象</w:t>
-      </w:r>
-      <w:r>
-        <w:rPr>
-          <w:rFonts w:hint="eastAsia"/>
-        </w:rPr>
-        <w:t>ID</w:t>
-      </w:r>
-      <w:r>
-        <w:rPr>
-          <w:rFonts w:hint="eastAsia"/>
-        </w:rPr>
-        <w:t>）进行映射管理。</w:t>
-      </w:r>
-      <w:r>
-        <w:rPr>
-          <w:rFonts w:hint="eastAsia"/>
-        </w:rPr>
-        <w:t>其中</w:t>
-      </w:r>
-      <w:proofErr w:type="spellStart"/>
-      <w:r>
-        <w:rPr>
-          <w:rFonts w:hint="eastAsia"/>
-        </w:rPr>
-        <w:t>lockedDataFragments</w:t>
-      </w:r>
-      <w:proofErr w:type="spellEnd"/>
-      <w:r>
-        <w:rPr>
-          <w:rFonts w:hint="eastAsia"/>
-        </w:rPr>
-        <w:t>按</w:t>
-      </w:r>
-      <w:r>
-        <w:rPr>
-          <w:rFonts w:hint="eastAsia"/>
-        </w:rPr>
-        <w:t>offset</w:t>
-      </w:r>
-      <w:r>
-        <w:rPr>
-          <w:rFonts w:hint="eastAsia"/>
-        </w:rPr>
-        <w:t>排序。</w:t>
-      </w:r>
-    </w:p>
-    <w:p>
-      <w:pPr>
-        <w:ind w:left="0"/>
-      </w:pPr>
-    </w:p>
-    <w:p>
-      <w:pPr>
-        <w:ind w:left="0"/>
-      </w:pPr>
-      <w:proofErr w:type="gramStart"/>
-      <w:r>
-        <w:rPr>
-          <w:rFonts w:hint="eastAsia"/>
-        </w:rPr>
-        <w:t>class</w:t>
-      </w:r>
-      <w:proofErr w:type="gramEnd"/>
-      <w:r>
-        <w:rPr>
-          <w:rFonts w:hint="eastAsia"/>
-        </w:rPr>
-        <w:t xml:space="preserve"> </w:t>
-      </w:r>
-      <w:proofErr w:type="spellStart"/>
-      <w:r>
-        <w:rPr>
-          <w:rFonts w:hint="eastAsia"/>
-        </w:rPr>
-        <w:t>rtnLob</w:t>
-      </w:r>
-      <w:r>
-        <w:rPr>
-          <w:rFonts w:hint="eastAsia"/>
-        </w:rPr>
-        <w:t>Access</w:t>
-      </w:r>
-      <w:r>
-        <w:rPr>
-          <w:rFonts w:hint="eastAsia"/>
-        </w:rPr>
         <w:t>Info</w:t>
       </w:r>
-      <w:proofErr w:type="spellEnd"/>
     </w:p>
     <w:p>
       <w:pPr>
@@ -3411,70 +2695,28 @@
       <w:pPr>
         <w:ind w:left="0" w:firstLine="405"/>
       </w:pPr>
-      <w:commentRangeStart w:id="7"/>
-      <w:proofErr w:type="gramStart"/>
-      <w:r>
-        <w:rPr>
-          <w:rFonts w:hint="eastAsia"/>
-        </w:rPr>
-        <w:t>string</w:t>
-      </w:r>
-      <w:proofErr w:type="gramEnd"/>
-      <w:r>
-        <w:rPr>
-          <w:rFonts w:hint="eastAsia"/>
-        </w:rPr>
-        <w:t xml:space="preserve"> </w:t>
-      </w:r>
-      <w:proofErr w:type="spellStart"/>
-      <w:r>
-        <w:rPr>
-          <w:rFonts w:hint="eastAsia"/>
-        </w:rPr>
-        <w:t>fullName</w:t>
-      </w:r>
-      <w:proofErr w:type="spellEnd"/>
+      <w:r>
+        <w:t xml:space="preserve">bson::OID </w:t>
+      </w:r>
+      <w:r>
+        <w:t>oid</w:t>
+      </w:r>
       <w:r>
         <w:rPr>
           <w:rFonts w:hint="eastAsia"/>
         </w:rPr>
         <w:t>;</w:t>
       </w:r>
-      <w:commentRangeEnd w:id="7"/>
-      <w:r>
-        <w:rPr>
-          <w:rStyle w:val="CommentReference"/>
-        </w:rPr>
-        <w:commentReference w:id="7"/>
-      </w:r>
     </w:p>
     <w:p>
       <w:pPr>
         <w:ind w:left="0" w:firstLine="405"/>
       </w:pPr>
-      <w:proofErr w:type="spellStart"/>
-      <w:proofErr w:type="gramStart"/>
-      <w:r>
-        <w:t>bson</w:t>
-      </w:r>
-      <w:proofErr w:type="spellEnd"/>
-      <w:r>
-        <w:t>::OID</w:t>
-      </w:r>
-      <w:proofErr w:type="gramEnd"/>
-      <w:r>
-        <w:t xml:space="preserve"> </w:t>
-      </w:r>
-      <w:proofErr w:type="spellStart"/>
-      <w:r>
-        <w:t>oid</w:t>
-      </w:r>
-      <w:proofErr w:type="spellEnd"/>
-      <w:r>
-        <w:rPr>
-          <w:rFonts w:hint="eastAsia"/>
-        </w:rPr>
-        <w:t>;</w:t>
+      <w:r>
+        <w:rPr>
+          <w:rFonts w:hint="eastAsia"/>
+        </w:rPr>
+        <w:t>UINT32 mode;</w:t>
       </w:r>
     </w:p>
     <w:p>
@@ -3485,7 +2727,7 @@
         <w:rPr>
           <w:rFonts w:hint="eastAsia"/>
         </w:rPr>
-        <w:t>BOOLEAN shared;</w:t>
+        <w:t>INT32 refCount;</w:t>
       </w:r>
     </w:p>
     <w:p>
@@ -3496,27 +2738,7 @@
         <w:rPr>
           <w:rFonts w:hint="eastAsia"/>
         </w:rPr>
-        <w:t xml:space="preserve">INT64 </w:t>
-      </w:r>
-      <w:proofErr w:type="spellStart"/>
-      <w:r>
-        <w:rPr>
-          <w:rFonts w:hint="eastAsia"/>
-        </w:rPr>
-        <w:t>c</w:t>
-      </w:r>
-      <w:r>
-        <w:rPr>
-          <w:rFonts w:hint="eastAsia"/>
-        </w:rPr>
-        <w:t>ontextId</w:t>
-      </w:r>
-      <w:proofErr w:type="spellEnd"/>
-      <w:r>
-        <w:rPr>
-          <w:rFonts w:hint="eastAsia"/>
-        </w:rPr>
-        <w:t>;</w:t>
+        <w:t>INT64 contextId;</w:t>
       </w:r>
     </w:p>
     <w:p>
@@ -3527,128 +2749,68 @@
         <w:rPr>
           <w:rFonts w:hint="eastAsia"/>
         </w:rPr>
-        <w:t xml:space="preserve">INT32 </w:t>
-      </w:r>
-      <w:proofErr w:type="spellStart"/>
-      <w:r>
-        <w:rPr>
-          <w:rFonts w:hint="eastAsia"/>
-        </w:rPr>
-        <w:t>refCount</w:t>
-      </w:r>
-      <w:proofErr w:type="spellEnd"/>
-      <w:r>
-        <w:rPr>
-          <w:rFonts w:hint="eastAsia"/>
-        </w:rPr>
-        <w:t>;</w:t>
+        <w:t>vector&lt;DataFragment&gt; lockedDataFrag</w:t>
+      </w:r>
+      <w:r>
+        <w:rPr>
+          <w:rFonts w:hint="eastAsia"/>
+        </w:rPr>
+        <w:t>ment</w:t>
+      </w:r>
+      <w:r>
+        <w:rPr>
+          <w:rFonts w:hint="eastAsia"/>
+        </w:rPr>
+        <w:t>s;</w:t>
+      </w:r>
+    </w:p>
+    <w:p>
+      <w:pPr>
+        <w:ind w:left="0"/>
+      </w:pPr>
+      <w:r>
+        <w:rPr>
+          <w:rFonts w:hint="eastAsia"/>
+        </w:rPr>
+        <w:t>};</w:t>
+      </w:r>
+    </w:p>
+    <w:p>
+      <w:pPr>
+        <w:ind w:left="0"/>
+      </w:pPr>
+    </w:p>
+    <w:p>
+      <w:pPr>
+        <w:ind w:left="0"/>
+      </w:pPr>
+      <w:r>
+        <w:rPr>
+          <w:rFonts w:hint="eastAsia"/>
+        </w:rPr>
+        <w:t>class DataFragment</w:t>
+      </w:r>
+    </w:p>
+    <w:p>
+      <w:pPr>
+        <w:ind w:left="0"/>
+      </w:pPr>
+      <w:r>
+        <w:rPr>
+          <w:rFonts w:hint="eastAsia"/>
+        </w:rPr>
+        <w:t>{</w:t>
       </w:r>
     </w:p>
     <w:p>
       <w:pPr>
         <w:ind w:left="0" w:firstLine="405"/>
       </w:pPr>
-      <w:proofErr w:type="gramStart"/>
-      <w:r>
-        <w:rPr>
-          <w:rFonts w:hint="eastAsia"/>
-        </w:rPr>
-        <w:t>vector&lt;</w:t>
-      </w:r>
-      <w:proofErr w:type="spellStart"/>
-      <w:proofErr w:type="gramEnd"/>
-      <w:r>
-        <w:rPr>
-          <w:rFonts w:hint="eastAsia"/>
-        </w:rPr>
-        <w:t>DataFragment</w:t>
-      </w:r>
-      <w:proofErr w:type="spellEnd"/>
-      <w:r>
-        <w:rPr>
-          <w:rFonts w:hint="eastAsia"/>
-        </w:rPr>
-        <w:t xml:space="preserve">&gt; </w:t>
-      </w:r>
-      <w:proofErr w:type="spellStart"/>
-      <w:r>
-        <w:rPr>
-          <w:rFonts w:hint="eastAsia"/>
-        </w:rPr>
-        <w:t>lockedDataFrag</w:t>
-      </w:r>
-      <w:r>
-        <w:rPr>
-          <w:rFonts w:hint="eastAsia"/>
-        </w:rPr>
-        <w:t>ment</w:t>
-      </w:r>
-      <w:r>
-        <w:rPr>
-          <w:rFonts w:hint="eastAsia"/>
-        </w:rPr>
-        <w:t>s</w:t>
-      </w:r>
-      <w:proofErr w:type="spellEnd"/>
-      <w:r>
-        <w:rPr>
-          <w:rFonts w:hint="eastAsia"/>
-        </w:rPr>
-        <w:t>;</w:t>
-      </w:r>
-    </w:p>
-    <w:p>
-      <w:pPr>
-        <w:ind w:left="0"/>
-      </w:pPr>
-      <w:r>
-        <w:rPr>
-          <w:rFonts w:hint="eastAsia"/>
-        </w:rPr>
-        <w:t>};</w:t>
-      </w:r>
-    </w:p>
-    <w:p>
-      <w:pPr>
-        <w:ind w:left="0"/>
-      </w:pPr>
-    </w:p>
-    <w:p>
-      <w:pPr>
-        <w:ind w:left="0"/>
-      </w:pPr>
-      <w:proofErr w:type="gramStart"/>
-      <w:r>
-        <w:rPr>
-          <w:rFonts w:hint="eastAsia"/>
-        </w:rPr>
-        <w:t>class</w:t>
-      </w:r>
-      <w:proofErr w:type="gramEnd"/>
-      <w:r>
-        <w:rPr>
-          <w:rFonts w:hint="eastAsia"/>
-        </w:rPr>
-        <w:t xml:space="preserve"> </w:t>
-      </w:r>
-      <w:proofErr w:type="spellStart"/>
-      <w:r>
-        <w:rPr>
-          <w:rFonts w:hint="eastAsia"/>
-        </w:rPr>
-        <w:t>DataFragment</w:t>
-      </w:r>
-      <w:proofErr w:type="spellEnd"/>
-    </w:p>
-    <w:p>
-      <w:pPr>
-        <w:ind w:left="0"/>
-      </w:pPr>
-      <w:r>
-        <w:rPr>
-          <w:rFonts w:hint="eastAsia"/>
-        </w:rPr>
-        <w:t>{</w:t>
+      <w:r>
+        <w:rPr>
+          <w:rFonts w:hint="eastAsia"/>
+        </w:rPr>
+        <w:t>INT64 offset;</w:t>
       </w:r>
     </w:p>
     <w:p>
@@ -3659,7 +2821,7 @@
         <w:rPr>
           <w:rFonts w:hint="eastAsia"/>
         </w:rPr>
-        <w:t>INT64 offset;</w:t>
+        <w:t>INT64 length;</w:t>
       </w:r>
     </w:p>
     <w:p>
@@ -3670,32 +2832,7 @@
         <w:rPr>
           <w:rFonts w:hint="eastAsia"/>
         </w:rPr>
-        <w:t>INT64 length;</w:t>
-      </w:r>
-    </w:p>
-    <w:p>
-      <w:pPr>
-        <w:ind w:left="0" w:firstLine="405"/>
-      </w:pPr>
-      <w:r>
-        <w:rPr>
-          <w:rFonts w:hint="eastAsia"/>
-        </w:rPr>
-        <w:t xml:space="preserve">INT64 </w:t>
-      </w:r>
-      <w:proofErr w:type="spellStart"/>
-      <w:r>
-        <w:rPr>
-          <w:rFonts w:hint="eastAsia"/>
-        </w:rPr>
-        <w:t>contextId</w:t>
-      </w:r>
-      <w:proofErr w:type="spellEnd"/>
-      <w:r>
-        <w:rPr>
-          <w:rFonts w:hint="eastAsia"/>
-        </w:rPr>
-        <w:t>;</w:t>
+        <w:t>INT64 contextId;</w:t>
       </w:r>
     </w:p>
     <w:p>
@@ -4197,14 +3334,12 @@
         </w:rPr>
         <w:t>在</w:t>
       </w:r>
-      <w:proofErr w:type="spellStart"/>
       <w:r>
         <w:rPr>
           <w:rFonts w:hint="eastAsia"/>
         </w:rPr>
         <w:t>coord</w:t>
       </w:r>
-      <w:proofErr w:type="spellEnd"/>
       <w:r>
         <w:rPr>
           <w:rFonts w:hint="eastAsia"/>
@@ -4315,25 +3450,11 @@
         </w:rPr>
         <w:t>，切片只有部分数据时空余部分</w:t>
       </w:r>
-      <w:commentRangeStart w:id="8"/>
-      <w:r>
-        <w:rPr>
-          <w:rFonts w:hint="eastAsia"/>
-        </w:rPr>
-        <w:t>填充</w:t>
-      </w:r>
-      <w:r>
-        <w:rPr>
-          <w:rFonts w:hint="eastAsia"/>
-        </w:rPr>
-        <w:t>0</w:t>
-      </w:r>
-      <w:commentRangeEnd w:id="8"/>
-      <w:r>
-        <w:rPr>
-          <w:rStyle w:val="CommentReference"/>
-        </w:rPr>
-        <w:commentReference w:id="8"/>
+      <w:r>
+        <w:rPr>
+          <w:rFonts w:hint="eastAsia"/>
+        </w:rPr>
+        <w:t>不用填充</w:t>
       </w:r>
       <w:r>
         <w:rPr>
@@ -4373,7 +3494,6 @@
         <w:rPr>
           <w:rFonts w:hint="eastAsia"/>
         </w:rPr>
-        <w:lastRenderedPageBreak/>
         <w:t>如何</w:t>
       </w:r>
       <w:r>
@@ -4403,6 +3523,77 @@
         <w:rPr>
           <w:rFonts w:hint="eastAsia"/>
         </w:rPr>
+        <w:t>增加记录已写入的切片序号的元数据</w:t>
+      </w:r>
+      <w:r>
+        <w:rPr>
+          <w:rFonts w:hint="eastAsia"/>
+        </w:rPr>
+        <w:t>，在</w:t>
+      </w:r>
+      <w:r>
+        <w:rPr>
+          <w:rFonts w:hint="eastAsia"/>
+        </w:rPr>
+        <w:t>seek</w:t>
+      </w:r>
+      <w:r>
+        <w:rPr>
+          <w:rFonts w:hint="eastAsia"/>
+        </w:rPr>
+        <w:t>产生空切片的情况下，在</w:t>
+      </w:r>
+      <w:r>
+        <w:rPr>
+          <w:rFonts w:hint="eastAsia"/>
+        </w:rPr>
+        <w:t>元数据</w:t>
+      </w:r>
+      <w:r>
+        <w:rPr>
+          <w:rFonts w:hint="eastAsia"/>
+        </w:rPr>
+        <w:t>中记录</w:t>
+      </w:r>
+      <w:r>
+        <w:rPr>
+          <w:rFonts w:hint="eastAsia"/>
+        </w:rPr>
+        <w:t>连续切片</w:t>
+      </w:r>
+      <w:r>
+        <w:rPr>
+          <w:rFonts w:hint="eastAsia"/>
+        </w:rPr>
+        <w:t>信息。</w:t>
+      </w:r>
+    </w:p>
+    <w:p>
+      <w:pPr>
+        <w:ind w:left="0"/>
+      </w:pPr>
+      <w:r>
+        <w:rPr>
+          <w:rFonts w:hint="eastAsia"/>
+        </w:rPr>
+        <w:t>该元数据优先写到元数据页面中，最大使用</w:t>
+      </w:r>
+      <w:r>
+        <w:rPr>
+          <w:rFonts w:hint="eastAsia"/>
+        </w:rPr>
+        <w:t>256</w:t>
+      </w:r>
+      <w:r>
+        <w:rPr>
+          <w:rFonts w:hint="eastAsia"/>
+        </w:rPr>
+        <w:t>字节，超出后</w:t>
+      </w:r>
+      <w:r>
+        <w:rPr>
+          <w:rFonts w:hint="eastAsia"/>
+        </w:rPr>
         <w:t>在元数据页所在节点分配</w:t>
       </w:r>
       <w:r>
@@ -4411,7 +3602,6 @@
         </w:rPr>
         <w:t>一个</w:t>
       </w:r>
-      <w:commentRangeStart w:id="9"/>
       <w:r>
         <w:rPr>
           <w:rFonts w:hint="eastAsia"/>
@@ -4430,13 +3620,6 @@
         </w:rPr>
         <w:t>面</w:t>
       </w:r>
-      <w:commentRangeEnd w:id="9"/>
-      <w:r>
-        <w:rPr>
-          <w:rStyle w:val="CommentReference"/>
-        </w:rPr>
-        <w:commentReference w:id="9"/>
-      </w:r>
       <w:r>
         <w:rPr>
           <w:rFonts w:hint="eastAsia"/>
@@ -4447,7 +3630,168 @@
         <w:rPr>
           <w:rFonts w:hint="eastAsia"/>
         </w:rPr>
-        <w:t>已填充的切片区间</w:t>
+        <w:t>该元数据</w:t>
+      </w:r>
+      <w:r>
+        <w:rPr>
+          <w:rFonts w:hint="eastAsia"/>
+        </w:rPr>
+        <w:t>。</w:t>
+      </w:r>
+      <w:r>
+        <w:rPr>
+          <w:rFonts w:hint="eastAsia"/>
+        </w:rPr>
+        <w:t>该页面序列号</w:t>
+      </w:r>
+      <w:r>
+        <w:rPr>
+          <w:rFonts w:hint="eastAsia"/>
+        </w:rPr>
+        <w:t>为</w:t>
+      </w:r>
+      <w:r>
+        <w:rPr>
+          <w:rFonts w:hint="eastAsia"/>
+        </w:rPr>
+        <w:t>0xFFFFFFFF</w:t>
+      </w:r>
+      <w:r>
+        <w:rPr>
+          <w:rFonts w:hint="eastAsia"/>
+        </w:rPr>
+        <w:t>。</w:t>
+      </w:r>
+    </w:p>
+    <w:p>
+      <w:pPr>
+        <w:ind w:left="0"/>
+      </w:pPr>
+      <w:r>
+        <w:rPr>
+          <w:rFonts w:hint="eastAsia"/>
+        </w:rPr>
+        <w:t>在</w:t>
+      </w:r>
+      <w:r>
+        <w:rPr>
+          <w:rFonts w:hint="eastAsia"/>
+        </w:rPr>
+        <w:t>不连续的切片区间因为写入数据而变得连续之后，合并该区间。</w:t>
+      </w:r>
+    </w:p>
+    <w:p>
+      <w:pPr>
+        <w:ind w:left="0"/>
+      </w:pPr>
+      <w:r>
+        <w:rPr>
+          <w:rFonts w:hint="eastAsia"/>
+        </w:rPr>
+        <w:t>最多只使用一个额外的页面记录</w:t>
+      </w:r>
+      <w:r>
+        <w:rPr>
+          <w:rFonts w:hint="eastAsia"/>
+        </w:rPr>
+        <w:t>连续切片区间</w:t>
+      </w:r>
+      <w:r>
+        <w:rPr>
+          <w:rFonts w:hint="eastAsia"/>
+        </w:rPr>
+        <w:t>，在该页面写满之后继续</w:t>
+      </w:r>
+      <w:r>
+        <w:rPr>
+          <w:rFonts w:hint="eastAsia"/>
+        </w:rPr>
+        <w:t>seek</w:t>
+      </w:r>
+      <w:r>
+        <w:rPr>
+          <w:rFonts w:hint="eastAsia"/>
+        </w:rPr>
+        <w:t>产生空切片</w:t>
+      </w:r>
+      <w:r>
+        <w:rPr>
+          <w:rFonts w:hint="eastAsia"/>
+        </w:rPr>
+        <w:t>时报错</w:t>
+      </w:r>
+      <w:r>
+        <w:rPr>
+          <w:rFonts w:hint="eastAsia"/>
+        </w:rPr>
+        <w:t>。</w:t>
+      </w:r>
+    </w:p>
+    <w:p>
+      <w:pPr>
+        <w:ind w:left="0"/>
+      </w:pPr>
+    </w:p>
+    <w:p>
+      <w:pPr>
+        <w:ind w:left="0"/>
+      </w:pPr>
+      <w:r>
+        <w:rPr>
+          <w:rFonts w:hint="eastAsia"/>
+        </w:rPr>
+        <w:t>在</w:t>
+      </w:r>
+      <w:r>
+        <w:t>_dmsLobMeta</w:t>
+      </w:r>
+      <w:r>
+        <w:rPr>
+          <w:rFonts w:hint="eastAsia"/>
+        </w:rPr>
+        <w:t>上增加</w:t>
+      </w:r>
+      <w:r>
+        <w:rPr>
+          <w:rFonts w:hint="eastAsia"/>
+        </w:rPr>
+        <w:t>一个独立</w:t>
+      </w:r>
+      <w:r>
+        <w:rPr>
+          <w:rFonts w:hint="eastAsia"/>
+        </w:rPr>
+        <w:t>字段</w:t>
+      </w:r>
+      <w:r>
+        <w:rPr>
+          <w:rFonts w:hint="eastAsia"/>
+        </w:rPr>
+        <w:t>来</w:t>
+      </w:r>
+      <w:r>
+        <w:rPr>
+          <w:rFonts w:hint="eastAsia"/>
+        </w:rPr>
+        <w:t>表示</w:t>
+      </w:r>
+      <w:r>
+        <w:rPr>
+          <w:rFonts w:hint="eastAsia"/>
+        </w:rPr>
+        <w:t>是否</w:t>
+      </w:r>
+      <w:r>
+        <w:rPr>
+          <w:rFonts w:hint="eastAsia"/>
+        </w:rPr>
+        <w:t>存在</w:t>
+      </w:r>
+      <w:r>
+        <w:rPr>
+          <w:rFonts w:hint="eastAsia"/>
+        </w:rPr>
+        <w:t>切片</w:t>
       </w:r>
       <w:r>
         <w:rPr>
@@ -4459,7 +3803,527 @@
         <w:rPr>
           <w:rFonts w:hint="eastAsia"/>
         </w:rPr>
-        <w:t>，</w:t>
+        <w:t>？</w:t>
+      </w:r>
+      <w:r>
+        <w:rPr>
+          <w:rFonts w:hint="eastAsia"/>
+        </w:rPr>
+        <w:t>切片信息在元数据页面还是单独的页面</w:t>
+      </w:r>
+      <w:r>
+        <w:rPr>
+          <w:rFonts w:hint="eastAsia"/>
+        </w:rPr>
+        <w:t>？</w:t>
+      </w:r>
+    </w:p>
+    <w:p>
+      <w:pPr>
+        <w:ind w:left="0"/>
+      </w:pPr>
+      <w:r>
+        <w:rPr>
+          <w:rFonts w:hint="eastAsia"/>
+        </w:rPr>
+        <w:t>增加</w:t>
+      </w:r>
+      <w:r>
+        <w:rPr>
+          <w:rFonts w:hint="eastAsia"/>
+        </w:rPr>
+        <w:t>LOB</w:t>
+      </w:r>
+      <w:r>
+        <w:rPr>
+          <w:rFonts w:hint="eastAsia"/>
+        </w:rPr>
+        <w:t>元数据的版本号</w:t>
+      </w:r>
+      <w:r>
+        <w:rPr>
+          <w:rFonts w:hint="eastAsia"/>
+        </w:rPr>
+        <w:t>。</w:t>
+      </w:r>
+    </w:p>
+    <w:p>
+      <w:pPr>
+        <w:ind w:left="0"/>
+      </w:pPr>
+    </w:p>
+    <w:p>
+      <w:pPr>
+        <w:ind w:left="0"/>
+      </w:pPr>
+      <w:r>
+        <w:rPr>
+          <w:rFonts w:hint="eastAsia"/>
+        </w:rPr>
+        <w:t>struct LobPieceInfo</w:t>
+      </w:r>
+    </w:p>
+    <w:p>
+      <w:pPr>
+        <w:ind w:left="0"/>
+      </w:pPr>
+      <w:r>
+        <w:rPr>
+          <w:rFonts w:hint="eastAsia"/>
+        </w:rPr>
+        <w:t>{</w:t>
+      </w:r>
+    </w:p>
+    <w:p>
+      <w:pPr>
+        <w:ind w:left="0" w:firstLine="405"/>
+      </w:pPr>
+      <w:r>
+        <w:rPr>
+          <w:rFonts w:hint="eastAsia"/>
+        </w:rPr>
+        <w:t xml:space="preserve">UINT32 </w:t>
+      </w:r>
+      <w:r>
+        <w:rPr>
+          <w:rFonts w:hint="eastAsia"/>
+        </w:rPr>
+        <w:t>startPiece</w:t>
+      </w:r>
+      <w:r>
+        <w:rPr>
+          <w:rFonts w:hint="eastAsia"/>
+        </w:rPr>
+        <w:t>;</w:t>
+      </w:r>
+    </w:p>
+    <w:p>
+      <w:pPr>
+        <w:ind w:left="0" w:firstLine="405"/>
+      </w:pPr>
+      <w:r>
+        <w:rPr>
+          <w:rFonts w:hint="eastAsia"/>
+        </w:rPr>
+        <w:t>UINT32 endPiece</w:t>
+      </w:r>
+      <w:r>
+        <w:rPr>
+          <w:rFonts w:hint="eastAsia"/>
+        </w:rPr>
+        <w:t>;</w:t>
+      </w:r>
+    </w:p>
+    <w:p>
+      <w:pPr>
+        <w:ind w:left="0"/>
+      </w:pPr>
+      <w:r>
+        <w:rPr>
+          <w:rFonts w:hint="eastAsia"/>
+        </w:rPr>
+        <w:t>}</w:t>
+      </w:r>
+      <w:r>
+        <w:rPr>
+          <w:rFonts w:hint="eastAsia"/>
+        </w:rPr>
+        <w:t>;</w:t>
+      </w:r>
+    </w:p>
+    <w:p>
+      <w:pPr>
+        <w:ind w:left="0"/>
+      </w:pPr>
+    </w:p>
+    <w:p>
+      <w:pPr>
+        <w:ind w:left="0"/>
+      </w:pPr>
+      <w:r>
+        <w:rPr>
+          <w:rFonts w:hint="eastAsia"/>
+        </w:rPr>
+        <w:t>struct</w:t>
+      </w:r>
+      <w:r>
+        <w:rPr>
+          <w:rFonts w:hint="eastAsia"/>
+        </w:rPr>
+        <w:t xml:space="preserve"> LobPieces</w:t>
+      </w:r>
+    </w:p>
+    <w:p>
+      <w:pPr>
+        <w:ind w:left="0"/>
+      </w:pPr>
+      <w:r>
+        <w:rPr>
+          <w:rFonts w:hint="eastAsia"/>
+        </w:rPr>
+        <w:t>{</w:t>
+      </w:r>
+    </w:p>
+    <w:p>
+      <w:pPr>
+        <w:ind w:left="0" w:firstLine="405"/>
+      </w:pPr>
+      <w:r>
+        <w:rPr>
+          <w:rFonts w:hint="eastAsia"/>
+        </w:rPr>
+        <w:t xml:space="preserve">INT32 </w:t>
+      </w:r>
+      <w:r>
+        <w:rPr>
+          <w:rFonts w:hint="eastAsia"/>
+        </w:rPr>
+        <w:t>num;</w:t>
+      </w:r>
+    </w:p>
+    <w:p>
+      <w:pPr>
+        <w:ind w:left="0" w:firstLine="405"/>
+      </w:pPr>
+      <w:r>
+        <w:rPr>
+          <w:rFonts w:hint="eastAsia"/>
+        </w:rPr>
+        <w:t>LobPieceInfo lobPieces[1];</w:t>
+      </w:r>
+    </w:p>
+    <w:p>
+      <w:pPr>
+        <w:ind w:left="0"/>
+      </w:pPr>
+      <w:r>
+        <w:rPr>
+          <w:rFonts w:hint="eastAsia"/>
+        </w:rPr>
+        <w:t>}</w:t>
+      </w:r>
+      <w:r>
+        <w:rPr>
+          <w:rFonts w:hint="eastAsia"/>
+        </w:rPr>
+        <w:t>;</w:t>
+      </w:r>
+    </w:p>
+    <w:p>
+      <w:pPr>
+        <w:ind w:left="0"/>
+      </w:pPr>
+      <w:r>
+        <w:rPr>
+          <w:rFonts w:hint="eastAsia"/>
+        </w:rPr>
+        <w:t>其中</w:t>
+      </w:r>
+      <w:r>
+        <w:rPr>
+          <w:rFonts w:hint="eastAsia"/>
+        </w:rPr>
+        <w:t>lobPieces</w:t>
+      </w:r>
+      <w:r>
+        <w:rPr>
+          <w:rFonts w:hint="eastAsia"/>
+        </w:rPr>
+        <w:t>按</w:t>
+      </w:r>
+      <w:r>
+        <w:rPr>
+          <w:rFonts w:hint="eastAsia"/>
+        </w:rPr>
+        <w:t>startPiece</w:t>
+      </w:r>
+      <w:r>
+        <w:rPr>
+          <w:rFonts w:hint="eastAsia"/>
+        </w:rPr>
+        <w:t>排序</w:t>
+      </w:r>
+      <w:r>
+        <w:rPr>
+          <w:rFonts w:hint="eastAsia"/>
+        </w:rPr>
+        <w:t>。</w:t>
+      </w:r>
+    </w:p>
+    <w:p>
+      <w:pPr>
+        <w:ind w:left="0"/>
+      </w:pPr>
+    </w:p>
+    <w:p>
+      <w:pPr>
+        <w:ind w:left="0"/>
+      </w:pPr>
+      <w:r>
+        <w:rPr>
+          <w:rFonts w:hint="eastAsia"/>
+        </w:rPr>
+        <w:t>5</w:t>
+      </w:r>
+      <w:r>
+        <w:rPr>
+          <w:rFonts w:hint="eastAsia"/>
+        </w:rPr>
+        <w:t>）多次</w:t>
+      </w:r>
+      <w:r>
+        <w:rPr>
+          <w:rFonts w:hint="eastAsia"/>
+        </w:rPr>
+        <w:t>seek</w:t>
+      </w:r>
+      <w:r>
+        <w:rPr>
+          <w:rFonts w:hint="eastAsia"/>
+        </w:rPr>
+        <w:t xml:space="preserve"> write</w:t>
+      </w:r>
+      <w:r>
+        <w:rPr>
+          <w:rFonts w:hint="eastAsia"/>
+        </w:rPr>
+        <w:t>时</w:t>
+      </w:r>
+      <w:r>
+        <w:rPr>
+          <w:rFonts w:hint="eastAsia"/>
+        </w:rPr>
+        <w:t>LobWindow</w:t>
+      </w:r>
+      <w:r>
+        <w:rPr>
+          <w:rFonts w:hint="eastAsia"/>
+        </w:rPr>
+        <w:t>的处理</w:t>
+      </w:r>
+    </w:p>
+    <w:p>
+      <w:pPr>
+        <w:ind w:left="0"/>
+      </w:pPr>
+      <w:r>
+        <w:rPr>
+          <w:rFonts w:hint="eastAsia"/>
+        </w:rPr>
+        <w:t>只有数据连续时才合并</w:t>
+      </w:r>
+      <w:r>
+        <w:rPr>
+          <w:rFonts w:hint="eastAsia"/>
+        </w:rPr>
+        <w:t>数据并缓存到</w:t>
+      </w:r>
+      <w:r>
+        <w:rPr>
+          <w:rFonts w:hint="eastAsia"/>
+        </w:rPr>
+        <w:t>LobWindow</w:t>
+      </w:r>
+      <w:r>
+        <w:rPr>
+          <w:rFonts w:hint="eastAsia"/>
+        </w:rPr>
+        <w:t>；不连续的数据之间不合并，</w:t>
+      </w:r>
+      <w:r>
+        <w:rPr>
+          <w:rFonts w:hint="eastAsia"/>
+        </w:rPr>
+        <w:t>将</w:t>
+      </w:r>
+      <w:r>
+        <w:rPr>
+          <w:rFonts w:hint="eastAsia"/>
+        </w:rPr>
+        <w:t>之前</w:t>
+      </w:r>
+      <w:r>
+        <w:rPr>
+          <w:rFonts w:hint="eastAsia"/>
+        </w:rPr>
+        <w:t>缓存的数据</w:t>
+      </w:r>
+      <w:r>
+        <w:rPr>
+          <w:rFonts w:hint="eastAsia"/>
+        </w:rPr>
+        <w:t>发送到</w:t>
+      </w:r>
+      <w:r>
+        <w:rPr>
+          <w:rFonts w:hint="eastAsia"/>
+        </w:rPr>
+        <w:t>数据节点</w:t>
+      </w:r>
+      <w:r>
+        <w:rPr>
+          <w:rFonts w:hint="eastAsia"/>
+        </w:rPr>
+        <w:t>再继续</w:t>
+      </w:r>
+      <w:r>
+        <w:rPr>
+          <w:rFonts w:hint="eastAsia"/>
+        </w:rPr>
+        <w:t>write</w:t>
+      </w:r>
+      <w:r>
+        <w:rPr>
+          <w:rFonts w:hint="eastAsia"/>
+        </w:rPr>
+        <w:t>。</w:t>
+      </w:r>
+    </w:p>
+    <w:p>
+      <w:pPr>
+        <w:ind w:left="0"/>
+      </w:pPr>
+    </w:p>
+    <w:p>
+      <w:pPr>
+        <w:ind w:left="0"/>
+      </w:pPr>
+      <w:r>
+        <w:rPr>
+          <w:rFonts w:hint="eastAsia"/>
+        </w:rPr>
+        <w:t>6</w:t>
+      </w:r>
+      <w:r>
+        <w:rPr>
+          <w:rFonts w:hint="eastAsia"/>
+        </w:rPr>
+        <w:t>）</w:t>
+      </w:r>
+      <w:r>
+        <w:rPr>
+          <w:rFonts w:hint="eastAsia"/>
+        </w:rPr>
+        <w:t>LOB</w:t>
+      </w:r>
+      <w:r>
+        <w:rPr>
+          <w:rFonts w:hint="eastAsia"/>
+        </w:rPr>
+        <w:t>的</w:t>
+      </w:r>
+      <w:r>
+        <w:rPr>
+          <w:rFonts w:hint="eastAsia"/>
+        </w:rPr>
+        <w:t>日志</w:t>
+      </w:r>
+      <w:r>
+        <w:rPr>
+          <w:rFonts w:hint="eastAsia"/>
+        </w:rPr>
+        <w:t>记录</w:t>
+      </w:r>
+    </w:p>
+    <w:p>
+      <w:pPr>
+        <w:ind w:left="0"/>
+      </w:pPr>
+      <w:r>
+        <w:rPr>
+          <w:rFonts w:hint="eastAsia"/>
+        </w:rPr>
+        <w:t>DPS</w:t>
+      </w:r>
+      <w:r>
+        <w:rPr>
+          <w:rFonts w:hint="eastAsia"/>
+        </w:rPr>
+        <w:t>日志</w:t>
+      </w:r>
+      <w:r>
+        <w:rPr>
+          <w:rFonts w:hint="eastAsia"/>
+        </w:rPr>
+        <w:t>中</w:t>
+      </w:r>
+      <w:r>
+        <w:rPr>
+          <w:rFonts w:hint="eastAsia"/>
+        </w:rPr>
+        <w:t>LOB</w:t>
+      </w:r>
+      <w:r>
+        <w:rPr>
+          <w:rFonts w:hint="eastAsia"/>
+        </w:rPr>
+        <w:t>记录</w:t>
+      </w:r>
+      <w:r>
+        <w:rPr>
+          <w:rFonts w:hint="eastAsia"/>
+        </w:rPr>
+        <w:t>只有</w:t>
+      </w:r>
+      <w:r>
+        <w:rPr>
+          <w:rFonts w:hint="eastAsia"/>
+        </w:rPr>
+        <w:t>sequence</w:t>
+      </w:r>
+      <w:r>
+        <w:rPr>
+          <w:rFonts w:hint="eastAsia"/>
+        </w:rPr>
+        <w:t>编号和</w:t>
+      </w:r>
+      <w:r>
+        <w:rPr>
+          <w:rFonts w:hint="eastAsia"/>
+        </w:rPr>
+        <w:t>sequence</w:t>
+      </w:r>
+      <w:r>
+        <w:rPr>
+          <w:rFonts w:hint="eastAsia"/>
+        </w:rPr>
+        <w:t>内偏移</w:t>
+      </w:r>
+      <w:r>
+        <w:rPr>
+          <w:rFonts w:hint="eastAsia"/>
+        </w:rPr>
+        <w:t>，没有</w:t>
+      </w:r>
+      <w:r>
+        <w:rPr>
+          <w:rFonts w:hint="eastAsia"/>
+        </w:rPr>
+        <w:t>LobPageSize</w:t>
+      </w:r>
+      <w:r>
+        <w:rPr>
+          <w:rFonts w:hint="eastAsia"/>
+        </w:rPr>
+        <w:t>也不能确定数据</w:t>
+      </w:r>
+      <w:r>
+        <w:rPr>
+          <w:rFonts w:hint="eastAsia"/>
+        </w:rPr>
+        <w:t>相对整个</w:t>
+      </w:r>
+      <w:r>
+        <w:rPr>
+          <w:rFonts w:hint="eastAsia"/>
+        </w:rPr>
+        <w:t>LOB</w:t>
+      </w:r>
+      <w:r>
+        <w:rPr>
+          <w:rFonts w:hint="eastAsia"/>
+        </w:rPr>
+        <w:t>的偏移。</w:t>
       </w:r>
       <w:r>
         <w:rPr>
@@ -4471,31 +4335,130 @@
         <w:rPr>
           <w:rFonts w:hint="eastAsia"/>
         </w:rPr>
-        <w:t>seek</w:t>
-      </w:r>
-      <w:r>
-        <w:rPr>
-          <w:rFonts w:hint="eastAsia"/>
-        </w:rPr>
-        <w:t>产生空切片的情况下，</w:t>
-      </w:r>
-      <w:r>
-        <w:rPr>
-          <w:rFonts w:hint="eastAsia"/>
-        </w:rPr>
-        <w:t>在</w:t>
-      </w:r>
-      <w:r>
-        <w:rPr>
-          <w:rFonts w:hint="eastAsia"/>
-        </w:rPr>
-        <w:t>该页中记录</w:t>
-      </w:r>
-      <w:r>
-        <w:rPr>
-          <w:rFonts w:hint="eastAsia"/>
-        </w:rPr>
-        <w:t>连续切片区间信息</w:t>
+        <w:t>LOB</w:t>
+      </w:r>
+      <w:r>
+        <w:rPr>
+          <w:rFonts w:hint="eastAsia"/>
+        </w:rPr>
+        <w:t>日志中增加</w:t>
+      </w:r>
+      <w:r>
+        <w:rPr>
+          <w:rFonts w:hint="eastAsia"/>
+        </w:rPr>
+        <w:t>LobPageSize</w:t>
+      </w:r>
+      <w:r>
+        <w:rPr>
+          <w:rFonts w:hint="eastAsia"/>
+        </w:rPr>
+        <w:t>，方便</w:t>
+      </w:r>
+      <w:r>
+        <w:rPr>
+          <w:rFonts w:hint="eastAsia"/>
+        </w:rPr>
+        <w:t>sdbreplay</w:t>
+      </w:r>
+      <w:r>
+        <w:rPr>
+          <w:rFonts w:hint="eastAsia"/>
+        </w:rPr>
+        <w:t>等外部工具。</w:t>
+      </w:r>
+    </w:p>
+    <w:p>
+      <w:pPr>
+        <w:ind w:left="0"/>
+      </w:pPr>
+    </w:p>
+    <w:p>
+      <w:pPr>
+        <w:ind w:left="0"/>
+      </w:pPr>
+      <w:r>
+        <w:rPr>
+          <w:rFonts w:hint="eastAsia"/>
+        </w:rPr>
+        <w:t>7</w:t>
+      </w:r>
+      <w:r>
+        <w:rPr>
+          <w:rFonts w:hint="eastAsia"/>
+        </w:rPr>
+        <w:t>）</w:t>
+      </w:r>
+      <w:r>
+        <w:rPr>
+          <w:rFonts w:hint="eastAsia"/>
+        </w:rPr>
+        <w:t>版本</w:t>
+      </w:r>
+      <w:r>
+        <w:rPr>
+          <w:rFonts w:hint="eastAsia"/>
+        </w:rPr>
+        <w:t>兼容性</w:t>
+      </w:r>
+    </w:p>
+    <w:p>
+      <w:pPr>
+        <w:ind w:left="0"/>
+      </w:pPr>
+      <w:r>
+        <w:rPr>
+          <w:rFonts w:hint="eastAsia"/>
+        </w:rPr>
+        <w:t>保持接口和消息的</w:t>
+      </w:r>
+      <w:r>
+        <w:rPr>
+          <w:rFonts w:hint="eastAsia"/>
+        </w:rPr>
+        <w:t>兼容性，</w:t>
+      </w:r>
+      <w:r>
+        <w:rPr>
+          <w:rFonts w:hint="eastAsia"/>
+        </w:rPr>
+        <w:t>基于</w:t>
+      </w:r>
+      <w:r>
+        <w:rPr>
+          <w:rFonts w:hint="eastAsia"/>
+        </w:rPr>
+        <w:t>旧版</w:t>
+      </w:r>
+      <w:r>
+        <w:rPr>
+          <w:rFonts w:hint="eastAsia"/>
+        </w:rPr>
+        <w:t>本</w:t>
+      </w:r>
+      <w:r>
+        <w:rPr>
+          <w:rFonts w:hint="eastAsia"/>
+        </w:rPr>
+        <w:t>驱动</w:t>
+      </w:r>
+      <w:r>
+        <w:rPr>
+          <w:rFonts w:hint="eastAsia"/>
+        </w:rPr>
+        <w:t>开发的</w:t>
+      </w:r>
+      <w:r>
+        <w:rPr>
+          <w:rFonts w:hint="eastAsia"/>
+        </w:rPr>
+        <w:t>LOB</w:t>
+      </w:r>
+      <w:r>
+        <w:rPr>
+          <w:rFonts w:hint="eastAsia"/>
+        </w:rPr>
+        <w:t>应用可以直接运行</w:t>
       </w:r>
       <w:r>
         <w:rPr>
@@ -4503,1070 +4466,46 @@
         </w:rPr>
         <w:t>。</w:t>
       </w:r>
-      <w:r>
-        <w:rPr>
-          <w:rFonts w:hint="eastAsia"/>
-        </w:rPr>
-        <w:t>该页面序列号</w:t>
-      </w:r>
-      <w:r>
-        <w:rPr>
-          <w:rFonts w:hint="eastAsia"/>
-        </w:rPr>
-        <w:t>为</w:t>
-      </w:r>
-      <w:r>
-        <w:rPr>
-          <w:rFonts w:hint="eastAsia"/>
-        </w:rPr>
-        <w:t>0xFFFFFFFF</w:t>
-      </w:r>
-      <w:r>
-        <w:rPr>
-          <w:rFonts w:hint="eastAsia"/>
-        </w:rPr>
-        <w:t>。</w:t>
-      </w:r>
-    </w:p>
-    <w:p>
-      <w:pPr>
-        <w:ind w:left="0"/>
-      </w:pPr>
-      <w:r>
-        <w:rPr>
-          <w:rFonts w:hint="eastAsia"/>
-        </w:rPr>
-        <w:t>在</w:t>
-      </w:r>
-      <w:r>
-        <w:rPr>
-          <w:rFonts w:hint="eastAsia"/>
-        </w:rPr>
-        <w:t>不连续的切片区间因为写入数据而变得连续之后，合并该区间。</w:t>
-      </w:r>
-    </w:p>
-    <w:p>
-      <w:pPr>
-        <w:ind w:left="0"/>
-      </w:pPr>
-      <w:r>
-        <w:rPr>
-          <w:rFonts w:hint="eastAsia"/>
-        </w:rPr>
-        <w:t>最多只使用一个额外的页面记录</w:t>
-      </w:r>
-      <w:r>
-        <w:rPr>
-          <w:rFonts w:hint="eastAsia"/>
-        </w:rPr>
-        <w:t>连续切片区间</w:t>
-      </w:r>
-      <w:r>
-        <w:rPr>
-          <w:rFonts w:hint="eastAsia"/>
-        </w:rPr>
-        <w:t>，在该页面写满之后继续</w:t>
-      </w:r>
-      <w:r>
-        <w:rPr>
-          <w:rFonts w:hint="eastAsia"/>
-        </w:rPr>
-        <w:t>seek</w:t>
-      </w:r>
-      <w:r>
-        <w:rPr>
-          <w:rFonts w:hint="eastAsia"/>
-        </w:rPr>
-        <w:t>产生空切片</w:t>
-      </w:r>
-      <w:r>
-        <w:rPr>
-          <w:rFonts w:hint="eastAsia"/>
-        </w:rPr>
-        <w:t>时报错</w:t>
-      </w:r>
-      <w:r>
-        <w:rPr>
-          <w:rFonts w:hint="eastAsia"/>
-        </w:rPr>
-        <w:t>。</w:t>
-      </w:r>
-    </w:p>
-    <w:p>
-      <w:pPr>
-        <w:ind w:left="0"/>
-      </w:pPr>
-    </w:p>
-    <w:p>
-      <w:pPr>
-        <w:ind w:left="0"/>
-      </w:pPr>
-      <w:r>
-        <w:rPr>
-          <w:rFonts w:hint="eastAsia"/>
-        </w:rPr>
-        <w:t>在</w:t>
-      </w:r>
-      <w:r>
-        <w:t>_</w:t>
-      </w:r>
-      <w:proofErr w:type="spellStart"/>
-      <w:r>
-        <w:t>dmsLobMeta</w:t>
-      </w:r>
-      <w:proofErr w:type="spellEnd"/>
-      <w:r>
-        <w:rPr>
-          <w:rFonts w:hint="eastAsia"/>
-        </w:rPr>
-        <w:t>上增加</w:t>
-      </w:r>
-      <w:commentRangeStart w:id="10"/>
-      <w:r>
-        <w:rPr>
-          <w:rFonts w:hint="eastAsia"/>
-        </w:rPr>
-        <w:t>flag</w:t>
-      </w:r>
-      <w:r>
-        <w:rPr>
-          <w:rFonts w:hint="eastAsia"/>
-        </w:rPr>
-        <w:t>字段</w:t>
-      </w:r>
-      <w:commentRangeEnd w:id="10"/>
-      <w:r>
-        <w:rPr>
-          <w:rStyle w:val="CommentReference"/>
-        </w:rPr>
-        <w:commentReference w:id="10"/>
-      </w:r>
-      <w:r>
-        <w:rPr>
-          <w:rFonts w:hint="eastAsia"/>
-        </w:rPr>
-        <w:t>，</w:t>
-      </w:r>
-      <w:r>
-        <w:rPr>
-          <w:rFonts w:hint="eastAsia"/>
-        </w:rPr>
-        <w:t>并增加标志位</w:t>
-      </w:r>
-      <w:r>
-        <w:rPr>
-          <w:rFonts w:hint="eastAsia"/>
-        </w:rPr>
-        <w:t>LOB_FLAG_PIECE</w:t>
-      </w:r>
-      <w:r>
-        <w:rPr>
-          <w:rFonts w:hint="eastAsia"/>
-        </w:rPr>
-        <w:t>表示存在</w:t>
-      </w:r>
-      <w:r>
-        <w:rPr>
-          <w:rFonts w:hint="eastAsia"/>
-        </w:rPr>
-        <w:t>切片区间信息页</w:t>
-      </w:r>
-      <w:r>
-        <w:rPr>
-          <w:rFonts w:hint="eastAsia"/>
-        </w:rPr>
-        <w:t>。</w:t>
-      </w:r>
-    </w:p>
-    <w:p>
-      <w:pPr>
-        <w:ind w:left="0"/>
-      </w:pPr>
-      <w:r>
-        <w:rPr>
-          <w:rFonts w:hint="eastAsia"/>
-        </w:rPr>
-        <w:t>增加字段与目前版本兼容，</w:t>
-      </w:r>
-      <w:r>
-        <w:rPr>
-          <w:rFonts w:hint="eastAsia"/>
-        </w:rPr>
-        <w:t>不需要增加</w:t>
-      </w:r>
-      <w:r>
-        <w:rPr>
-          <w:rFonts w:hint="eastAsia"/>
-        </w:rPr>
-        <w:t>版本号。</w:t>
-      </w:r>
-    </w:p>
-    <w:p>
-      <w:pPr>
-        <w:ind w:left="0"/>
-      </w:pPr>
-    </w:p>
-    <w:p>
-      <w:pPr>
-        <w:ind w:left="0"/>
-      </w:pPr>
-      <w:proofErr w:type="spellStart"/>
-      <w:proofErr w:type="gramStart"/>
-      <w:r>
-        <w:rPr>
-          <w:rFonts w:hint="eastAsia"/>
-        </w:rPr>
-        <w:t>struct</w:t>
-      </w:r>
-      <w:proofErr w:type="spellEnd"/>
-      <w:proofErr w:type="gramEnd"/>
-      <w:r>
-        <w:rPr>
-          <w:rFonts w:hint="eastAsia"/>
-        </w:rPr>
-        <w:t xml:space="preserve"> </w:t>
-      </w:r>
-      <w:proofErr w:type="spellStart"/>
-      <w:r>
-        <w:rPr>
-          <w:rFonts w:hint="eastAsia"/>
-        </w:rPr>
-        <w:t>LobPieceInfo</w:t>
-      </w:r>
-      <w:proofErr w:type="spellEnd"/>
-    </w:p>
-    <w:p>
-      <w:pPr>
-        <w:ind w:left="0"/>
-      </w:pPr>
-      <w:r>
-        <w:rPr>
-          <w:rFonts w:hint="eastAsia"/>
-        </w:rPr>
-        <w:t>{</w:t>
-      </w:r>
-    </w:p>
-    <w:p>
-      <w:pPr>
-        <w:ind w:left="0" w:firstLine="405"/>
-      </w:pPr>
-      <w:r>
-        <w:rPr>
-          <w:rFonts w:hint="eastAsia"/>
-        </w:rPr>
-        <w:t xml:space="preserve">UINT32 </w:t>
-      </w:r>
-      <w:proofErr w:type="spellStart"/>
-      <w:r>
-        <w:rPr>
-          <w:rFonts w:hint="eastAsia"/>
-        </w:rPr>
-        <w:t>startPiece</w:t>
-      </w:r>
-      <w:proofErr w:type="spellEnd"/>
-      <w:r>
-        <w:rPr>
-          <w:rFonts w:hint="eastAsia"/>
-        </w:rPr>
-        <w:t>;</w:t>
-      </w:r>
-    </w:p>
-    <w:p>
-      <w:pPr>
-        <w:ind w:left="0" w:firstLine="405"/>
-      </w:pPr>
-      <w:r>
-        <w:rPr>
-          <w:rFonts w:hint="eastAsia"/>
-        </w:rPr>
-        <w:t xml:space="preserve">UINT32 </w:t>
-      </w:r>
-      <w:proofErr w:type="spellStart"/>
-      <w:r>
-        <w:rPr>
-          <w:rFonts w:hint="eastAsia"/>
-        </w:rPr>
-        <w:t>endPiece</w:t>
-      </w:r>
-      <w:proofErr w:type="spellEnd"/>
-      <w:r>
-        <w:rPr>
-          <w:rFonts w:hint="eastAsia"/>
-        </w:rPr>
-        <w:t>;</w:t>
-      </w:r>
-    </w:p>
-    <w:p>
-      <w:pPr>
-        <w:ind w:left="0"/>
-      </w:pPr>
-      <w:r>
-        <w:rPr>
-          <w:rFonts w:hint="eastAsia"/>
-        </w:rPr>
-        <w:t>}</w:t>
-      </w:r>
-      <w:r>
-        <w:rPr>
-          <w:rFonts w:hint="eastAsia"/>
-        </w:rPr>
-        <w:t>;</w:t>
-      </w:r>
-    </w:p>
-    <w:p>
-      <w:pPr>
-        <w:ind w:left="0"/>
-      </w:pPr>
-    </w:p>
-    <w:p>
-      <w:pPr>
-        <w:ind w:left="0"/>
-      </w:pPr>
-      <w:proofErr w:type="spellStart"/>
-      <w:proofErr w:type="gramStart"/>
-      <w:r>
-        <w:rPr>
-          <w:rFonts w:hint="eastAsia"/>
-        </w:rPr>
-        <w:t>struct</w:t>
-      </w:r>
-      <w:proofErr w:type="spellEnd"/>
-      <w:proofErr w:type="gramEnd"/>
-      <w:r>
-        <w:rPr>
-          <w:rFonts w:hint="eastAsia"/>
-        </w:rPr>
-        <w:t xml:space="preserve"> </w:t>
-      </w:r>
-      <w:proofErr w:type="spellStart"/>
-      <w:r>
-        <w:rPr>
-          <w:rFonts w:hint="eastAsia"/>
-        </w:rPr>
-        <w:t>LobPieces</w:t>
-      </w:r>
-      <w:proofErr w:type="spellEnd"/>
-    </w:p>
-    <w:p>
-      <w:pPr>
-        <w:ind w:left="0"/>
-      </w:pPr>
-      <w:r>
-        <w:rPr>
-          <w:rFonts w:hint="eastAsia"/>
-        </w:rPr>
-        <w:t>{</w:t>
-      </w:r>
-    </w:p>
-    <w:p>
-      <w:pPr>
-        <w:ind w:left="0" w:firstLine="405"/>
-      </w:pPr>
-      <w:r>
-        <w:rPr>
-          <w:rFonts w:hint="eastAsia"/>
-        </w:rPr>
-        <w:t xml:space="preserve">INT32 </w:t>
-      </w:r>
-      <w:r>
-        <w:rPr>
-          <w:rFonts w:hint="eastAsia"/>
-        </w:rPr>
-        <w:t>num;</w:t>
-      </w:r>
-    </w:p>
-    <w:p>
-      <w:pPr>
-        <w:ind w:left="0" w:firstLine="405"/>
-      </w:pPr>
-      <w:proofErr w:type="spellStart"/>
-      <w:r>
-        <w:rPr>
-          <w:rFonts w:hint="eastAsia"/>
-        </w:rPr>
-        <w:t>LobPieceInfo</w:t>
-      </w:r>
-      <w:proofErr w:type="spellEnd"/>
-      <w:r>
-        <w:rPr>
-          <w:rFonts w:hint="eastAsia"/>
-        </w:rPr>
-        <w:t xml:space="preserve"> </w:t>
-      </w:r>
-      <w:proofErr w:type="spellStart"/>
-      <w:proofErr w:type="gramStart"/>
-      <w:r>
-        <w:rPr>
-          <w:rFonts w:hint="eastAsia"/>
-        </w:rPr>
-        <w:t>lobPieces</w:t>
-      </w:r>
-      <w:proofErr w:type="spellEnd"/>
-      <w:r>
-        <w:rPr>
-          <w:rFonts w:hint="eastAsia"/>
-        </w:rPr>
-        <w:t>[</w:t>
-      </w:r>
-      <w:proofErr w:type="gramEnd"/>
-      <w:r>
-        <w:rPr>
-          <w:rFonts w:hint="eastAsia"/>
-        </w:rPr>
-        <w:t>1];</w:t>
-      </w:r>
-    </w:p>
-    <w:p>
-      <w:pPr>
-        <w:ind w:left="0"/>
-      </w:pPr>
-      <w:r>
-        <w:rPr>
-          <w:rFonts w:hint="eastAsia"/>
-        </w:rPr>
-        <w:t>}</w:t>
-      </w:r>
-      <w:r>
-        <w:rPr>
-          <w:rFonts w:hint="eastAsia"/>
-        </w:rPr>
-        <w:t>;</w:t>
-      </w:r>
-    </w:p>
-    <w:p>
-      <w:pPr>
-        <w:ind w:left="0"/>
-      </w:pPr>
-      <w:r>
-        <w:rPr>
-          <w:rFonts w:hint="eastAsia"/>
-        </w:rPr>
-        <w:t>其中</w:t>
-      </w:r>
-      <w:proofErr w:type="spellStart"/>
-      <w:r>
-        <w:rPr>
-          <w:rFonts w:hint="eastAsia"/>
-        </w:rPr>
-        <w:t>lobPieces</w:t>
-      </w:r>
-      <w:proofErr w:type="spellEnd"/>
-      <w:r>
-        <w:rPr>
-          <w:rFonts w:hint="eastAsia"/>
-        </w:rPr>
-        <w:t>按</w:t>
-      </w:r>
-      <w:proofErr w:type="spellStart"/>
-      <w:r>
-        <w:rPr>
-          <w:rFonts w:hint="eastAsia"/>
-        </w:rPr>
-        <w:t>startPiece</w:t>
-      </w:r>
-      <w:proofErr w:type="spellEnd"/>
-      <w:r>
-        <w:rPr>
-          <w:rFonts w:hint="eastAsia"/>
-        </w:rPr>
-        <w:t>排序</w:t>
-      </w:r>
-      <w:r>
-        <w:rPr>
-          <w:rFonts w:hint="eastAsia"/>
-        </w:rPr>
-        <w:t>。</w:t>
-      </w:r>
-    </w:p>
-    <w:p>
-      <w:pPr>
-        <w:ind w:left="0"/>
-      </w:pPr>
-    </w:p>
-    <w:p>
-      <w:pPr>
-        <w:ind w:left="0"/>
-      </w:pPr>
-      <w:r>
-        <w:rPr>
-          <w:rFonts w:hint="eastAsia"/>
-        </w:rPr>
-        <w:t>5</w:t>
-      </w:r>
-      <w:r>
-        <w:rPr>
-          <w:rFonts w:hint="eastAsia"/>
-        </w:rPr>
-        <w:t>）多次</w:t>
-      </w:r>
-      <w:r>
-        <w:rPr>
-          <w:rFonts w:hint="eastAsia"/>
-        </w:rPr>
-        <w:t>seek</w:t>
-      </w:r>
-      <w:r>
-        <w:rPr>
-          <w:rFonts w:hint="eastAsia"/>
-        </w:rPr>
-        <w:t xml:space="preserve"> write</w:t>
-      </w:r>
-      <w:r>
-        <w:rPr>
-          <w:rFonts w:hint="eastAsia"/>
-        </w:rPr>
-        <w:t>时</w:t>
-      </w:r>
-      <w:proofErr w:type="spellStart"/>
-      <w:r>
-        <w:rPr>
-          <w:rFonts w:hint="eastAsia"/>
-        </w:rPr>
-        <w:t>LobWindow</w:t>
-      </w:r>
-      <w:proofErr w:type="spellEnd"/>
-      <w:r>
-        <w:rPr>
-          <w:rFonts w:hint="eastAsia"/>
-        </w:rPr>
-        <w:t>的处理</w:t>
-      </w:r>
-    </w:p>
-    <w:p>
-      <w:pPr>
-        <w:ind w:left="0"/>
-      </w:pPr>
-      <w:r>
-        <w:rPr>
-          <w:rFonts w:hint="eastAsia"/>
-        </w:rPr>
-        <w:t>只有数据连续时才合并</w:t>
-      </w:r>
-      <w:r>
-        <w:rPr>
-          <w:rFonts w:hint="eastAsia"/>
-        </w:rPr>
-        <w:t>数据并缓存到</w:t>
-      </w:r>
-      <w:proofErr w:type="spellStart"/>
-      <w:r>
-        <w:rPr>
-          <w:rFonts w:hint="eastAsia"/>
-        </w:rPr>
-        <w:t>LobWindow</w:t>
-      </w:r>
-      <w:proofErr w:type="spellEnd"/>
-      <w:r>
-        <w:rPr>
-          <w:rFonts w:hint="eastAsia"/>
-        </w:rPr>
-        <w:t>；不连续的数据之间不合并，</w:t>
-      </w:r>
-      <w:r>
-        <w:rPr>
-          <w:rFonts w:hint="eastAsia"/>
-        </w:rPr>
-        <w:t>将</w:t>
-      </w:r>
-      <w:r>
-        <w:rPr>
-          <w:rFonts w:hint="eastAsia"/>
-        </w:rPr>
-        <w:t>之前</w:t>
-      </w:r>
-      <w:r>
-        <w:rPr>
-          <w:rFonts w:hint="eastAsia"/>
-        </w:rPr>
-        <w:t>缓存的数据</w:t>
-      </w:r>
-      <w:r>
-        <w:rPr>
-          <w:rFonts w:hint="eastAsia"/>
-        </w:rPr>
-        <w:t>发送到</w:t>
-      </w:r>
-      <w:r>
-        <w:rPr>
-          <w:rFonts w:hint="eastAsia"/>
-        </w:rPr>
-        <w:t>数据节点</w:t>
-      </w:r>
-      <w:r>
-        <w:rPr>
-          <w:rFonts w:hint="eastAsia"/>
-        </w:rPr>
-        <w:t>再继续</w:t>
-      </w:r>
-      <w:r>
-        <w:rPr>
-          <w:rFonts w:hint="eastAsia"/>
-        </w:rPr>
-        <w:t>write</w:t>
-      </w:r>
-      <w:r>
-        <w:rPr>
-          <w:rFonts w:hint="eastAsia"/>
-        </w:rPr>
-        <w:t>。</w:t>
-      </w:r>
-    </w:p>
-    <w:p>
-      <w:pPr>
-        <w:ind w:left="0"/>
-      </w:pPr>
-    </w:p>
-    <w:p>
-      <w:pPr>
-        <w:ind w:left="0"/>
-      </w:pPr>
-      <w:r>
-        <w:rPr>
-          <w:rFonts w:hint="eastAsia"/>
-        </w:rPr>
-        <w:t>6</w:t>
-      </w:r>
-      <w:r>
-        <w:rPr>
-          <w:rFonts w:hint="eastAsia"/>
-        </w:rPr>
-        <w:t>）</w:t>
-      </w:r>
-      <w:r>
-        <w:rPr>
-          <w:rFonts w:hint="eastAsia"/>
-        </w:rPr>
-        <w:t>LOB</w:t>
-      </w:r>
-      <w:r>
-        <w:rPr>
-          <w:rFonts w:hint="eastAsia"/>
-        </w:rPr>
-        <w:t>的</w:t>
-      </w:r>
-      <w:r>
-        <w:rPr>
-          <w:rFonts w:hint="eastAsia"/>
-        </w:rPr>
-        <w:t>日志</w:t>
-      </w:r>
-      <w:r>
-        <w:rPr>
-          <w:rFonts w:hint="eastAsia"/>
-        </w:rPr>
-        <w:t>记录</w:t>
-      </w:r>
-    </w:p>
-    <w:p>
-      <w:pPr>
-        <w:ind w:left="0"/>
-      </w:pPr>
-      <w:r>
-        <w:rPr>
-          <w:rFonts w:hint="eastAsia"/>
-        </w:rPr>
-        <w:t>DPS</w:t>
-      </w:r>
-      <w:r>
-        <w:rPr>
-          <w:rFonts w:hint="eastAsia"/>
-        </w:rPr>
-        <w:t>日志</w:t>
-      </w:r>
-      <w:r>
-        <w:rPr>
-          <w:rFonts w:hint="eastAsia"/>
-        </w:rPr>
-        <w:t>中</w:t>
-      </w:r>
-      <w:r>
-        <w:rPr>
-          <w:rFonts w:hint="eastAsia"/>
-        </w:rPr>
-        <w:t>LOB</w:t>
-      </w:r>
-      <w:r>
-        <w:rPr>
-          <w:rFonts w:hint="eastAsia"/>
-        </w:rPr>
-        <w:t>记录</w:t>
-      </w:r>
-      <w:r>
-        <w:rPr>
-          <w:rFonts w:hint="eastAsia"/>
-        </w:rPr>
-        <w:t>只有</w:t>
-      </w:r>
-      <w:r>
-        <w:rPr>
-          <w:rFonts w:hint="eastAsia"/>
-        </w:rPr>
-        <w:t>sequence</w:t>
-      </w:r>
-      <w:r>
-        <w:rPr>
-          <w:rFonts w:hint="eastAsia"/>
-        </w:rPr>
-        <w:t>编号和</w:t>
-      </w:r>
-      <w:r>
-        <w:rPr>
-          <w:rFonts w:hint="eastAsia"/>
-        </w:rPr>
-        <w:t>sequence</w:t>
-      </w:r>
-      <w:r>
-        <w:rPr>
-          <w:rFonts w:hint="eastAsia"/>
-        </w:rPr>
-        <w:t>内偏移</w:t>
-      </w:r>
-      <w:r>
-        <w:rPr>
-          <w:rFonts w:hint="eastAsia"/>
-        </w:rPr>
-        <w:t>，没有</w:t>
-      </w:r>
-      <w:proofErr w:type="spellStart"/>
-      <w:r>
-        <w:rPr>
-          <w:rFonts w:hint="eastAsia"/>
-        </w:rPr>
-        <w:t>LobPageSize</w:t>
-      </w:r>
-      <w:proofErr w:type="spellEnd"/>
-      <w:r>
-        <w:rPr>
-          <w:rFonts w:hint="eastAsia"/>
-        </w:rPr>
-        <w:t>也不能确定数据</w:t>
-      </w:r>
-      <w:r>
-        <w:rPr>
-          <w:rFonts w:hint="eastAsia"/>
-        </w:rPr>
-        <w:t>相对整个</w:t>
-      </w:r>
-      <w:r>
-        <w:rPr>
-          <w:rFonts w:hint="eastAsia"/>
-        </w:rPr>
-        <w:t>LOB</w:t>
-      </w:r>
-      <w:r>
-        <w:rPr>
-          <w:rFonts w:hint="eastAsia"/>
-        </w:rPr>
-        <w:t>的偏移。</w:t>
-      </w:r>
-      <w:commentRangeStart w:id="11"/>
-      <w:r>
-        <w:rPr>
-          <w:rFonts w:hint="eastAsia"/>
-        </w:rPr>
-        <w:t>需要增加</w:t>
-      </w:r>
-      <w:r>
-        <w:rPr>
-          <w:rFonts w:hint="eastAsia"/>
-        </w:rPr>
-        <w:t>相对</w:t>
-      </w:r>
-      <w:r>
-        <w:rPr>
-          <w:rFonts w:hint="eastAsia"/>
-        </w:rPr>
-        <w:t>LOB</w:t>
-      </w:r>
-      <w:r>
-        <w:rPr>
-          <w:rFonts w:hint="eastAsia"/>
-        </w:rPr>
-        <w:t>对象的偏移量</w:t>
-      </w:r>
-      <w:commentRangeEnd w:id="11"/>
-      <w:r>
-        <w:rPr>
-          <w:rStyle w:val="CommentReference"/>
-        </w:rPr>
-        <w:commentReference w:id="11"/>
-      </w:r>
-      <w:r>
-        <w:rPr>
-          <w:rFonts w:hint="eastAsia"/>
-        </w:rPr>
-        <w:t>，方便</w:t>
-      </w:r>
-      <w:proofErr w:type="spellStart"/>
-      <w:r>
-        <w:rPr>
-          <w:rFonts w:hint="eastAsia"/>
-        </w:rPr>
-        <w:t>sdbreplay</w:t>
-      </w:r>
-      <w:proofErr w:type="spellEnd"/>
-      <w:r>
-        <w:rPr>
-          <w:rFonts w:hint="eastAsia"/>
-        </w:rPr>
-        <w:t>等外部工具。</w:t>
-      </w:r>
-    </w:p>
-    <w:p>
-      <w:pPr>
-        <w:ind w:left="0"/>
-      </w:pPr>
-    </w:p>
-    <w:p>
-      <w:pPr>
-        <w:ind w:left="0"/>
-      </w:pPr>
-      <w:r>
-        <w:rPr>
-          <w:rFonts w:hint="eastAsia"/>
-        </w:rPr>
-        <w:t>7</w:t>
-      </w:r>
-      <w:r>
-        <w:rPr>
-          <w:rFonts w:hint="eastAsia"/>
-        </w:rPr>
-        <w:t>）</w:t>
-      </w:r>
-      <w:r>
-        <w:rPr>
-          <w:rFonts w:hint="eastAsia"/>
-        </w:rPr>
-        <w:t>版本</w:t>
-      </w:r>
-      <w:r>
-        <w:rPr>
-          <w:rFonts w:hint="eastAsia"/>
-        </w:rPr>
-        <w:t>兼容性</w:t>
-      </w:r>
-    </w:p>
-    <w:p>
-      <w:pPr>
-        <w:ind w:left="0"/>
-      </w:pPr>
-      <w:r>
-        <w:rPr>
-          <w:rFonts w:hint="eastAsia"/>
-        </w:rPr>
-        <w:t>保持接口和消息的</w:t>
-      </w:r>
-      <w:r>
-        <w:rPr>
-          <w:rFonts w:hint="eastAsia"/>
-        </w:rPr>
-        <w:t>兼容性，</w:t>
-      </w:r>
-      <w:r>
-        <w:rPr>
-          <w:rFonts w:hint="eastAsia"/>
-        </w:rPr>
-        <w:t>基于</w:t>
-      </w:r>
-      <w:r>
-        <w:rPr>
-          <w:rFonts w:hint="eastAsia"/>
-        </w:rPr>
-        <w:t>旧版</w:t>
-      </w:r>
-      <w:r>
-        <w:rPr>
-          <w:rFonts w:hint="eastAsia"/>
-        </w:rPr>
-        <w:t>本</w:t>
-      </w:r>
-      <w:r>
-        <w:rPr>
-          <w:rFonts w:hint="eastAsia"/>
-        </w:rPr>
-        <w:t>驱动</w:t>
-      </w:r>
-      <w:r>
-        <w:rPr>
-          <w:rFonts w:hint="eastAsia"/>
-        </w:rPr>
-        <w:t>开发的</w:t>
-      </w:r>
-      <w:r>
-        <w:rPr>
-          <w:rFonts w:hint="eastAsia"/>
-        </w:rPr>
-        <w:t>LOB</w:t>
-      </w:r>
-      <w:r>
-        <w:rPr>
-          <w:rFonts w:hint="eastAsia"/>
-        </w:rPr>
-        <w:t>应用可以直接运行</w:t>
-      </w:r>
-      <w:r>
-        <w:rPr>
-          <w:rFonts w:hint="eastAsia"/>
-        </w:rPr>
-        <w:t>。</w:t>
-      </w:r>
-    </w:p>
-    <w:p>
-      <w:pPr>
-        <w:ind w:left="0"/>
-      </w:pPr>
-      <w:r>
-        <w:rPr>
-          <w:rFonts w:hint="eastAsia"/>
-        </w:rPr>
-        <w:t>旧版本的接口打开和创建</w:t>
-      </w:r>
-      <w:r>
-        <w:rPr>
-          <w:rFonts w:hint="eastAsia"/>
-        </w:rPr>
-        <w:t>LOB</w:t>
-      </w:r>
-      <w:r>
-        <w:rPr>
-          <w:rFonts w:hint="eastAsia"/>
-        </w:rPr>
-        <w:t>对象时</w:t>
-      </w:r>
-      <w:r>
-        <w:rPr>
-          <w:rFonts w:hint="eastAsia"/>
-        </w:rPr>
-        <w:t>相当于使用了以下模式：</w:t>
-      </w:r>
-    </w:p>
-    <w:p>
-      <w:pPr>
-        <w:ind w:left="0"/>
-      </w:pPr>
-      <w:proofErr w:type="spellStart"/>
-      <w:proofErr w:type="gramStart"/>
-      <w:r>
-        <w:rPr>
-          <w:rFonts w:hint="eastAsia"/>
-        </w:rPr>
-        <w:t>openLob</w:t>
-      </w:r>
-      <w:proofErr w:type="spellEnd"/>
-      <w:r>
-        <w:rPr>
-          <w:rFonts w:hint="eastAsia"/>
-        </w:rPr>
-        <w:t>(</w:t>
-      </w:r>
-      <w:proofErr w:type="gramEnd"/>
-      <w:r>
-        <w:rPr>
-          <w:rFonts w:hint="eastAsia"/>
-        </w:rPr>
-        <w:t>)</w:t>
-      </w:r>
-      <w:r>
-        <w:rPr>
-          <w:rFonts w:hint="eastAsia"/>
-        </w:rPr>
-        <w:t>:READ</w:t>
-      </w:r>
-      <w:r>
-        <w:rPr>
-          <w:rFonts w:hint="eastAsia"/>
-        </w:rPr>
-        <w:t xml:space="preserve"> = </w:t>
-      </w:r>
-      <w:r>
-        <w:rPr>
-          <w:rFonts w:hint="eastAsia"/>
-        </w:rPr>
-        <w:t>OPEN | READ</w:t>
-      </w:r>
-      <w:r>
-        <w:rPr>
-          <w:rFonts w:hint="eastAsia"/>
-        </w:rPr>
-        <w:t xml:space="preserve"> | SHARED</w:t>
-      </w:r>
-    </w:p>
-    <w:p>
-      <w:pPr>
-        <w:ind w:left="0"/>
-      </w:pPr>
-      <w:proofErr w:type="spellStart"/>
-      <w:proofErr w:type="gramStart"/>
-      <w:r>
-        <w:rPr>
-          <w:rFonts w:hint="eastAsia"/>
-        </w:rPr>
-        <w:t>createLob</w:t>
-      </w:r>
-      <w:proofErr w:type="spellEnd"/>
-      <w:r>
-        <w:rPr>
-          <w:rFonts w:hint="eastAsia"/>
-        </w:rPr>
-        <w:t>(</w:t>
-      </w:r>
-      <w:proofErr w:type="gramEnd"/>
-      <w:r>
-        <w:rPr>
-          <w:rFonts w:hint="eastAsia"/>
-        </w:rPr>
-        <w:t>)</w:t>
-      </w:r>
-      <w:r>
-        <w:rPr>
-          <w:rFonts w:hint="eastAsia"/>
-        </w:rPr>
-        <w:t>:</w:t>
-      </w:r>
-      <w:r>
-        <w:rPr>
-          <w:rFonts w:hint="eastAsia"/>
-        </w:rPr>
-        <w:t>CREATEONLY</w:t>
-      </w:r>
-      <w:r>
-        <w:rPr>
-          <w:rFonts w:hint="eastAsia"/>
-          <w:color w:val="4F81BD" w:themeColor="accent1"/>
-        </w:rPr>
-        <w:t xml:space="preserve"> </w:t>
-      </w:r>
-      <w:r>
-        <w:rPr>
-          <w:rFonts w:hint="eastAsia"/>
-        </w:rPr>
-        <w:t xml:space="preserve">= </w:t>
-      </w:r>
-      <w:r>
-        <w:rPr>
-          <w:rFonts w:hint="eastAsia"/>
-        </w:rPr>
-        <w:t>CREATEONLY</w:t>
-      </w:r>
-      <w:r>
-        <w:rPr>
-          <w:rFonts w:hint="eastAsia"/>
-          <w:color w:val="4F81BD" w:themeColor="accent1"/>
-        </w:rPr>
-        <w:t xml:space="preserve"> </w:t>
-      </w:r>
-      <w:r>
-        <w:rPr>
-          <w:rFonts w:hint="eastAsia"/>
-        </w:rPr>
-        <w:t xml:space="preserve">| </w:t>
-      </w:r>
-      <w:r>
-        <w:rPr>
-          <w:rFonts w:hint="eastAsia"/>
-        </w:rPr>
-        <w:t>WRITE | EXCLUSIVE</w:t>
-      </w:r>
+    </w:p>
+    <w:p>
+      <w:pPr>
+        <w:ind w:left="0"/>
+      </w:pPr>
+    </w:p>
+    <w:p>
+      <w:pPr>
+        <w:ind w:left="0"/>
+      </w:pPr>
+    </w:p>
+    <w:p>
+      <w:pPr>
+        <w:ind w:left="0"/>
+      </w:pPr>
+    </w:p>
+    <w:p>
+      <w:pPr>
+        <w:ind w:left="0"/>
+      </w:pPr>
+    </w:p>
+    <w:p>
+      <w:pPr>
+        <w:ind w:left="0"/>
+      </w:pPr>
+    </w:p>
+    <w:p>
+      <w:pPr>
+        <w:ind w:left="0"/>
+      </w:pPr>
+    </w:p>
+    <w:p>
+      <w:pPr>
+        <w:ind w:left="0"/>
+      </w:pPr>
+    </w:p>
+    <w:p>
+      <w:pPr>
+        <w:ind w:left="0"/>
+      </w:pPr>
     </w:p>
     <w:p>
       <w:pPr>
@@ -5711,9 +4650,9 @@
             <o:lock v:ext="edit" aspectratio="t"/>
           </v:shapetype>
           <v:shape id="_x0000_i1025" type="#_x0000_t75" style="width:307.65pt;height:628.85pt" o:ole="">
-            <v:imagedata r:id="rId6" o:title=""/>
+            <v:imagedata r:id="rId5" o:title=""/>
           </v:shape>
-          <o:OLEObject Type="Embed" ProgID="Visio.Drawing.11" ShapeID="_x0000_i1025" DrawAspect="Content" ObjectID="_1565013307" r:id="rId7"/>
+          <o:OLEObject Type="Embed" ProgID="Visio.Drawing.11" ShapeID="_x0000_i1025" DrawAspect="Content" ObjectID="_1565078225" r:id="rId6"/>
         </w:object>
       </w:r>
     </w:p>
@@ -5766,9 +4705,9 @@
       <w:r>
         <w:object w:dxaOrig="7426" w:dyaOrig="7538">
           <v:shape id="_x0000_i1026" type="#_x0000_t75" style="width:371.2pt;height:376.85pt" o:ole="">
-            <v:imagedata r:id="rId8" o:title=""/>
+            <v:imagedata r:id="rId7" o:title=""/>
           </v:shape>
-          <o:OLEObject Type="Embed" ProgID="Visio.Drawing.11" ShapeID="_x0000_i1026" DrawAspect="Content" ObjectID="_1565013308" r:id="rId9"/>
+          <o:OLEObject Type="Embed" ProgID="Visio.Drawing.11" ShapeID="_x0000_i1026" DrawAspect="Content" ObjectID="_1565078226" r:id="rId8"/>
         </w:object>
       </w:r>
     </w:p>
@@ -5903,27 +4842,41 @@
         </w:rPr>
         <w:t>需要清空</w:t>
       </w:r>
-      <w:commentRangeStart w:id="12"/>
-      <w:proofErr w:type="spellStart"/>
       <w:r>
         <w:rPr>
           <w:rFonts w:hint="eastAsia"/>
         </w:rPr>
         <w:t>LobWindow</w:t>
       </w:r>
-      <w:commentRangeEnd w:id="12"/>
-      <w:proofErr w:type="spellEnd"/>
-      <w:r>
-        <w:rPr>
-          <w:rStyle w:val="CommentReference"/>
-        </w:rPr>
-        <w:commentReference w:id="12"/>
-      </w:r>
       <w:r>
         <w:rPr>
           <w:rFonts w:hint="eastAsia"/>
         </w:rPr>
         <w:t>。</w:t>
+      </w:r>
+      <w:r>
+        <w:rPr>
+          <w:rFonts w:hint="eastAsia"/>
+        </w:rPr>
+        <w:t>write</w:t>
+      </w:r>
+      <w:r>
+        <w:rPr>
+          <w:rFonts w:hint="eastAsia"/>
+        </w:rPr>
+        <w:t>时按一定长度（比如每</w:t>
+      </w:r>
+      <w:r>
+        <w:rPr>
+          <w:rFonts w:hint="eastAsia"/>
+        </w:rPr>
+        <w:t>16MB</w:t>
+      </w:r>
+      <w:r>
+        <w:rPr>
+          <w:rFonts w:hint="eastAsia"/>
+        </w:rPr>
+        <w:t>）更新元数据。</w:t>
       </w:r>
     </w:p>
     <w:p>
@@ -5934,9 +4887,9 @@
       <w:r>
         <w:object w:dxaOrig="9693" w:dyaOrig="14059">
           <v:shape id="_x0000_i1027" type="#_x0000_t75" style="width:419.85pt;height:608.75pt" o:ole="">
-            <v:imagedata r:id="rId10" o:title=""/>
+            <v:imagedata r:id="rId9" o:title=""/>
           </v:shape>
-          <o:OLEObject Type="Embed" ProgID="Visio.Drawing.11" ShapeID="_x0000_i1027" DrawAspect="Content" ObjectID="_1565013309" r:id="rId11"/>
+          <o:OLEObject Type="Embed" ProgID="Visio.Drawing.11" ShapeID="_x0000_i1027" DrawAspect="Content" ObjectID="_1565078227" r:id="rId10"/>
         </w:object>
       </w:r>
     </w:p>
@@ -5958,7 +4911,6 @@
         <w:rPr>
           <w:rFonts w:hint="eastAsia"/>
         </w:rPr>
-        <w:lastRenderedPageBreak/>
         <w:t>4</w:t>
       </w:r>
       <w:r>
@@ -5988,14 +4940,7 @@
         <w:rPr>
           <w:rFonts w:hint="eastAsia"/>
         </w:rPr>
-        <w:t>，</w:t>
-      </w:r>
-      <w:commentRangeStart w:id="13"/>
-      <w:r>
-        <w:rPr>
-          <w:rFonts w:hint="eastAsia"/>
-        </w:rPr>
-        <w:t>除了未找到切片时要根据</w:t>
+        <w:t>，除了未找到切片时要根据</w:t>
       </w:r>
       <w:r>
         <w:rPr>
@@ -6015,19 +4960,30 @@
         </w:rPr>
         <w:t>空切片</w:t>
       </w:r>
-      <w:commentRangeEnd w:id="13"/>
-      <w:r>
-        <w:rPr>
-          <w:rStyle w:val="CommentReference"/>
-        </w:rPr>
-        <w:commentReference w:id="13"/>
-      </w:r>
       <w:r>
         <w:rPr>
           <w:rFonts w:hint="eastAsia"/>
         </w:rPr>
         <w:t>。</w:t>
       </w:r>
+      <w:r>
+        <w:rPr>
+          <w:rFonts w:hint="eastAsia"/>
+        </w:rPr>
+        <w:t>空切片可以在协调节点</w:t>
+      </w:r>
+      <w:r>
+        <w:rPr>
+          <w:rFonts w:hint="eastAsia"/>
+        </w:rPr>
+        <w:t>进行</w:t>
+      </w:r>
+      <w:r>
+        <w:rPr>
+          <w:rFonts w:hint="eastAsia"/>
+        </w:rPr>
+        <w:t>判断。</w:t>
+      </w:r>
     </w:p>
     <w:p>
       <w:pPr>
@@ -6036,17 +4992,12 @@
       </w:pPr>
       <w:r>
         <w:object w:dxaOrig="7537" w:dyaOrig="15759">
-          <v:shape id="_x0000_i1028" type="#_x0000_t75" style="width:305.75pt;height:639.1pt" o:ole="">
-            <v:imagedata r:id="rId12" o:title=""/>
+          <v:shape id="_x0000_i1028" type="#_x0000_t75" style="width:296.4pt;height:619.5pt" o:ole="">
+            <v:imagedata r:id="rId11" o:title=""/>
           </v:shape>
-          <o:OLEObject Type="Embed" ProgID="Visio.Drawing.11" ShapeID="_x0000_i1028" DrawAspect="Content" ObjectID="_1565013310" r:id="rId13"/>
+          <o:OLEObject Type="Embed" ProgID="Visio.Drawing.11" ShapeID="_x0000_i1028" DrawAspect="Content" ObjectID="_1565078228" r:id="rId12"/>
         </w:object>
       </w:r>
-    </w:p>
-    <w:p>
-      <w:pPr>
-        <w:ind w:left="0"/>
-      </w:pPr>
     </w:p>
     <w:p>
       <w:pPr>
@@ -6193,93 +5144,26 @@
     <w:p>
       <w:pPr>
         <w:ind w:left="0"/>
-      </w:pPr>
-      <w:r>
-        <w:rPr>
-          <w:rFonts w:hint="eastAsia"/>
-        </w:rPr>
-        <w:t>并发写的场景，</w:t>
-      </w:r>
-      <w:r>
-        <w:rPr>
-          <w:rFonts w:hint="eastAsia"/>
-        </w:rPr>
-        <w:t>在</w:t>
-      </w:r>
-      <w:r>
-        <w:rPr>
-          <w:rFonts w:hint="eastAsia"/>
-        </w:rPr>
-        <w:t>第一个</w:t>
-      </w:r>
-      <w:r>
-        <w:rPr>
-          <w:rFonts w:hint="eastAsia"/>
-        </w:rPr>
-        <w:t>context</w:t>
-      </w:r>
-      <w:r>
-        <w:rPr>
-          <w:rFonts w:hint="eastAsia"/>
-        </w:rPr>
-        <w:t>关闭时，将</w:t>
-      </w:r>
-      <w:r>
-        <w:rPr>
-          <w:rFonts w:hint="eastAsia"/>
-        </w:rPr>
-        <w:t>LOB</w:t>
-      </w:r>
-      <w:r>
-        <w:rPr>
-          <w:rFonts w:hint="eastAsia"/>
-        </w:rPr>
-        <w:t>对象的状态置为</w:t>
-      </w:r>
-      <w:r>
-        <w:rPr>
-          <w:rFonts w:hint="eastAsia"/>
-        </w:rPr>
-        <w:t>COMPLETE</w:t>
-      </w:r>
-      <w:r>
-        <w:rPr>
-          <w:rFonts w:hint="eastAsia"/>
-        </w:rPr>
-        <w:t>，并更新</w:t>
-      </w:r>
-      <w:r>
-        <w:rPr>
-          <w:rFonts w:hint="eastAsia"/>
-        </w:rPr>
-        <w:t>切片区间</w:t>
-      </w:r>
-      <w:r>
-        <w:rPr>
-          <w:rFonts w:hint="eastAsia"/>
-        </w:rPr>
-        <w:t>信息</w:t>
-      </w:r>
-      <w:r>
-        <w:rPr>
-          <w:rFonts w:hint="eastAsia"/>
-        </w:rPr>
-        <w:t>。</w:t>
-      </w:r>
-    </w:p>
-    <w:p>
-      <w:pPr>
-        <w:ind w:left="0"/>
         <w:jc w:val="center"/>
       </w:pPr>
       <w:r>
         <w:object w:dxaOrig="9693" w:dyaOrig="14625">
           <v:shape id="_x0000_i1029" type="#_x0000_t75" style="width:387.6pt;height:584.9pt" o:ole="">
-            <v:imagedata r:id="rId14" o:title=""/>
+            <v:imagedata r:id="rId13" o:title=""/>
           </v:shape>
-          <o:OLEObject Type="Embed" ProgID="Visio.Drawing.11" ShapeID="_x0000_i1029" DrawAspect="Content" ObjectID="_1565013311" r:id="rId15"/>
+          <o:OLEObject Type="Embed" ProgID="Visio.Drawing.11" ShapeID="_x0000_i1029" DrawAspect="Content" ObjectID="_1565078229" r:id="rId14"/>
         </w:object>
       </w:r>
+    </w:p>
+    <w:p>
+      <w:pPr>
+        <w:ind w:left="0"/>
+      </w:pPr>
+    </w:p>
+    <w:p>
+      <w:pPr>
+        <w:ind w:left="0"/>
+      </w:pPr>
     </w:p>
     <w:p>
       <w:pPr>
@@ -6324,7 +5208,31 @@
         <w:rPr>
           <w:rFonts w:hint="eastAsia"/>
         </w:rPr>
+        <w:t>时会锁住</w:t>
+      </w:r>
+      <w:r>
+        <w:rPr>
+          <w:rFonts w:hint="eastAsia"/>
+        </w:rPr>
+        <w:t>LOB</w:t>
+      </w:r>
+      <w:r>
+        <w:rPr>
+          <w:rFonts w:hint="eastAsia"/>
+        </w:rPr>
+        <w:t>对象，使其不能做其它操作，其余</w:t>
+      </w:r>
+      <w:r>
+        <w:rPr>
+          <w:rFonts w:hint="eastAsia"/>
+        </w:rPr>
         <w:t>流程基本不变</w:t>
+      </w:r>
+      <w:r>
+        <w:rPr>
+          <w:rFonts w:hint="eastAsia"/>
+        </w:rPr>
+        <w:t>，</w:t>
       </w:r>
       <w:r>
         <w:rPr>
@@ -6341,9 +5249,9 @@
       <w:r>
         <w:object w:dxaOrig="9693" w:dyaOrig="12783">
           <v:shape id="_x0000_i1030" type="#_x0000_t75" style="width:419.85pt;height:553.55pt" o:ole="">
-            <v:imagedata r:id="rId16" o:title=""/>
+            <v:imagedata r:id="rId15" o:title=""/>
           </v:shape>
-          <o:OLEObject Type="Embed" ProgID="Visio.Drawing.11" ShapeID="_x0000_i1030" DrawAspect="Content" ObjectID="_1565013312" r:id="rId17"/>
+          <o:OLEObject Type="Embed" ProgID="Visio.Drawing.11" ShapeID="_x0000_i1030" DrawAspect="Content" ObjectID="_1565078230" r:id="rId16"/>
         </w:object>
       </w:r>
     </w:p>
@@ -6411,7 +5319,6 @@
                 <w:szCs w:val="18"/>
               </w:rPr>
             </w:pPr>
-            <w:proofErr w:type="spellStart"/>
             <w:r>
               <w:rPr>
                 <w:rFonts w:hint="eastAsia"/>
@@ -6420,7 +5327,6 @@
               </w:rPr>
               <w:t>汇总信息</w:t>
             </w:r>
-            <w:proofErr w:type="spellEnd"/>
           </w:p>
         </w:tc>
       </w:tr>
@@ -6439,23 +5345,13 @@
                 <w:szCs w:val="18"/>
               </w:rPr>
             </w:pPr>
-            <w:proofErr w:type="spellStart"/>
             <w:r>
               <w:rPr>
                 <w:rFonts w:hint="eastAsia"/>
                 <w:sz w:val="18"/>
                 <w:szCs w:val="18"/>
               </w:rPr>
-              <w:t>总工作量（KLOC</w:t>
-            </w:r>
-            <w:proofErr w:type="spellEnd"/>
-            <w:r>
-              <w:rPr>
-                <w:rFonts w:hint="eastAsia"/>
-                <w:sz w:val="18"/>
-                <w:szCs w:val="18"/>
-              </w:rPr>
-              <w:t>）</w:t>
+              <w:t>总工作量（KLOC）</w:t>
             </w:r>
           </w:p>
         </w:tc>
@@ -6504,23 +5400,13 @@
                 <w:szCs w:val="18"/>
               </w:rPr>
             </w:pPr>
-            <w:proofErr w:type="spellStart"/>
             <w:r>
               <w:rPr>
                 <w:rFonts w:hint="eastAsia"/>
                 <w:sz w:val="18"/>
                 <w:szCs w:val="18"/>
               </w:rPr>
-              <w:t>开发周期（人天</w:t>
-            </w:r>
-            <w:proofErr w:type="spellEnd"/>
-            <w:r>
-              <w:rPr>
-                <w:rFonts w:hint="eastAsia"/>
-                <w:sz w:val="18"/>
-                <w:szCs w:val="18"/>
-              </w:rPr>
-              <w:t>）</w:t>
+              <w:t>开发周期（人天）</w:t>
             </w:r>
           </w:p>
         </w:tc>
@@ -6563,7 +5449,6 @@
                 <w:szCs w:val="18"/>
               </w:rPr>
             </w:pPr>
-            <w:proofErr w:type="spellStart"/>
             <w:r>
               <w:rPr>
                 <w:rFonts w:hint="eastAsia"/>
@@ -6572,7 +5457,6 @@
               </w:rPr>
               <w:t>开始时间</w:t>
             </w:r>
-            <w:proofErr w:type="spellEnd"/>
           </w:p>
         </w:tc>
         <w:tc>
@@ -6612,7 +5496,6 @@
                 <w:szCs w:val="18"/>
               </w:rPr>
             </w:pPr>
-            <w:proofErr w:type="spellStart"/>
             <w:r>
               <w:rPr>
                 <w:rFonts w:hint="eastAsia"/>
@@ -6621,7 +5504,6 @@
               </w:rPr>
               <w:t>结束时间</w:t>
             </w:r>
-            <w:proofErr w:type="spellEnd"/>
           </w:p>
         </w:tc>
         <w:tc>
@@ -6664,7 +5546,6 @@
                 <w:szCs w:val="18"/>
               </w:rPr>
             </w:pPr>
-            <w:proofErr w:type="spellStart"/>
             <w:r>
               <w:rPr>
                 <w:rFonts w:hint="eastAsia"/>
@@ -6673,7 +5554,6 @@
               </w:rPr>
               <w:t>周计划</w:t>
             </w:r>
-            <w:proofErr w:type="spellEnd"/>
           </w:p>
         </w:tc>
       </w:tr>
@@ -6692,23 +5572,13 @@
                 <w:szCs w:val="18"/>
               </w:rPr>
             </w:pPr>
-            <w:proofErr w:type="spellStart"/>
             <w:r>
               <w:rPr>
                 <w:rFonts w:hint="eastAsia"/>
                 <w:sz w:val="18"/>
                 <w:szCs w:val="18"/>
               </w:rPr>
-              <w:t>时间（第X周</w:t>
-            </w:r>
-            <w:proofErr w:type="spellEnd"/>
-            <w:r>
-              <w:rPr>
-                <w:rFonts w:hint="eastAsia"/>
-                <w:sz w:val="18"/>
-                <w:szCs w:val="18"/>
-              </w:rPr>
-              <w:t>）</w:t>
+              <w:t>时间（第X周）</w:t>
             </w:r>
           </w:p>
         </w:tc>
@@ -6727,7 +5597,6 @@
                 <w:szCs w:val="18"/>
               </w:rPr>
             </w:pPr>
-            <w:proofErr w:type="spellStart"/>
             <w:r>
               <w:rPr>
                 <w:rFonts w:hint="eastAsia"/>
@@ -6736,7 +5605,6 @@
               </w:rPr>
               <w:t>计划</w:t>
             </w:r>
-            <w:proofErr w:type="spellEnd"/>
           </w:p>
         </w:tc>
         <w:tc>
@@ -6754,7 +5622,6 @@
                 <w:szCs w:val="18"/>
               </w:rPr>
             </w:pPr>
-            <w:proofErr w:type="spellStart"/>
             <w:r>
               <w:rPr>
                 <w:rFonts w:hint="eastAsia"/>
@@ -6763,7 +5630,6 @@
               </w:rPr>
               <w:t>完成情况</w:t>
             </w:r>
-            <w:proofErr w:type="spellEnd"/>
           </w:p>
         </w:tc>
       </w:tr>
@@ -6780,7 +5646,6 @@
                 <w:szCs w:val="18"/>
               </w:rPr>
             </w:pPr>
-            <w:proofErr w:type="spellStart"/>
             <w:r>
               <w:rPr>
                 <w:rFonts w:hint="eastAsia"/>
@@ -6789,7 +5654,6 @@
               </w:rPr>
               <w:t>第一周</w:t>
             </w:r>
-            <w:proofErr w:type="spellEnd"/>
           </w:p>
         </w:tc>
         <w:tc>
@@ -6881,7 +5745,6 @@
                 <w:szCs w:val="18"/>
               </w:rPr>
             </w:pPr>
-            <w:proofErr w:type="spellStart"/>
             <w:r>
               <w:rPr>
                 <w:rFonts w:hint="eastAsia"/>
@@ -6890,7 +5753,6 @@
               </w:rPr>
               <w:t>第二周</w:t>
             </w:r>
-            <w:proofErr w:type="spellEnd"/>
           </w:p>
         </w:tc>
         <w:tc>
@@ -7022,7 +5884,6 @@
                 <w:szCs w:val="18"/>
               </w:rPr>
             </w:pPr>
-            <w:proofErr w:type="spellStart"/>
             <w:r>
               <w:rPr>
                 <w:rFonts w:hint="eastAsia"/>
@@ -7031,7 +5892,6 @@
               </w:rPr>
               <w:t>第三周</w:t>
             </w:r>
-            <w:proofErr w:type="spellEnd"/>
           </w:p>
         </w:tc>
         <w:tc>
@@ -9208,373 +8068,6 @@
     </w:sectPr>
   </w:body>
 </w:document>
-</file>
-
-<file path=word/comments.xml><?xml version="1.0" encoding="utf-8"?>
-<w:comments xmlns:ve="http://schemas.openxmlformats.org/markup-compatibility/2006" xmlns:o="urn:schemas-microsoft-com:office:office" xmlns:r="http://schemas.openxmlformats.org/officeDocument/2006/relationships" xmlns:m="http://schemas.openxmlformats.org/officeDocument/2006/math" xmlns:v="urn:schemas-microsoft-com:vml" xmlns:wp="http://schemas.openxmlformats.org/drawingml/2006/wordprocessingDrawing" xmlns:w10="urn:schemas-microsoft-com:office:word" xmlns:w="http://schemas.openxmlformats.org/wordprocessingml/2006/main" xmlns:wne="http://schemas.microsoft.com/office/word/2006/wordml">
-  <w:comment w:id="0" w:author="liweichao" w:date="2017-08-23T13:34:00Z" w:initials="l">
-    <w:p>
-      <w:pPr>
-        <w:pStyle w:val="CommentText"/>
-      </w:pPr>
-      <w:r>
-        <w:rPr>
-          <w:rStyle w:val="CommentReference"/>
-        </w:rPr>
-        <w:annotationRef/>
-      </w:r>
-      <w:r>
-        <w:rPr>
-          <w:rFonts w:hint="eastAsia"/>
-        </w:rPr>
-        <w:t>不需要</w:t>
-      </w:r>
-    </w:p>
-  </w:comment>
-  <w:comment w:id="1" w:author="liweichao" w:date="2017-08-23T16:16:00Z" w:initials="l">
-    <w:p>
-      <w:pPr>
-        <w:pStyle w:val="CommentText"/>
-      </w:pPr>
-      <w:r>
-        <w:rPr>
-          <w:rStyle w:val="CommentReference"/>
-        </w:rPr>
-        <w:annotationRef/>
-      </w:r>
-      <w:r>
-        <w:rPr>
-          <w:rFonts w:hint="eastAsia"/>
-        </w:rPr>
-        <w:t>create</w:t>
-      </w:r>
-      <w:r>
-        <w:rPr>
-          <w:rFonts w:hint="eastAsia"/>
-        </w:rPr>
-        <w:t>时记录创建时间，</w:t>
-      </w:r>
-      <w:r>
-        <w:rPr>
-          <w:rFonts w:hint="eastAsia"/>
-        </w:rPr>
-        <w:t>close</w:t>
-      </w:r>
-      <w:r>
-        <w:rPr>
-          <w:rFonts w:hint="eastAsia"/>
-        </w:rPr>
-        <w:t>时记录更新时间</w:t>
-      </w:r>
-    </w:p>
-  </w:comment>
-  <w:comment w:id="2" w:author="liweichao" w:date="2017-08-23T14:32:00Z" w:initials="l">
-    <w:p>
-      <w:pPr>
-        <w:pStyle w:val="CommentText"/>
-      </w:pPr>
-      <w:r>
-        <w:rPr>
-          <w:rStyle w:val="CommentReference"/>
-        </w:rPr>
-        <w:annotationRef/>
-      </w:r>
-      <w:r>
-        <w:rPr>
-          <w:rFonts w:hint="eastAsia"/>
-        </w:rPr>
-        <w:t>不需要</w:t>
-      </w:r>
-    </w:p>
-  </w:comment>
-  <w:comment w:id="3" w:author="liweichao" w:date="2017-08-23T13:58:00Z" w:initials="l">
-    <w:p>
-      <w:pPr>
-        <w:pStyle w:val="CommentText"/>
-      </w:pPr>
-      <w:r>
-        <w:rPr>
-          <w:rStyle w:val="CommentReference"/>
-        </w:rPr>
-        <w:annotationRef/>
-      </w:r>
-      <w:r>
-        <w:rPr>
-          <w:rFonts w:hint="eastAsia"/>
-        </w:rPr>
-        <w:t>可以去掉</w:t>
-      </w:r>
-    </w:p>
-  </w:comment>
-  <w:comment w:id="4" w:author="liweichao" w:date="2017-08-23T14:29:00Z" w:initials="l">
-    <w:p>
-      <w:pPr>
-        <w:pStyle w:val="CommentText"/>
-      </w:pPr>
-      <w:r>
-        <w:rPr>
-          <w:rStyle w:val="CommentReference"/>
-        </w:rPr>
-        <w:annotationRef/>
-      </w:r>
-      <w:r>
-        <w:rPr>
-          <w:rFonts w:hint="eastAsia"/>
-        </w:rPr>
-        <w:t>排它操作</w:t>
-      </w:r>
-    </w:p>
-  </w:comment>
-  <w:comment w:id="5" w:author="liweichao" w:date="2017-08-23T14:29:00Z" w:initials="l">
-    <w:p>
-      <w:pPr>
-        <w:pStyle w:val="CommentText"/>
-      </w:pPr>
-      <w:r>
-        <w:rPr>
-          <w:rStyle w:val="CommentReference"/>
-        </w:rPr>
-        <w:annotationRef/>
-      </w:r>
-      <w:r>
-        <w:rPr>
-          <w:rFonts w:hint="eastAsia"/>
-        </w:rPr>
-        <w:t>不支持</w:t>
-      </w:r>
-    </w:p>
-  </w:comment>
-  <w:comment w:id="6" w:author="liweichao" w:date="2017-08-23T13:48:00Z" w:initials="l">
-    <w:p>
-      <w:pPr>
-        <w:pStyle w:val="CommentText"/>
-      </w:pPr>
-      <w:r>
-        <w:rPr>
-          <w:rStyle w:val="CommentReference"/>
-        </w:rPr>
-        <w:annotationRef/>
-      </w:r>
-      <w:proofErr w:type="spellStart"/>
-      <w:proofErr w:type="gramStart"/>
-      <w:r>
-        <w:rPr>
-          <w:rFonts w:hint="eastAsia"/>
-        </w:rPr>
-        <w:t>lockAndSeek</w:t>
-      </w:r>
-      <w:proofErr w:type="spellEnd"/>
-      <w:proofErr w:type="gramEnd"/>
-    </w:p>
-  </w:comment>
-  <w:comment w:id="7" w:author="liweichao" w:date="2017-08-23T14:41:00Z" w:initials="l">
-    <w:p>
-      <w:pPr>
-        <w:pStyle w:val="CommentText"/>
-      </w:pPr>
-      <w:r>
-        <w:rPr>
-          <w:rStyle w:val="CommentReference"/>
-        </w:rPr>
-        <w:annotationRef/>
-      </w:r>
-      <w:r>
-        <w:rPr>
-          <w:rFonts w:hint="eastAsia"/>
-        </w:rPr>
-        <w:t>放到上一层</w:t>
-      </w:r>
-    </w:p>
-  </w:comment>
-  <w:comment w:id="8" w:author="liweichao" w:date="2017-08-23T15:07:00Z" w:initials="l">
-    <w:p>
-      <w:pPr>
-        <w:pStyle w:val="CommentText"/>
-      </w:pPr>
-      <w:r>
-        <w:rPr>
-          <w:rStyle w:val="CommentReference"/>
-        </w:rPr>
-        <w:annotationRef/>
-      </w:r>
-      <w:r>
-        <w:rPr>
-          <w:rFonts w:hint="eastAsia"/>
-        </w:rPr>
-        <w:t>不用填充</w:t>
-      </w:r>
-    </w:p>
-  </w:comment>
-  <w:comment w:id="9" w:author="liweichao" w:date="2017-08-23T15:40:00Z" w:initials="l">
-    <w:p>
-      <w:pPr>
-        <w:pStyle w:val="CommentText"/>
-      </w:pPr>
-      <w:r>
-        <w:rPr>
-          <w:rStyle w:val="CommentReference"/>
-        </w:rPr>
-        <w:annotationRef/>
-      </w:r>
-      <w:r>
-        <w:rPr>
-          <w:rFonts w:hint="eastAsia"/>
-        </w:rPr>
-        <w:t>优先使用元数据页面</w:t>
-      </w:r>
-      <w:r>
-        <w:rPr>
-          <w:rFonts w:hint="eastAsia"/>
-        </w:rPr>
-        <w:t>，</w:t>
-      </w:r>
-      <w:r>
-        <w:rPr>
-          <w:rFonts w:hint="eastAsia"/>
-        </w:rPr>
-        <w:t>最大</w:t>
-      </w:r>
-      <w:r>
-        <w:rPr>
-          <w:rFonts w:hint="eastAsia"/>
-        </w:rPr>
-        <w:t>256bytes</w:t>
-      </w:r>
-    </w:p>
-  </w:comment>
-  <w:comment w:id="10" w:author="liweichao" w:date="2017-08-23T15:39:00Z" w:initials="l">
-    <w:p>
-      <w:pPr>
-        <w:pStyle w:val="CommentText"/>
-      </w:pPr>
-      <w:r>
-        <w:rPr>
-          <w:rStyle w:val="CommentReference"/>
-        </w:rPr>
-        <w:annotationRef/>
-      </w:r>
-      <w:r>
-        <w:rPr>
-          <w:rFonts w:hint="eastAsia"/>
-        </w:rPr>
-        <w:t>单独增加一个字段</w:t>
-      </w:r>
-    </w:p>
-  </w:comment>
-  <w:comment w:id="11" w:author="liweichao" w:date="2017-08-23T17:06:00Z" w:initials="l">
-    <w:p>
-      <w:pPr>
-        <w:pStyle w:val="CommentText"/>
-      </w:pPr>
-      <w:r>
-        <w:rPr>
-          <w:rStyle w:val="CommentReference"/>
-        </w:rPr>
-        <w:annotationRef/>
-      </w:r>
-      <w:r>
-        <w:rPr>
-          <w:rFonts w:hint="eastAsia"/>
-        </w:rPr>
-        <w:t>改为增加</w:t>
-      </w:r>
-      <w:proofErr w:type="spellStart"/>
-      <w:r>
-        <w:rPr>
-          <w:rFonts w:hint="eastAsia"/>
-        </w:rPr>
-        <w:t>LobPageSize</w:t>
-      </w:r>
-      <w:proofErr w:type="spellEnd"/>
-      <w:r>
-        <w:rPr>
-          <w:rStyle w:val="CommentReference"/>
-        </w:rPr>
-        <w:annotationRef/>
-      </w:r>
-    </w:p>
-  </w:comment>
-  <w:comment w:id="12" w:author="liweichao" w:date="2017-08-23T17:06:00Z" w:initials="l">
-    <w:p>
-      <w:pPr>
-        <w:pStyle w:val="CommentText"/>
-      </w:pPr>
-      <w:r>
-        <w:rPr>
-          <w:rStyle w:val="CommentReference"/>
-        </w:rPr>
-        <w:annotationRef/>
-      </w:r>
-      <w:r>
-        <w:rPr>
-          <w:rFonts w:hint="eastAsia"/>
-        </w:rPr>
-        <w:t>write</w:t>
-      </w:r>
-      <w:r>
-        <w:rPr>
-          <w:rFonts w:hint="eastAsia"/>
-        </w:rPr>
-        <w:t>时按一定长度</w:t>
-      </w:r>
-      <w:r>
-        <w:rPr>
-          <w:rFonts w:hint="eastAsia"/>
-        </w:rPr>
-        <w:t>（比如每</w:t>
-      </w:r>
-      <w:r>
-        <w:rPr>
-          <w:rFonts w:hint="eastAsia"/>
-        </w:rPr>
-        <w:t>16MB</w:t>
-      </w:r>
-      <w:r>
-        <w:rPr>
-          <w:rFonts w:hint="eastAsia"/>
-        </w:rPr>
-        <w:t>）</w:t>
-      </w:r>
-      <w:r>
-        <w:rPr>
-          <w:rFonts w:hint="eastAsia"/>
-        </w:rPr>
-        <w:t>更新元数据</w:t>
-      </w:r>
-    </w:p>
-  </w:comment>
-  <w:comment w:id="13" w:author="liweichao" w:date="2017-08-23T17:07:00Z" w:initials="l">
-    <w:p>
-      <w:pPr>
-        <w:pStyle w:val="CommentText"/>
-      </w:pPr>
-      <w:r>
-        <w:rPr>
-          <w:rStyle w:val="CommentReference"/>
-        </w:rPr>
-        <w:annotationRef/>
-      </w:r>
-      <w:r>
-        <w:rPr>
-          <w:rFonts w:hint="eastAsia"/>
-        </w:rPr>
-        <w:t>空切片</w:t>
-      </w:r>
-      <w:r>
-        <w:rPr>
-          <w:rFonts w:hint="eastAsia"/>
-        </w:rPr>
-        <w:t>可以</w:t>
-      </w:r>
-      <w:r>
-        <w:rPr>
-          <w:rFonts w:hint="eastAsia"/>
-        </w:rPr>
-        <w:t>直接在协调节点判断</w:t>
-      </w:r>
-    </w:p>
-  </w:comment>
-</w:comments>
 </file>
 
 <file path=word/numbering.xml><?xml version="1.0" encoding="utf-8"?>
@@ -13815,7 +12308,6 @@
     <w:basedOn w:val="Normal"/>
     <w:link w:val="CommentTextChar"/>
     <w:uiPriority w:val="99"/>
-    <w:semiHidden/>
     <w:unhideWhenUsed/>
     <w:rsid w:val="00457ECE"/>
     <w:pPr>
@@ -13827,7 +12319,6 @@
     <w:basedOn w:val="DefaultParagraphFont"/>
     <w:link w:val="CommentText"/>
     <w:uiPriority w:val="99"/>
-    <w:semiHidden/>
     <w:rsid w:val="00457ECE"/>
   </w:style>
   <w:style w:type="paragraph" w:styleId="CommentSubject">

--- a/internal_doc/03.开发设计/Story-LobRandomWrite.docx
+++ b/internal_doc/03.开发设计/Story-LobRandomWrite.docx
@@ -171,6 +171,12 @@
                 <w:rFonts w:eastAsiaTheme="minorEastAsia"/>
               </w:rPr>
             </w:pPr>
+            <w:r>
+              <w:rPr>
+                <w:rFonts w:eastAsiaTheme="minorEastAsia" w:hint="eastAsia"/>
+              </w:rPr>
+              <w:t>2017-8-25 Li Weichao</w:t>
+            </w:r>
           </w:p>
         </w:tc>
         <w:tc>
@@ -190,6 +196,12 @@
                 <w:rFonts w:eastAsiaTheme="minorEastAsia"/>
               </w:rPr>
             </w:pPr>
+            <w:r>
+              <w:rPr>
+                <w:rFonts w:eastAsiaTheme="minorEastAsia" w:hint="eastAsia"/>
+              </w:rPr>
+              <w:t>Update</w:t>
+            </w:r>
           </w:p>
         </w:tc>
       </w:tr>
@@ -209,7 +221,11 @@
         <w:t>编号和名称</w:t>
       </w:r>
     </w:p>
-    <w:p/>
+    <w:p>
+      <w:r>
+        <w:t>SEQUOIADBMAINSTREAM-2751</w:t>
+      </w:r>
+    </w:p>
     <w:p>
       <w:pPr>
         <w:pStyle w:val="Heading2"/>
@@ -2893,7 +2909,19 @@
         <w:rPr>
           <w:rFonts w:hint="eastAsia"/>
         </w:rPr>
-        <w:t>EXCLUSIVE</w:t>
+        <w:t>CREATEONLY</w:t>
+      </w:r>
+      <w:r>
+        <w:rPr>
+          <w:rFonts w:hint="eastAsia"/>
+        </w:rPr>
+        <w:t>和</w:t>
+      </w:r>
+      <w:r>
+        <w:rPr>
+          <w:rFonts w:hint="eastAsia"/>
+        </w:rPr>
+        <w:t>REMOVE</w:t>
       </w:r>
       <w:r>
         <w:rPr>
@@ -2945,18 +2973,6 @@
         <w:rPr>
           <w:rFonts w:hint="eastAsia"/>
         </w:rPr>
-        <w:t>SHARED</w:t>
-      </w:r>
-      <w:r>
-        <w:rPr>
-          <w:rFonts w:hint="eastAsia"/>
-        </w:rPr>
-        <w:t xml:space="preserve"> | </w:t>
-      </w:r>
-      <w:r>
-        <w:rPr>
-          <w:rFonts w:hint="eastAsia"/>
-        </w:rPr>
         <w:t>WRITE</w:t>
       </w:r>
       <w:r>
@@ -2997,30 +3013,6 @@
         <w:rPr>
           <w:rFonts w:hint="eastAsia"/>
         </w:rPr>
-        <w:t>SHAR</w:t>
-      </w:r>
-      <w:r>
-        <w:rPr>
-          <w:rFonts w:hint="eastAsia"/>
-        </w:rPr>
-        <w:t>E</w:t>
-      </w:r>
-      <w:r>
-        <w:rPr>
-          <w:rFonts w:hint="eastAsia"/>
-        </w:rPr>
-        <w:t>D</w:t>
-      </w:r>
-      <w:r>
-        <w:rPr>
-          <w:rFonts w:hint="eastAsia"/>
-        </w:rPr>
-        <w:t xml:space="preserve"> | </w:t>
-      </w:r>
-      <w:r>
-        <w:rPr>
-          <w:rFonts w:hint="eastAsia"/>
-        </w:rPr>
         <w:t>READ</w:t>
       </w:r>
       <w:r>
@@ -3740,6 +3732,7 @@
         <w:rPr>
           <w:rFonts w:hint="eastAsia"/>
         </w:rPr>
+        <w:lastRenderedPageBreak/>
         <w:t>在</w:t>
       </w:r>
       <w:r>
@@ -3972,23 +3965,6 @@
         <w:rPr>
           <w:rFonts w:hint="eastAsia"/>
         </w:rPr>
-        <w:t xml:space="preserve">INT32 </w:t>
-      </w:r>
-      <w:r>
-        <w:rPr>
-          <w:rFonts w:hint="eastAsia"/>
-        </w:rPr>
-        <w:t>num;</w:t>
-      </w:r>
-    </w:p>
-    <w:p>
-      <w:pPr>
-        <w:ind w:left="0" w:firstLine="405"/>
-      </w:pPr>
-      <w:r>
-        <w:rPr>
-          <w:rFonts w:hint="eastAsia"/>
-        </w:rPr>
         <w:t>LobPieceInfo lobPieces[1];</w:t>
       </w:r>
     </w:p>
@@ -4555,53 +4531,53 @@
         <w:rPr>
           <w:rFonts w:hint="eastAsia"/>
         </w:rPr>
+        <w:t xml:space="preserve">2. </w:t>
+      </w:r>
+      <w:r>
+        <w:rPr>
+          <w:rFonts w:hint="eastAsia"/>
+        </w:rPr>
+        <w:t>执行</w:t>
+      </w:r>
+      <w:r>
+        <w:rPr>
+          <w:rFonts w:hint="eastAsia"/>
+        </w:rPr>
+        <w:t>流程</w:t>
+      </w:r>
+    </w:p>
+    <w:p>
+      <w:pPr>
+        <w:ind w:left="0"/>
+      </w:pPr>
+      <w:r>
+        <w:rPr>
+          <w:rFonts w:hint="eastAsia"/>
+        </w:rPr>
+        <w:t>1</w:t>
+      </w:r>
+      <w:r>
+        <w:rPr>
+          <w:rFonts w:hint="eastAsia"/>
+        </w:rPr>
+        <w:t>）</w:t>
+      </w:r>
+      <w:r>
+        <w:rPr>
+          <w:rFonts w:hint="eastAsia"/>
+        </w:rPr>
+        <w:t>open</w:t>
+      </w:r>
+    </w:p>
+    <w:p>
+      <w:pPr>
+        <w:ind w:left="0"/>
+      </w:pPr>
+      <w:r>
+        <w:rPr>
+          <w:rFonts w:hint="eastAsia"/>
+        </w:rPr>
         <w:lastRenderedPageBreak/>
-        <w:t xml:space="preserve">2. </w:t>
-      </w:r>
-      <w:r>
-        <w:rPr>
-          <w:rFonts w:hint="eastAsia"/>
-        </w:rPr>
-        <w:t>执行</w:t>
-      </w:r>
-      <w:r>
-        <w:rPr>
-          <w:rFonts w:hint="eastAsia"/>
-        </w:rPr>
-        <w:t>流程</w:t>
-      </w:r>
-    </w:p>
-    <w:p>
-      <w:pPr>
-        <w:ind w:left="0"/>
-      </w:pPr>
-      <w:r>
-        <w:rPr>
-          <w:rFonts w:hint="eastAsia"/>
-        </w:rPr>
-        <w:t>1</w:t>
-      </w:r>
-      <w:r>
-        <w:rPr>
-          <w:rFonts w:hint="eastAsia"/>
-        </w:rPr>
-        <w:t>）</w:t>
-      </w:r>
-      <w:r>
-        <w:rPr>
-          <w:rFonts w:hint="eastAsia"/>
-        </w:rPr>
-        <w:t>open</w:t>
-      </w:r>
-    </w:p>
-    <w:p>
-      <w:pPr>
-        <w:ind w:left="0"/>
-      </w:pPr>
-      <w:r>
-        <w:rPr>
-          <w:rFonts w:hint="eastAsia"/>
-        </w:rPr>
         <w:t>在元数据切片</w:t>
       </w:r>
       <w:r>
@@ -4652,7 +4628,7 @@
           <v:shape id="_x0000_i1025" type="#_x0000_t75" style="width:307.65pt;height:628.85pt" o:ole="">
             <v:imagedata r:id="rId5" o:title=""/>
           </v:shape>
-          <o:OLEObject Type="Embed" ProgID="Visio.Drawing.11" ShapeID="_x0000_i1025" DrawAspect="Content" ObjectID="_1565078225" r:id="rId6"/>
+          <o:OLEObject Type="Embed" ProgID="Visio.Drawing.11" ShapeID="_x0000_i1025" DrawAspect="Content" ObjectID="_1565174559" r:id="rId6"/>
         </w:object>
       </w:r>
     </w:p>
@@ -4664,7 +4640,6 @@
         <w:rPr>
           <w:rFonts w:hint="eastAsia"/>
         </w:rPr>
-        <w:lastRenderedPageBreak/>
         <w:t>2</w:t>
       </w:r>
       <w:r>
@@ -4707,7 +4682,7 @@
           <v:shape id="_x0000_i1026" type="#_x0000_t75" style="width:371.2pt;height:376.85pt" o:ole="">
             <v:imagedata r:id="rId7" o:title=""/>
           </v:shape>
-          <o:OLEObject Type="Embed" ProgID="Visio.Drawing.11" ShapeID="_x0000_i1026" DrawAspect="Content" ObjectID="_1565078226" r:id="rId8"/>
+          <o:OLEObject Type="Embed" ProgID="Visio.Drawing.11" ShapeID="_x0000_i1026" DrawAspect="Content" ObjectID="_1565174560" r:id="rId8"/>
         </w:object>
       </w:r>
     </w:p>
@@ -4804,79 +4779,85 @@
         <w:rPr>
           <w:rFonts w:hint="eastAsia"/>
         </w:rPr>
+        <w:t>3</w:t>
+      </w:r>
+      <w:r>
+        <w:rPr>
+          <w:rFonts w:hint="eastAsia"/>
+        </w:rPr>
+        <w:t>）</w:t>
+      </w:r>
+      <w:r>
+        <w:rPr>
+          <w:rFonts w:hint="eastAsia"/>
+        </w:rPr>
+        <w:t>write</w:t>
+      </w:r>
+    </w:p>
+    <w:p>
+      <w:pPr>
+        <w:ind w:left="0"/>
+      </w:pPr>
+      <w:r>
+        <w:rPr>
+          <w:rFonts w:hint="eastAsia"/>
+        </w:rPr>
+        <w:t>并发写需要先加锁，</w:t>
+      </w:r>
+      <w:r>
+        <w:rPr>
+          <w:rFonts w:hint="eastAsia"/>
+        </w:rPr>
+        <w:t>seek write</w:t>
+      </w:r>
+      <w:r>
+        <w:rPr>
+          <w:rFonts w:hint="eastAsia"/>
+        </w:rPr>
+        <w:t>需要清空</w:t>
+      </w:r>
+      <w:r>
+        <w:rPr>
+          <w:rFonts w:hint="eastAsia"/>
+        </w:rPr>
+        <w:t>LobWindow</w:t>
+      </w:r>
+      <w:r>
+        <w:rPr>
+          <w:rFonts w:hint="eastAsia"/>
+        </w:rPr>
+        <w:t>。</w:t>
+      </w:r>
+      <w:r>
+        <w:rPr>
+          <w:rFonts w:hint="eastAsia"/>
+        </w:rPr>
+        <w:t>write</w:t>
+      </w:r>
+      <w:r>
+        <w:rPr>
+          <w:rFonts w:hint="eastAsia"/>
+        </w:rPr>
+        <w:t>时按一定长度（比如每</w:t>
+      </w:r>
+      <w:r>
+        <w:rPr>
+          <w:rFonts w:hint="eastAsia"/>
+        </w:rPr>
+        <w:t>16MB</w:t>
+      </w:r>
+      <w:r>
+        <w:rPr>
+          <w:rFonts w:hint="eastAsia"/>
+        </w:rPr>
+        <w:t>）</w:t>
+      </w:r>
+      <w:r>
+        <w:rPr>
+          <w:rFonts w:hint="eastAsia"/>
+        </w:rPr>
         <w:lastRenderedPageBreak/>
-        <w:t>3</w:t>
-      </w:r>
-      <w:r>
-        <w:rPr>
-          <w:rFonts w:hint="eastAsia"/>
-        </w:rPr>
-        <w:t>）</w:t>
-      </w:r>
-      <w:r>
-        <w:rPr>
-          <w:rFonts w:hint="eastAsia"/>
-        </w:rPr>
-        <w:t>write</w:t>
-      </w:r>
-    </w:p>
-    <w:p>
-      <w:pPr>
-        <w:ind w:left="0"/>
-      </w:pPr>
-      <w:r>
-        <w:rPr>
-          <w:rFonts w:hint="eastAsia"/>
-        </w:rPr>
-        <w:t>并发写需要先加锁，</w:t>
-      </w:r>
-      <w:r>
-        <w:rPr>
-          <w:rFonts w:hint="eastAsia"/>
-        </w:rPr>
-        <w:t>seek write</w:t>
-      </w:r>
-      <w:r>
-        <w:rPr>
-          <w:rFonts w:hint="eastAsia"/>
-        </w:rPr>
-        <w:t>需要清空</w:t>
-      </w:r>
-      <w:r>
-        <w:rPr>
-          <w:rFonts w:hint="eastAsia"/>
-        </w:rPr>
-        <w:t>LobWindow</w:t>
-      </w:r>
-      <w:r>
-        <w:rPr>
-          <w:rFonts w:hint="eastAsia"/>
-        </w:rPr>
-        <w:t>。</w:t>
-      </w:r>
-      <w:r>
-        <w:rPr>
-          <w:rFonts w:hint="eastAsia"/>
-        </w:rPr>
-        <w:t>write</w:t>
-      </w:r>
-      <w:r>
-        <w:rPr>
-          <w:rFonts w:hint="eastAsia"/>
-        </w:rPr>
-        <w:t>时按一定长度（比如每</w:t>
-      </w:r>
-      <w:r>
-        <w:rPr>
-          <w:rFonts w:hint="eastAsia"/>
-        </w:rPr>
-        <w:t>16MB</w:t>
-      </w:r>
-      <w:r>
-        <w:rPr>
-          <w:rFonts w:hint="eastAsia"/>
-        </w:rPr>
-        <w:t>）更新元数据。</w:t>
+        <w:t>更新元数据。</w:t>
       </w:r>
     </w:p>
     <w:p>
@@ -4889,7 +4870,7 @@
           <v:shape id="_x0000_i1027" type="#_x0000_t75" style="width:419.85pt;height:608.75pt" o:ole="">
             <v:imagedata r:id="rId9" o:title=""/>
           </v:shape>
-          <o:OLEObject Type="Embed" ProgID="Visio.Drawing.11" ShapeID="_x0000_i1027" DrawAspect="Content" ObjectID="_1565078227" r:id="rId10"/>
+          <o:OLEObject Type="Embed" ProgID="Visio.Drawing.11" ShapeID="_x0000_i1027" DrawAspect="Content" ObjectID="_1565174561" r:id="rId10"/>
         </w:object>
       </w:r>
     </w:p>
@@ -4934,6 +4915,7 @@
         <w:rPr>
           <w:rFonts w:hint="eastAsia"/>
         </w:rPr>
+        <w:lastRenderedPageBreak/>
         <w:t>流程基本不变</w:t>
       </w:r>
       <w:r>
@@ -4995,7 +4977,7 @@
           <v:shape id="_x0000_i1028" type="#_x0000_t75" style="width:296.4pt;height:619.5pt" o:ole="">
             <v:imagedata r:id="rId11" o:title=""/>
           </v:shape>
-          <o:OLEObject Type="Embed" ProgID="Visio.Drawing.11" ShapeID="_x0000_i1028" DrawAspect="Content" ObjectID="_1565078228" r:id="rId12"/>
+          <o:OLEObject Type="Embed" ProgID="Visio.Drawing.11" ShapeID="_x0000_i1028" DrawAspect="Content" ObjectID="_1565174562" r:id="rId12"/>
         </w:object>
       </w:r>
     </w:p>
@@ -5007,89 +4989,89 @@
         <w:rPr>
           <w:rFonts w:hint="eastAsia"/>
         </w:rPr>
+        <w:t>5</w:t>
+      </w:r>
+      <w:r>
+        <w:rPr>
+          <w:rFonts w:hint="eastAsia"/>
+        </w:rPr>
+        <w:t>）</w:t>
+      </w:r>
+      <w:r>
+        <w:rPr>
+          <w:rFonts w:hint="eastAsia"/>
+        </w:rPr>
+        <w:t>close</w:t>
+      </w:r>
+    </w:p>
+    <w:p>
+      <w:pPr>
+        <w:ind w:left="0"/>
+      </w:pPr>
+      <w:r>
+        <w:rPr>
+          <w:rFonts w:hint="eastAsia"/>
+        </w:rPr>
+        <w:t>除了并发写时</w:t>
+      </w:r>
+      <w:r>
+        <w:rPr>
+          <w:rFonts w:hint="eastAsia"/>
+        </w:rPr>
+        <w:t>对</w:t>
+      </w:r>
+      <w:r>
+        <w:rPr>
+          <w:rFonts w:hint="eastAsia"/>
+        </w:rPr>
+        <w:t>LOB</w:t>
+      </w:r>
+      <w:r>
+        <w:rPr>
+          <w:rFonts w:hint="eastAsia"/>
+        </w:rPr>
+        <w:t>状态的处理</w:t>
+      </w:r>
+      <w:r>
+        <w:rPr>
+          <w:rFonts w:hint="eastAsia"/>
+        </w:rPr>
+        <w:t>和</w:t>
+      </w:r>
+      <w:r>
+        <w:rPr>
+          <w:rFonts w:hint="eastAsia"/>
+        </w:rPr>
+        <w:t>LOB</w:t>
+      </w:r>
+      <w:r>
+        <w:rPr>
+          <w:rFonts w:hint="eastAsia"/>
+        </w:rPr>
+        <w:t>访问权限的管理</w:t>
+      </w:r>
+      <w:r>
+        <w:rPr>
+          <w:rFonts w:hint="eastAsia"/>
+        </w:rPr>
+        <w:t>，流程基本不变</w:t>
+      </w:r>
+      <w:r>
+        <w:rPr>
+          <w:rFonts w:hint="eastAsia"/>
+        </w:rPr>
+        <w:t>。</w:t>
+      </w:r>
+    </w:p>
+    <w:p>
+      <w:pPr>
+        <w:ind w:left="0"/>
+      </w:pPr>
+      <w:r>
+        <w:rPr>
+          <w:rFonts w:hint="eastAsia"/>
+        </w:rPr>
         <w:lastRenderedPageBreak/>
-        <w:t>5</w:t>
-      </w:r>
-      <w:r>
-        <w:rPr>
-          <w:rFonts w:hint="eastAsia"/>
-        </w:rPr>
-        <w:t>）</w:t>
-      </w:r>
-      <w:r>
-        <w:rPr>
-          <w:rFonts w:hint="eastAsia"/>
-        </w:rPr>
-        <w:t>close</w:t>
-      </w:r>
-    </w:p>
-    <w:p>
-      <w:pPr>
-        <w:ind w:left="0"/>
-      </w:pPr>
-      <w:r>
-        <w:rPr>
-          <w:rFonts w:hint="eastAsia"/>
-        </w:rPr>
-        <w:t>除了并发写时</w:t>
-      </w:r>
-      <w:r>
-        <w:rPr>
-          <w:rFonts w:hint="eastAsia"/>
-        </w:rPr>
-        <w:t>对</w:t>
-      </w:r>
-      <w:r>
-        <w:rPr>
-          <w:rFonts w:hint="eastAsia"/>
-        </w:rPr>
-        <w:t>LOB</w:t>
-      </w:r>
-      <w:r>
-        <w:rPr>
-          <w:rFonts w:hint="eastAsia"/>
-        </w:rPr>
-        <w:t>状态的处理</w:t>
-      </w:r>
-      <w:r>
-        <w:rPr>
-          <w:rFonts w:hint="eastAsia"/>
-        </w:rPr>
-        <w:t>和</w:t>
-      </w:r>
-      <w:r>
-        <w:rPr>
-          <w:rFonts w:hint="eastAsia"/>
-        </w:rPr>
-        <w:t>LOB</w:t>
-      </w:r>
-      <w:r>
-        <w:rPr>
-          <w:rFonts w:hint="eastAsia"/>
-        </w:rPr>
-        <w:t>访问权限的管理</w:t>
-      </w:r>
-      <w:r>
-        <w:rPr>
-          <w:rFonts w:hint="eastAsia"/>
-        </w:rPr>
-        <w:t>，流程基本不变</w:t>
-      </w:r>
-      <w:r>
-        <w:rPr>
-          <w:rFonts w:hint="eastAsia"/>
-        </w:rPr>
-        <w:t>。</w:t>
-      </w:r>
-    </w:p>
-    <w:p>
-      <w:pPr>
-        <w:ind w:left="0"/>
-      </w:pPr>
-      <w:r>
-        <w:rPr>
-          <w:rFonts w:hint="eastAsia"/>
-        </w:rPr>
         <w:t>关闭</w:t>
       </w:r>
       <w:r>
@@ -5151,7 +5133,7 @@
           <v:shape id="_x0000_i1029" type="#_x0000_t75" style="width:387.6pt;height:584.9pt" o:ole="">
             <v:imagedata r:id="rId13" o:title=""/>
           </v:shape>
-          <o:OLEObject Type="Embed" ProgID="Visio.Drawing.11" ShapeID="_x0000_i1029" DrawAspect="Content" ObjectID="_1565078229" r:id="rId14"/>
+          <o:OLEObject Type="Embed" ProgID="Visio.Drawing.11" ShapeID="_x0000_i1029" DrawAspect="Content" ObjectID="_1565174563" r:id="rId14"/>
         </w:object>
       </w:r>
     </w:p>
@@ -5178,7 +5160,6 @@
         <w:rPr>
           <w:rFonts w:hint="eastAsia"/>
         </w:rPr>
-        <w:lastRenderedPageBreak/>
         <w:t>6</w:t>
       </w:r>
       <w:r>
@@ -5251,7 +5232,7 @@
           <v:shape id="_x0000_i1030" type="#_x0000_t75" style="width:419.85pt;height:553.55pt" o:ole="">
             <v:imagedata r:id="rId15" o:title=""/>
           </v:shape>
-          <o:OLEObject Type="Embed" ProgID="Visio.Drawing.11" ShapeID="_x0000_i1030" DrawAspect="Content" ObjectID="_1565078230" r:id="rId16"/>
+          <o:OLEObject Type="Embed" ProgID="Visio.Drawing.11" ShapeID="_x0000_i1030" DrawAspect="Content" ObjectID="_1565174564" r:id="rId16"/>
         </w:object>
       </w:r>
     </w:p>
@@ -5284,7 +5265,6 @@
         <w:rPr>
           <w:rFonts w:hint="eastAsia"/>
         </w:rPr>
-        <w:lastRenderedPageBreak/>
         <w:t>进度评估跟踪</w:t>
       </w:r>
     </w:p>
@@ -5351,6 +5331,7 @@
                 <w:sz w:val="18"/>
                 <w:szCs w:val="18"/>
               </w:rPr>
+              <w:lastRenderedPageBreak/>
               <w:t>总工作量（KLOC）</w:t>
             </w:r>
           </w:p>
@@ -7448,7 +7429,6 @@
                 <w:rFonts w:eastAsiaTheme="minorEastAsia" w:hint="eastAsia"/>
                 <w:szCs w:val="21"/>
               </w:rPr>
-              <w:lastRenderedPageBreak/>
               <w:t>3</w:t>
             </w:r>
             <w:r>
@@ -7496,7 +7476,6 @@
                 <w:rFonts w:eastAsiaTheme="minorEastAsia" w:hint="eastAsia"/>
                 <w:szCs w:val="21"/>
               </w:rPr>
-              <w:lastRenderedPageBreak/>
               <w:t>LOB</w:t>
             </w:r>
             <w:r>
@@ -7520,6 +7499,7 @@
         <w:pStyle w:val="Heading2"/>
       </w:pPr>
       <w:r>
+        <w:lastRenderedPageBreak/>
         <w:t>Checklist</w:t>
       </w:r>
     </w:p>
@@ -11291,6 +11271,119 @@
     </w:lvl>
   </w:abstractNum>
   <w:abstractNum w:abstractNumId="33">
+    <w:nsid w:val="792722EC"/>
+    <w:multiLevelType w:val="multilevel"/>
+    <w:tmpl w:val="FE92CE92"/>
+    <w:lvl w:ilvl="0">
+      <w:start w:val="1"/>
+      <w:numFmt w:val="decimal"/>
+      <w:lvlText w:val="%1."/>
+      <w:lvlJc w:val="left"/>
+      <w:pPr>
+        <w:tabs>
+          <w:tab w:val="num" w:pos="720"/>
+        </w:tabs>
+        <w:ind w:left="720" w:hanging="360"/>
+      </w:pPr>
+    </w:lvl>
+    <w:lvl w:ilvl="1" w:tentative="1">
+      <w:start w:val="1"/>
+      <w:numFmt w:val="decimal"/>
+      <w:lvlText w:val="%2."/>
+      <w:lvlJc w:val="left"/>
+      <w:pPr>
+        <w:tabs>
+          <w:tab w:val="num" w:pos="1440"/>
+        </w:tabs>
+        <w:ind w:left="1440" w:hanging="360"/>
+      </w:pPr>
+    </w:lvl>
+    <w:lvl w:ilvl="2" w:tentative="1">
+      <w:start w:val="1"/>
+      <w:numFmt w:val="decimal"/>
+      <w:lvlText w:val="%3."/>
+      <w:lvlJc w:val="left"/>
+      <w:pPr>
+        <w:tabs>
+          <w:tab w:val="num" w:pos="2160"/>
+        </w:tabs>
+        <w:ind w:left="2160" w:hanging="360"/>
+      </w:pPr>
+    </w:lvl>
+    <w:lvl w:ilvl="3" w:tentative="1">
+      <w:start w:val="1"/>
+      <w:numFmt w:val="decimal"/>
+      <w:lvlText w:val="%4."/>
+      <w:lvlJc w:val="left"/>
+      <w:pPr>
+        <w:tabs>
+          <w:tab w:val="num" w:pos="2880"/>
+        </w:tabs>
+        <w:ind w:left="2880" w:hanging="360"/>
+      </w:pPr>
+    </w:lvl>
+    <w:lvl w:ilvl="4" w:tentative="1">
+      <w:start w:val="1"/>
+      <w:numFmt w:val="decimal"/>
+      <w:lvlText w:val="%5."/>
+      <w:lvlJc w:val="left"/>
+      <w:pPr>
+        <w:tabs>
+          <w:tab w:val="num" w:pos="3600"/>
+        </w:tabs>
+        <w:ind w:left="3600" w:hanging="360"/>
+      </w:pPr>
+    </w:lvl>
+    <w:lvl w:ilvl="5" w:tentative="1">
+      <w:start w:val="1"/>
+      <w:numFmt w:val="decimal"/>
+      <w:lvlText w:val="%6."/>
+      <w:lvlJc w:val="left"/>
+      <w:pPr>
+        <w:tabs>
+          <w:tab w:val="num" w:pos="4320"/>
+        </w:tabs>
+        <w:ind w:left="4320" w:hanging="360"/>
+      </w:pPr>
+    </w:lvl>
+    <w:lvl w:ilvl="6" w:tentative="1">
+      <w:start w:val="1"/>
+      <w:numFmt w:val="decimal"/>
+      <w:lvlText w:val="%7."/>
+      <w:lvlJc w:val="left"/>
+      <w:pPr>
+        <w:tabs>
+          <w:tab w:val="num" w:pos="5040"/>
+        </w:tabs>
+        <w:ind w:left="5040" w:hanging="360"/>
+      </w:pPr>
+    </w:lvl>
+    <w:lvl w:ilvl="7" w:tentative="1">
+      <w:start w:val="1"/>
+      <w:numFmt w:val="decimal"/>
+      <w:lvlText w:val="%8."/>
+      <w:lvlJc w:val="left"/>
+      <w:pPr>
+        <w:tabs>
+          <w:tab w:val="num" w:pos="5760"/>
+        </w:tabs>
+        <w:ind w:left="5760" w:hanging="360"/>
+      </w:pPr>
+    </w:lvl>
+    <w:lvl w:ilvl="8" w:tentative="1">
+      <w:start w:val="1"/>
+      <w:numFmt w:val="decimal"/>
+      <w:lvlText w:val="%9."/>
+      <w:lvlJc w:val="left"/>
+      <w:pPr>
+        <w:tabs>
+          <w:tab w:val="num" w:pos="6480"/>
+        </w:tabs>
+        <w:ind w:left="6480" w:hanging="360"/>
+      </w:pPr>
+    </w:lvl>
+  </w:abstractNum>
+  <w:abstractNum w:abstractNumId="34">
     <w:nsid w:val="7B140A86"/>
     <w:multiLevelType w:val="hybridMultilevel"/>
     <w:tmpl w:val="C908D8F8"/>
@@ -11637,7 +11730,7 @@
     </w:lvlOverride>
   </w:num>
   <w:num w:numId="9">
-    <w:abstractNumId w:val="33"/>
+    <w:abstractNumId w:val="34"/>
     <w:lvlOverride w:ilvl="0">
       <w:startOverride w:val="1"/>
     </w:lvlOverride>
@@ -11839,6 +11932,9 @@
   </w:num>
   <w:num w:numId="40">
     <w:abstractNumId w:val="24"/>
+  </w:num>
+  <w:num w:numId="41">
+    <w:abstractNumId w:val="33"/>
   </w:num>
 </w:numbering>
 </file>
@@ -12372,6 +12468,17 @@
       <w:szCs w:val="18"/>
     </w:rPr>
   </w:style>
+  <w:style w:type="character" w:styleId="Hyperlink">
+    <w:name w:val="Hyperlink"/>
+    <w:basedOn w:val="DefaultParagraphFont"/>
+    <w:uiPriority w:val="99"/>
+    <w:unhideWhenUsed/>
+    <w:rsid w:val="00C55E2A"/>
+    <w:rPr>
+      <w:color w:val="0000FF"/>
+      <w:u w:val="single"/>
+    </w:rPr>
+  </w:style>
 </w:styles>
 </file>
 
